--- a/Training/Week2/Day2/Docx/07_JS_Day2_Week2_Hands_on_HarishBabuKaveri.docx
+++ b/Training/Week2/Day2/Docx/07_JS_Day2_Week2_Hands_on_HarishBabuKaveri.docx
@@ -4,12 +4,14 @@
   <w:body>
     <w:p>
       <w:pPr>
+        <w:ind w:firstLine="720"/>
         <w:jc w:val="center"/>
         <w:rPr>
           <w:b/>
           <w:bCs/>
         </w:rPr>
       </w:pPr>
+      <w:proofErr w:type="spellStart"/>
       <w:r>
         <w:rPr>
           <w:b/>
@@ -29,14 +31,29 @@
           <w:b/>
           <w:bCs/>
         </w:rPr>
-        <w:t xml:space="preserve">Day – </w:t>
-      </w:r>
-      <w:r>
-        <w:rPr>
-          <w:b/>
-          <w:bCs/>
-        </w:rPr>
-        <w:t>1_Week2</w:t>
+        <w:t>Day</w:t>
+      </w:r>
+      <w:proofErr w:type="spellEnd"/>
+      <w:r>
+        <w:rPr>
+          <w:b/>
+          <w:bCs/>
+        </w:rPr>
+        <w:t xml:space="preserve"> – </w:t>
+      </w:r>
+      <w:r>
+        <w:rPr>
+          <w:b/>
+          <w:bCs/>
+        </w:rPr>
+        <w:t>2</w:t>
+      </w:r>
+      <w:r>
+        <w:rPr>
+          <w:b/>
+          <w:bCs/>
+        </w:rPr>
+        <w:t>_Week2</w:t>
       </w:r>
       <w:r>
         <w:rPr>
@@ -103,37 +120,39 @@
     <w:p>
       <w:pPr>
         <w:rPr>
-          <w:sz w:val="24"/>
-          <w:szCs w:val="24"/>
-        </w:rPr>
-      </w:pPr>
-      <w:r>
-        <w:rPr>
+          <w:b/>
+          <w:bCs/>
+          <w:sz w:val="24"/>
+          <w:szCs w:val="24"/>
+        </w:rPr>
+      </w:pPr>
+      <w:r>
+        <w:rPr>
+          <w:b/>
+          <w:bCs/>
           <w:sz w:val="24"/>
           <w:szCs w:val="24"/>
         </w:rPr>
         <w:t>Problem Statement:</w:t>
       </w:r>
-    </w:p>
-    <w:p>
-      <w:pPr>
-        <w:rPr>
-          <w:b/>
-          <w:bCs/>
-          <w:sz w:val="24"/>
-          <w:szCs w:val="24"/>
-          <w:lang w:val="en-IN"/>
-        </w:rPr>
-      </w:pPr>
-      <w:r>
-        <w:rPr>
-          <w:b/>
-          <w:bCs/>
-          <w:sz w:val="24"/>
-          <w:szCs w:val="24"/>
-          <w:lang w:val="en-IN"/>
-        </w:rPr>
-        <w:t>Personal Notes Saver using LocalStorage (</w:t>
+      <w:r>
+        <w:rPr>
+          <w:b/>
+          <w:bCs/>
+          <w:sz w:val="24"/>
+          <w:szCs w:val="24"/>
+        </w:rPr>
+        <w:t xml:space="preserve"> </w:t>
+      </w:r>
+      <w:r>
+        <w:rPr>
+          <w:b/>
+          <w:bCs/>
+          <w:sz w:val="24"/>
+          <w:szCs w:val="24"/>
+          <w:lang w:val="en-IN"/>
+        </w:rPr>
+        <w:t>Student Marks Analyzer (</w:t>
       </w:r>
       <w:proofErr w:type="gramStart"/>
       <w:r>
@@ -144,7 +163,7 @@
           <w:szCs w:val="24"/>
           <w:lang w:val="en-IN"/>
         </w:rPr>
-        <w:t>Level-1</w:t>
+        <w:t>LEVEL-1</w:t>
       </w:r>
       <w:proofErr w:type="gramEnd"/>
       <w:r>
@@ -165,7 +184,6 @@
           <w:bCs/>
           <w:sz w:val="24"/>
           <w:szCs w:val="24"/>
-          <w:lang w:val="en-IN"/>
         </w:rPr>
       </w:pPr>
       <w:r>
@@ -184,20 +202,61 @@
           <w:bCs/>
           <w:sz w:val="24"/>
           <w:szCs w:val="24"/>
-          <w:lang w:val="en-IN"/>
-        </w:rPr>
-        <w:br/>
-        <w:t>You are building a simple web page where users can write daily notes and save them in their browser without using a server.</w:t>
-      </w:r>
-    </w:p>
-    <w:p>
-      <w:pPr>
-        <w:rPr>
-          <w:b/>
-          <w:bCs/>
-          <w:sz w:val="24"/>
-          <w:szCs w:val="24"/>
-          <w:lang w:val="en-IN"/>
+        </w:rPr>
+        <w:t>:</w:t>
+      </w:r>
+    </w:p>
+    <w:p>
+      <w:pPr>
+        <w:rPr>
+          <w:sz w:val="24"/>
+          <w:szCs w:val="24"/>
+          <w:lang w:val="en-IN"/>
+        </w:rPr>
+      </w:pPr>
+      <w:r>
+        <w:rPr>
+          <w:sz w:val="24"/>
+          <w:szCs w:val="24"/>
+          <w:lang w:val="en-IN"/>
+        </w:rPr>
+        <w:t xml:space="preserve">You are developing a small utility for a teacher to </w:t>
+      </w:r>
+      <w:proofErr w:type="spellStart"/>
+      <w:r>
+        <w:rPr>
+          <w:sz w:val="24"/>
+          <w:szCs w:val="24"/>
+          <w:lang w:val="en-IN"/>
+        </w:rPr>
+        <w:t>analyze</w:t>
+      </w:r>
+      <w:proofErr w:type="spellEnd"/>
+      <w:r>
+        <w:rPr>
+          <w:sz w:val="24"/>
+          <w:szCs w:val="24"/>
+          <w:lang w:val="en-IN"/>
+        </w:rPr>
+        <w:t xml:space="preserve"> student marks stored in an array.</w:t>
+      </w:r>
+    </w:p>
+    <w:p>
+      <w:pPr>
+        <w:rPr>
+          <w:sz w:val="24"/>
+          <w:szCs w:val="24"/>
+          <w:lang w:val="en-IN"/>
+        </w:rPr>
+      </w:pPr>
+    </w:p>
+    <w:p>
+      <w:pPr>
+        <w:rPr>
+          <w:b/>
+          <w:bCs/>
+          <w:sz w:val="24"/>
+          <w:szCs w:val="24"/>
         </w:rPr>
       </w:pPr>
       <w:r>
@@ -207,7 +266,6 @@
           <w:bCs/>
           <w:sz w:val="24"/>
           <w:szCs w:val="24"/>
-          <w:lang w:val="en-IN"/>
         </w:rPr>
         <w:t>📌</w:t>
       </w:r>
@@ -217,199 +275,152 @@
           <w:bCs/>
           <w:sz w:val="24"/>
           <w:szCs w:val="24"/>
-          <w:lang w:val="en-IN"/>
         </w:rPr>
         <w:t xml:space="preserve"> Requirements</w:t>
       </w:r>
     </w:p>
     <w:p>
       <w:pPr>
-        <w:numPr>
-          <w:ilvl w:val="0"/>
-          <w:numId w:val="42"/>
-        </w:numPr>
-        <w:rPr>
-          <w:b/>
-          <w:bCs/>
-          <w:sz w:val="24"/>
-          <w:szCs w:val="24"/>
-          <w:lang w:val="en-IN"/>
-        </w:rPr>
-      </w:pPr>
-      <w:r>
-        <w:rPr>
-          <w:b/>
-          <w:bCs/>
-          <w:sz w:val="24"/>
-          <w:szCs w:val="24"/>
-          <w:lang w:val="en-IN"/>
-        </w:rPr>
-        <w:t>A textarea for writing notes.</w:t>
-      </w:r>
-    </w:p>
-    <w:p>
-      <w:pPr>
-        <w:numPr>
-          <w:ilvl w:val="0"/>
-          <w:numId w:val="42"/>
-        </w:numPr>
-        <w:rPr>
-          <w:b/>
-          <w:bCs/>
-          <w:sz w:val="24"/>
-          <w:szCs w:val="24"/>
-          <w:lang w:val="en-IN"/>
-        </w:rPr>
-      </w:pPr>
-      <w:r>
-        <w:rPr>
-          <w:b/>
-          <w:bCs/>
-          <w:sz w:val="24"/>
-          <w:szCs w:val="24"/>
-          <w:lang w:val="en-IN"/>
-        </w:rPr>
-        <w:t>A Save button (using onclick).</w:t>
-      </w:r>
-    </w:p>
-    <w:p>
-      <w:pPr>
-        <w:numPr>
-          <w:ilvl w:val="0"/>
-          <w:numId w:val="42"/>
-        </w:numPr>
-        <w:rPr>
-          <w:b/>
-          <w:bCs/>
-          <w:sz w:val="24"/>
-          <w:szCs w:val="24"/>
-          <w:lang w:val="en-IN"/>
-        </w:rPr>
-      </w:pPr>
-      <w:r>
-        <w:rPr>
-          <w:b/>
-          <w:bCs/>
-          <w:sz w:val="24"/>
-          <w:szCs w:val="24"/>
-          <w:lang w:val="en-IN"/>
-        </w:rPr>
-        <w:t>A Clear button.</w:t>
-      </w:r>
-    </w:p>
-    <w:p>
-      <w:pPr>
-        <w:numPr>
-          <w:ilvl w:val="0"/>
-          <w:numId w:val="42"/>
-        </w:numPr>
-        <w:rPr>
-          <w:b/>
-          <w:bCs/>
-          <w:sz w:val="24"/>
-          <w:szCs w:val="24"/>
-          <w:lang w:val="en-IN"/>
-        </w:rPr>
-      </w:pPr>
-      <w:r>
-        <w:rPr>
-          <w:b/>
-          <w:bCs/>
-          <w:sz w:val="24"/>
-          <w:szCs w:val="24"/>
-          <w:lang w:val="en-IN"/>
-        </w:rPr>
-        <w:t>Notes must:</w:t>
-      </w:r>
-    </w:p>
-    <w:p>
-      <w:pPr>
-        <w:ind w:left="720" w:firstLine="720"/>
-        <w:rPr>
-          <w:b/>
-          <w:bCs/>
-          <w:sz w:val="24"/>
-          <w:szCs w:val="24"/>
-          <w:lang w:val="en-IN"/>
-        </w:rPr>
-      </w:pPr>
-      <w:r>
-        <w:rPr>
-          <w:b/>
-          <w:bCs/>
-          <w:sz w:val="24"/>
-          <w:szCs w:val="24"/>
-          <w:lang w:val="en-IN"/>
-        </w:rPr>
-        <w:t>Be stored in localStorage</w:t>
-      </w:r>
-    </w:p>
-    <w:p>
-      <w:pPr>
-        <w:ind w:left="720" w:firstLine="720"/>
-        <w:rPr>
-          <w:b/>
-          <w:bCs/>
-          <w:sz w:val="24"/>
-          <w:szCs w:val="24"/>
-          <w:lang w:val="en-IN"/>
-        </w:rPr>
-      </w:pPr>
-      <w:r>
-        <w:rPr>
-          <w:b/>
-          <w:bCs/>
-          <w:sz w:val="24"/>
-          <w:szCs w:val="24"/>
-          <w:lang w:val="en-IN"/>
-        </w:rPr>
-        <w:t>Automatically load when the page refreshes</w:t>
-      </w:r>
-    </w:p>
-    <w:p>
-      <w:pPr>
-        <w:numPr>
-          <w:ilvl w:val="0"/>
-          <w:numId w:val="43"/>
-        </w:numPr>
-        <w:rPr>
-          <w:b/>
-          <w:bCs/>
-          <w:sz w:val="24"/>
-          <w:szCs w:val="24"/>
-          <w:lang w:val="en-IN"/>
-        </w:rPr>
-      </w:pPr>
-      <w:r>
-        <w:rPr>
-          <w:b/>
-          <w:bCs/>
-          <w:sz w:val="24"/>
-          <w:szCs w:val="24"/>
-          <w:lang w:val="en-IN"/>
-        </w:rPr>
-        <w:t>Display stored note on page load.</w:t>
-      </w:r>
-    </w:p>
-    <w:p>
-      <w:pPr>
-        <w:rPr>
-          <w:b/>
-          <w:bCs/>
-          <w:sz w:val="24"/>
-          <w:szCs w:val="24"/>
-          <w:lang w:val="en-IN"/>
-        </w:rPr>
-      </w:pPr>
-    </w:p>
-    <w:p>
-      <w:pPr>
-        <w:rPr>
-          <w:b/>
-          <w:bCs/>
-          <w:sz w:val="24"/>
-          <w:szCs w:val="24"/>
-          <w:lang w:val="en-IN"/>
+        <w:rPr>
+          <w:sz w:val="24"/>
+          <w:szCs w:val="24"/>
+          <w:lang w:val="en-IN"/>
+        </w:rPr>
+      </w:pPr>
+      <w:r>
+        <w:rPr>
+          <w:sz w:val="24"/>
+          <w:szCs w:val="24"/>
+        </w:rPr>
+        <w:t xml:space="preserve">- </w:t>
+      </w:r>
+      <w:r>
+        <w:rPr>
+          <w:sz w:val="24"/>
+          <w:szCs w:val="24"/>
+          <w:lang w:val="en-IN"/>
+        </w:rPr>
+        <w:t>Store student marks in an array.</w:t>
+      </w:r>
+    </w:p>
+    <w:p>
+      <w:pPr>
+        <w:rPr>
+          <w:sz w:val="24"/>
+          <w:szCs w:val="24"/>
+          <w:lang w:val="en-IN"/>
+        </w:rPr>
+      </w:pPr>
+      <w:r>
+        <w:rPr>
+          <w:sz w:val="24"/>
+          <w:szCs w:val="24"/>
+          <w:lang w:val="en-IN"/>
+        </w:rPr>
+        <w:t>- Calculate total and average marks using array methods.</w:t>
+      </w:r>
+    </w:p>
+    <w:p>
+      <w:pPr>
+        <w:rPr>
+          <w:sz w:val="24"/>
+          <w:szCs w:val="24"/>
+          <w:lang w:val="en-IN"/>
+        </w:rPr>
+      </w:pPr>
+      <w:r>
+        <w:rPr>
+          <w:sz w:val="24"/>
+          <w:szCs w:val="24"/>
+          <w:lang w:val="en-IN"/>
+        </w:rPr>
+        <w:t>- Display pass/fail result based on average.</w:t>
+      </w:r>
+    </w:p>
+    <w:p>
+      <w:pPr>
+        <w:rPr>
+          <w:sz w:val="24"/>
+          <w:szCs w:val="24"/>
+          <w:lang w:val="en-IN"/>
+        </w:rPr>
+      </w:pPr>
+      <w:r>
+        <w:rPr>
+          <w:sz w:val="24"/>
+          <w:szCs w:val="24"/>
+          <w:lang w:val="en-IN"/>
+        </w:rPr>
+        <w:t>- Use let/</w:t>
+      </w:r>
+      <w:proofErr w:type="spellStart"/>
+      <w:r>
+        <w:rPr>
+          <w:sz w:val="24"/>
+          <w:szCs w:val="24"/>
+          <w:lang w:val="en-IN"/>
+        </w:rPr>
+        <w:t>const</w:t>
+      </w:r>
+      <w:proofErr w:type="spellEnd"/>
+      <w:r>
+        <w:rPr>
+          <w:sz w:val="24"/>
+          <w:szCs w:val="24"/>
+          <w:lang w:val="en-IN"/>
+        </w:rPr>
+        <w:t xml:space="preserve"> appropriately.</w:t>
+      </w:r>
+    </w:p>
+    <w:p>
+      <w:pPr>
+        <w:rPr>
+          <w:sz w:val="24"/>
+          <w:szCs w:val="24"/>
+          <w:lang w:val="en-IN"/>
+        </w:rPr>
+      </w:pPr>
+      <w:r>
+        <w:rPr>
+          <w:sz w:val="24"/>
+          <w:szCs w:val="24"/>
+          <w:lang w:val="en-IN"/>
+        </w:rPr>
+        <w:t>- Use arrow functions for calculations.</w:t>
+      </w:r>
+    </w:p>
+    <w:p>
+      <w:pPr>
+        <w:rPr>
+          <w:sz w:val="24"/>
+          <w:szCs w:val="24"/>
+          <w:lang w:val="en-IN"/>
+        </w:rPr>
+      </w:pPr>
+      <w:r>
+        <w:rPr>
+          <w:sz w:val="24"/>
+          <w:szCs w:val="24"/>
+          <w:lang w:val="en-IN"/>
+        </w:rPr>
+        <w:t>- Display output using template literals.</w:t>
+      </w:r>
+    </w:p>
+    <w:p>
+      <w:pPr>
+        <w:rPr>
+          <w:sz w:val="24"/>
+          <w:szCs w:val="24"/>
+        </w:rPr>
+      </w:pPr>
+    </w:p>
+    <w:p>
+      <w:pPr>
+        <w:rPr>
+          <w:b/>
+          <w:bCs/>
+          <w:sz w:val="24"/>
+          <w:szCs w:val="24"/>
         </w:rPr>
       </w:pPr>
       <w:r>
@@ -419,7 +430,6 @@
           <w:bCs/>
           <w:sz w:val="24"/>
           <w:szCs w:val="24"/>
-          <w:lang w:val="en-IN"/>
         </w:rPr>
         <w:t>🛠️</w:t>
       </w:r>
@@ -429,230 +439,129 @@
           <w:bCs/>
           <w:sz w:val="24"/>
           <w:szCs w:val="24"/>
-          <w:lang w:val="en-IN"/>
         </w:rPr>
         <w:t xml:space="preserve"> Technical Constraints</w:t>
       </w:r>
     </w:p>
     <w:p>
       <w:pPr>
-        <w:numPr>
-          <w:ilvl w:val="0"/>
-          <w:numId w:val="43"/>
-        </w:numPr>
-        <w:rPr>
-          <w:b/>
-          <w:bCs/>
-          <w:sz w:val="24"/>
-          <w:szCs w:val="24"/>
-          <w:lang w:val="en-IN"/>
-        </w:rPr>
-      </w:pPr>
-      <w:r>
-        <w:rPr>
-          <w:b/>
-          <w:bCs/>
-          <w:sz w:val="24"/>
-          <w:szCs w:val="24"/>
-          <w:lang w:val="en-IN"/>
-        </w:rPr>
-        <w:t>Must use:</w:t>
-      </w:r>
-    </w:p>
-    <w:p>
-      <w:pPr>
-        <w:numPr>
-          <w:ilvl w:val="1"/>
-          <w:numId w:val="43"/>
-        </w:numPr>
-        <w:rPr>
-          <w:b/>
-          <w:bCs/>
-          <w:sz w:val="24"/>
-          <w:szCs w:val="24"/>
-          <w:lang w:val="en-IN"/>
-        </w:rPr>
-      </w:pPr>
-      <w:r>
-        <w:rPr>
-          <w:b/>
-          <w:bCs/>
-          <w:sz w:val="24"/>
-          <w:szCs w:val="24"/>
-          <w:lang w:val="en-IN"/>
-        </w:rPr>
-        <w:t>onclick inline event</w:t>
-      </w:r>
-    </w:p>
-    <w:p>
-      <w:pPr>
-        <w:numPr>
-          <w:ilvl w:val="1"/>
-          <w:numId w:val="43"/>
-        </w:numPr>
-        <w:rPr>
-          <w:b/>
-          <w:bCs/>
-          <w:sz w:val="24"/>
-          <w:szCs w:val="24"/>
-          <w:lang w:val="en-IN"/>
-        </w:rPr>
-      </w:pPr>
-      <w:r>
-        <w:rPr>
-          <w:b/>
-          <w:bCs/>
-          <w:sz w:val="24"/>
-          <w:szCs w:val="24"/>
-          <w:lang w:val="en-IN"/>
-        </w:rPr>
-        <w:t>localStorage.setItem()</w:t>
-      </w:r>
-    </w:p>
-    <w:p>
-      <w:pPr>
-        <w:numPr>
-          <w:ilvl w:val="1"/>
-          <w:numId w:val="43"/>
-        </w:numPr>
-        <w:rPr>
-          <w:b/>
-          <w:bCs/>
-          <w:sz w:val="24"/>
-          <w:szCs w:val="24"/>
-          <w:lang w:val="en-IN"/>
-        </w:rPr>
-      </w:pPr>
-      <w:r>
-        <w:rPr>
-          <w:b/>
-          <w:bCs/>
-          <w:sz w:val="24"/>
-          <w:szCs w:val="24"/>
-          <w:lang w:val="en-IN"/>
-        </w:rPr>
-        <w:t>localStorage.getItem()</w:t>
-      </w:r>
-    </w:p>
-    <w:p>
-      <w:pPr>
-        <w:numPr>
-          <w:ilvl w:val="1"/>
-          <w:numId w:val="43"/>
-        </w:numPr>
-        <w:rPr>
-          <w:b/>
-          <w:bCs/>
-          <w:sz w:val="24"/>
-          <w:szCs w:val="24"/>
-          <w:lang w:val="en-IN"/>
-        </w:rPr>
-      </w:pPr>
-      <w:r>
-        <w:rPr>
-          <w:b/>
-          <w:bCs/>
-          <w:sz w:val="24"/>
-          <w:szCs w:val="24"/>
-          <w:lang w:val="en-IN"/>
-        </w:rPr>
-        <w:t>localStorage.removeItem()</w:t>
-      </w:r>
-    </w:p>
-    <w:p>
-      <w:pPr>
-        <w:numPr>
-          <w:ilvl w:val="0"/>
-          <w:numId w:val="43"/>
-        </w:numPr>
-        <w:rPr>
-          <w:b/>
-          <w:bCs/>
-          <w:sz w:val="24"/>
-          <w:szCs w:val="24"/>
-          <w:lang w:val="en-IN"/>
-        </w:rPr>
-      </w:pPr>
-      <w:r>
-        <w:rPr>
-          <w:b/>
-          <w:bCs/>
-          <w:sz w:val="24"/>
-          <w:szCs w:val="24"/>
-          <w:lang w:val="en-IN"/>
-        </w:rPr>
-        <w:t>No backend/database.</w:t>
-      </w:r>
-    </w:p>
-    <w:p>
-      <w:pPr>
-        <w:numPr>
-          <w:ilvl w:val="0"/>
-          <w:numId w:val="43"/>
-        </w:numPr>
-        <w:rPr>
-          <w:b/>
-          <w:bCs/>
-          <w:sz w:val="24"/>
-          <w:szCs w:val="24"/>
-          <w:lang w:val="en-IN"/>
-        </w:rPr>
-      </w:pPr>
-      <w:r>
-        <w:rPr>
-          <w:b/>
-          <w:bCs/>
-          <w:sz w:val="24"/>
-          <w:szCs w:val="24"/>
-          <w:lang w:val="en-IN"/>
-        </w:rPr>
-        <w:t>Pure HTML + JavaScript only.</w:t>
-      </w:r>
-    </w:p>
-    <w:p>
-      <w:pPr>
-        <w:numPr>
-          <w:ilvl w:val="0"/>
-          <w:numId w:val="43"/>
-        </w:numPr>
-        <w:rPr>
-          <w:b/>
-          <w:bCs/>
-          <w:sz w:val="24"/>
-          <w:szCs w:val="24"/>
-          <w:lang w:val="en-IN"/>
-        </w:rPr>
-      </w:pPr>
-      <w:r>
-        <w:rPr>
-          <w:b/>
-          <w:bCs/>
-          <w:sz w:val="24"/>
-          <w:szCs w:val="24"/>
-          <w:lang w:val="en-IN"/>
-        </w:rPr>
-        <w:t>Data stored as key-value pair.</w:t>
-      </w:r>
-    </w:p>
-    <w:p>
-      <w:pPr>
-        <w:rPr>
-          <w:b/>
-          <w:bCs/>
-          <w:sz w:val="24"/>
-          <w:szCs w:val="24"/>
-          <w:lang w:val="en-IN"/>
-        </w:rPr>
-      </w:pPr>
-    </w:p>
-    <w:p>
-      <w:pPr>
-        <w:rPr>
-          <w:b/>
-          <w:bCs/>
-          <w:sz w:val="24"/>
-          <w:szCs w:val="24"/>
-          <w:lang w:val="en-IN"/>
+        <w:rPr>
+          <w:sz w:val="24"/>
+          <w:szCs w:val="24"/>
+          <w:lang w:val="en-IN"/>
+        </w:rPr>
+      </w:pPr>
+      <w:r>
+        <w:rPr>
+          <w:sz w:val="24"/>
+          <w:szCs w:val="24"/>
+          <w:lang w:val="en-IN"/>
+        </w:rPr>
+        <w:t xml:space="preserve">- Must use array methods like </w:t>
+      </w:r>
+      <w:proofErr w:type="gramStart"/>
+      <w:r>
+        <w:rPr>
+          <w:sz w:val="24"/>
+          <w:szCs w:val="24"/>
+          <w:lang w:val="en-IN"/>
+        </w:rPr>
+        <w:t>reduce(</w:t>
+      </w:r>
+      <w:proofErr w:type="gramEnd"/>
+      <w:r>
+        <w:rPr>
+          <w:sz w:val="24"/>
+          <w:szCs w:val="24"/>
+          <w:lang w:val="en-IN"/>
+        </w:rPr>
+        <w:t xml:space="preserve">) and </w:t>
+      </w:r>
+      <w:proofErr w:type="gramStart"/>
+      <w:r>
+        <w:rPr>
+          <w:sz w:val="24"/>
+          <w:szCs w:val="24"/>
+          <w:lang w:val="en-IN"/>
+        </w:rPr>
+        <w:t>map(</w:t>
+      </w:r>
+      <w:proofErr w:type="gramEnd"/>
+      <w:r>
+        <w:rPr>
+          <w:sz w:val="24"/>
+          <w:szCs w:val="24"/>
+          <w:lang w:val="en-IN"/>
+        </w:rPr>
+        <w:t>).</w:t>
+      </w:r>
+    </w:p>
+    <w:p>
+      <w:pPr>
+        <w:rPr>
+          <w:sz w:val="24"/>
+          <w:szCs w:val="24"/>
+          <w:lang w:val="en-IN"/>
+        </w:rPr>
+      </w:pPr>
+      <w:r>
+        <w:rPr>
+          <w:sz w:val="24"/>
+          <w:szCs w:val="24"/>
+          <w:lang w:val="en-IN"/>
+        </w:rPr>
+        <w:t>- Use only ES6+ syntax.</w:t>
+      </w:r>
+    </w:p>
+    <w:p>
+      <w:pPr>
+        <w:rPr>
+          <w:sz w:val="24"/>
+          <w:szCs w:val="24"/>
+          <w:lang w:val="en-IN"/>
+        </w:rPr>
+      </w:pPr>
+      <w:r>
+        <w:rPr>
+          <w:sz w:val="24"/>
+          <w:szCs w:val="24"/>
+          <w:lang w:val="en-IN"/>
+        </w:rPr>
+        <w:t>- No external libraries.</w:t>
+      </w:r>
+    </w:p>
+    <w:p>
+      <w:pPr>
+        <w:rPr>
+          <w:sz w:val="24"/>
+          <w:szCs w:val="24"/>
+          <w:lang w:val="en-IN"/>
+        </w:rPr>
+      </w:pPr>
+      <w:r>
+        <w:rPr>
+          <w:sz w:val="24"/>
+          <w:szCs w:val="24"/>
+          <w:lang w:val="en-IN"/>
+        </w:rPr>
+        <w:t>- All logic must be inside modular JavaScript file.</w:t>
+      </w:r>
+    </w:p>
+    <w:p>
+      <w:pPr>
+        <w:rPr>
+          <w:sz w:val="24"/>
+          <w:szCs w:val="24"/>
+        </w:rPr>
+      </w:pPr>
+    </w:p>
+    <w:p>
+      <w:pPr>
+        <w:rPr>
+          <w:b/>
+          <w:bCs/>
+          <w:sz w:val="24"/>
+          <w:szCs w:val="24"/>
         </w:rPr>
       </w:pPr>
       <w:r>
@@ -662,7 +571,6 @@
           <w:bCs/>
           <w:sz w:val="24"/>
           <w:szCs w:val="24"/>
-          <w:lang w:val="en-IN"/>
         </w:rPr>
         <w:t>🎯</w:t>
       </w:r>
@@ -672,7 +580,6 @@
           <w:bCs/>
           <w:sz w:val="24"/>
           <w:szCs w:val="24"/>
-          <w:lang w:val="en-IN"/>
         </w:rPr>
         <w:t xml:space="preserve"> Learning Outcome</w:t>
       </w:r>
@@ -680,172 +587,67 @@
     <w:p>
       <w:pPr>
         <w:rPr>
-          <w:b/>
-          <w:bCs/>
-          <w:sz w:val="24"/>
-          <w:szCs w:val="24"/>
-          <w:lang w:val="en-IN"/>
-        </w:rPr>
-      </w:pPr>
-      <w:r>
-        <w:rPr>
-          <w:b/>
-          <w:bCs/>
-          <w:sz w:val="24"/>
-          <w:szCs w:val="24"/>
-          <w:lang w:val="en-IN"/>
-        </w:rPr>
-        <w:t>You should be able to:</w:t>
-      </w:r>
-    </w:p>
-    <w:p>
-      <w:pPr>
-        <w:numPr>
-          <w:ilvl w:val="0"/>
-          <w:numId w:val="43"/>
-        </w:numPr>
-        <w:rPr>
-          <w:b/>
-          <w:bCs/>
-          <w:sz w:val="24"/>
-          <w:szCs w:val="24"/>
-          <w:lang w:val="en-IN"/>
-        </w:rPr>
-      </w:pPr>
-      <w:r>
-        <w:rPr>
-          <w:b/>
-          <w:bCs/>
-          <w:sz w:val="24"/>
-          <w:szCs w:val="24"/>
-          <w:lang w:val="en-IN"/>
-        </w:rPr>
-        <w:t>Inline event handling (onclick)</w:t>
-      </w:r>
-    </w:p>
-    <w:p>
-      <w:pPr>
-        <w:numPr>
-          <w:ilvl w:val="0"/>
-          <w:numId w:val="43"/>
-        </w:numPr>
-        <w:rPr>
-          <w:b/>
-          <w:bCs/>
-          <w:sz w:val="24"/>
-          <w:szCs w:val="24"/>
-          <w:lang w:val="en-IN"/>
-        </w:rPr>
-      </w:pPr>
-      <w:r>
-        <w:rPr>
-          <w:b/>
-          <w:bCs/>
-          <w:sz w:val="24"/>
-          <w:szCs w:val="24"/>
-          <w:lang w:val="en-IN"/>
-        </w:rPr>
-        <w:t>Browser Storage APIs</w:t>
-      </w:r>
-    </w:p>
-    <w:p>
-      <w:pPr>
-        <w:numPr>
-          <w:ilvl w:val="0"/>
-          <w:numId w:val="43"/>
-        </w:numPr>
-        <w:rPr>
-          <w:b/>
-          <w:bCs/>
-          <w:sz w:val="24"/>
-          <w:szCs w:val="24"/>
-          <w:lang w:val="en-IN"/>
-        </w:rPr>
-      </w:pPr>
-      <w:r>
-        <w:rPr>
-          <w:b/>
-          <w:bCs/>
-          <w:sz w:val="24"/>
-          <w:szCs w:val="24"/>
-          <w:lang w:val="en-IN"/>
-        </w:rPr>
-        <w:t>Storing &amp; retrieving key-value data</w:t>
-      </w:r>
-    </w:p>
-    <w:p>
-      <w:pPr>
-        <w:numPr>
-          <w:ilvl w:val="0"/>
-          <w:numId w:val="43"/>
-        </w:numPr>
-        <w:rPr>
-          <w:b/>
-          <w:bCs/>
-          <w:sz w:val="24"/>
-          <w:szCs w:val="24"/>
-          <w:lang w:val="en-IN"/>
-        </w:rPr>
-      </w:pPr>
-      <w:r>
-        <w:rPr>
-          <w:b/>
-          <w:bCs/>
-          <w:sz w:val="24"/>
-          <w:szCs w:val="24"/>
-          <w:lang w:val="en-IN"/>
-        </w:rPr>
-        <w:t>Page load event handling</w:t>
-      </w:r>
-    </w:p>
-    <w:p>
-      <w:pPr>
-        <w:numPr>
-          <w:ilvl w:val="0"/>
-          <w:numId w:val="43"/>
-        </w:numPr>
-        <w:rPr>
-          <w:b/>
-          <w:bCs/>
-          <w:sz w:val="24"/>
-          <w:szCs w:val="24"/>
-          <w:lang w:val="en-IN"/>
-        </w:rPr>
-      </w:pPr>
-      <w:r>
-        <w:rPr>
-          <w:b/>
-          <w:bCs/>
-          <w:sz w:val="24"/>
-          <w:szCs w:val="24"/>
-          <w:lang w:val="en-IN"/>
-        </w:rPr>
-        <w:t>Basic DOM manipulation</w:t>
-      </w:r>
-    </w:p>
-    <w:p>
-      <w:pPr>
-        <w:rPr>
-          <w:b/>
-          <w:bCs/>
-          <w:sz w:val="24"/>
-          <w:szCs w:val="24"/>
-          <w:lang w:val="en-IN"/>
-        </w:rPr>
-      </w:pPr>
-    </w:p>
-    <w:p>
-      <w:pPr>
-        <w:rPr>
-          <w:sz w:val="24"/>
-          <w:szCs w:val="24"/>
-        </w:rPr>
-      </w:pPr>
-      <w:r>
-        <w:rPr>
-          <w:sz w:val="24"/>
-          <w:szCs w:val="24"/>
-        </w:rPr>
+          <w:sz w:val="24"/>
+          <w:szCs w:val="24"/>
+          <w:lang w:val="en-IN"/>
+        </w:rPr>
+      </w:pPr>
+      <w:r>
+        <w:rPr>
+          <w:sz w:val="24"/>
+          <w:szCs w:val="24"/>
+          <w:lang w:val="en-IN"/>
+        </w:rPr>
+        <w:t>- Understand array processing.</w:t>
+      </w:r>
+    </w:p>
+    <w:p>
+      <w:pPr>
+        <w:rPr>
+          <w:sz w:val="24"/>
+          <w:szCs w:val="24"/>
+          <w:lang w:val="en-IN"/>
+        </w:rPr>
+      </w:pPr>
+      <w:r>
+        <w:rPr>
+          <w:sz w:val="24"/>
+          <w:szCs w:val="24"/>
+          <w:lang w:val="en-IN"/>
+        </w:rPr>
+        <w:t>- Practice ES6 features.</w:t>
+      </w:r>
+    </w:p>
+    <w:p>
+      <w:pPr>
+        <w:rPr>
+          <w:sz w:val="24"/>
+          <w:szCs w:val="24"/>
+          <w:lang w:val="en-IN"/>
+        </w:rPr>
+      </w:pPr>
+      <w:r>
+        <w:rPr>
+          <w:sz w:val="24"/>
+          <w:szCs w:val="24"/>
+          <w:lang w:val="en-IN"/>
+        </w:rPr>
+        <w:t>- Learn modular coding structure.</w:t>
+      </w:r>
+    </w:p>
+    <w:p>
+      <w:pPr>
+        <w:rPr>
+          <w:sz w:val="24"/>
+          <w:szCs w:val="24"/>
+        </w:rPr>
+      </w:pPr>
+      <w:r>
+        <w:rPr>
+          <w:sz w:val="24"/>
+          <w:szCs w:val="24"/>
+        </w:rPr>
+        <w:lastRenderedPageBreak/>
         <w:t>Source Code:</w:t>
       </w:r>
     </w:p>
@@ -881,10 +683,10 @@
           <w:szCs w:val="24"/>
         </w:rPr>
         <w:drawing>
-          <wp:inline distT="0" distB="0" distL="0" distR="0" wp14:anchorId="34468223" wp14:editId="53866917">
-            <wp:extent cx="6361043" cy="3848100"/>
-            <wp:effectExtent l="0" t="0" r="1905" b="0"/>
-            <wp:docPr id="451718913" name="Picture 1"/>
+          <wp:inline distT="0" distB="0" distL="0" distR="0" wp14:anchorId="70488752" wp14:editId="57792218">
+            <wp:extent cx="5943600" cy="2996565"/>
+            <wp:effectExtent l="0" t="0" r="0" b="0"/>
+            <wp:docPr id="150052202" name="Picture 1"/>
             <wp:cNvGraphicFramePr>
               <a:graphicFrameLocks xmlns:a="http://schemas.openxmlformats.org/drawingml/2006/main" noChangeAspect="1"/>
             </wp:cNvGraphicFramePr>
@@ -892,7 +694,7 @@
               <a:graphicData uri="http://schemas.openxmlformats.org/drawingml/2006/picture">
                 <pic:pic xmlns:pic="http://schemas.openxmlformats.org/drawingml/2006/picture">
                   <pic:nvPicPr>
-                    <pic:cNvPr id="451718913" name=""/>
+                    <pic:cNvPr id="150052202" name=""/>
                     <pic:cNvPicPr/>
                   </pic:nvPicPr>
                   <pic:blipFill>
@@ -904,7 +706,7 @@
                   <pic:spPr>
                     <a:xfrm>
                       <a:off x="0" y="0"/>
-                      <a:ext cx="6381652" cy="3860567"/>
+                      <a:ext cx="5943600" cy="2996565"/>
                     </a:xfrm>
                     <a:prstGeom prst="rect">
                       <a:avLst/>
@@ -925,26 +727,34 @@
           <w:szCs w:val="24"/>
         </w:rPr>
       </w:pPr>
-    </w:p>
-    <w:p>
-      <w:pPr>
+      <w:r>
         <w:rPr>
           <w:noProof/>
           <w:sz w:val="24"/>
           <w:szCs w:val="24"/>
         </w:rPr>
-      </w:pPr>
-      <w:r>
+        <w:t>File Name: script.html</w:t>
+      </w:r>
+    </w:p>
+    <w:p>
+      <w:pPr>
         <w:rPr>
           <w:noProof/>
           <w:sz w:val="24"/>
           <w:szCs w:val="24"/>
         </w:rPr>
+      </w:pPr>
+      <w:r>
+        <w:rPr>
+          <w:noProof/>
+          <w:sz w:val="24"/>
+          <w:szCs w:val="24"/>
+        </w:rPr>
         <w:drawing>
-          <wp:inline distT="0" distB="0" distL="0" distR="0" wp14:anchorId="6DEB2A8C" wp14:editId="277999D9">
-            <wp:extent cx="5943600" cy="4255770"/>
-            <wp:effectExtent l="0" t="0" r="0" b="0"/>
-            <wp:docPr id="146225558" name="Picture 1"/>
+          <wp:inline distT="0" distB="0" distL="0" distR="0" wp14:anchorId="39250116" wp14:editId="46EAEF04">
+            <wp:extent cx="5570969" cy="4015740"/>
+            <wp:effectExtent l="0" t="0" r="0" b="3810"/>
+            <wp:docPr id="1589469532" name="Picture 1"/>
             <wp:cNvGraphicFramePr>
               <a:graphicFrameLocks xmlns:a="http://schemas.openxmlformats.org/drawingml/2006/main" noChangeAspect="1"/>
             </wp:cNvGraphicFramePr>
@@ -952,7 +762,7 @@
               <a:graphicData uri="http://schemas.openxmlformats.org/drawingml/2006/picture">
                 <pic:pic xmlns:pic="http://schemas.openxmlformats.org/drawingml/2006/picture">
                   <pic:nvPicPr>
-                    <pic:cNvPr id="146225558" name=""/>
+                    <pic:cNvPr id="1589469532" name=""/>
                     <pic:cNvPicPr/>
                   </pic:nvPicPr>
                   <pic:blipFill>
@@ -964,7 +774,7 @@
                   <pic:spPr>
                     <a:xfrm>
                       <a:off x="0" y="0"/>
-                      <a:ext cx="5943600" cy="4255770"/>
+                      <a:ext cx="5600045" cy="4036699"/>
                     </a:xfrm>
                     <a:prstGeom prst="rect">
                       <a:avLst/>
@@ -980,63 +790,54 @@
     <w:p>
       <w:pPr>
         <w:rPr>
+          <w:sz w:val="24"/>
+          <w:szCs w:val="24"/>
+        </w:rPr>
+      </w:pPr>
+      <w:r>
+        <w:rPr>
+          <w:sz w:val="24"/>
+          <w:szCs w:val="24"/>
+        </w:rPr>
+        <w:t>Output:</w:t>
+      </w:r>
+    </w:p>
+    <w:p>
+      <w:pPr>
+        <w:rPr>
           <w:noProof/>
           <w:sz w:val="24"/>
           <w:szCs w:val="24"/>
         </w:rPr>
       </w:pPr>
-    </w:p>
-    <w:p>
-      <w:pPr>
-        <w:rPr>
-          <w:sz w:val="24"/>
-          <w:szCs w:val="24"/>
-        </w:rPr>
-      </w:pPr>
-      <w:r>
-        <w:rPr>
-          <w:sz w:val="24"/>
-          <w:szCs w:val="24"/>
-        </w:rPr>
-        <w:t>Output:</w:t>
-      </w:r>
-    </w:p>
-    <w:p>
-      <w:pPr>
+      <w:r>
         <w:rPr>
           <w:noProof/>
           <w:sz w:val="24"/>
           <w:szCs w:val="24"/>
         </w:rPr>
-      </w:pPr>
-      <w:r>
+        <w:t>Output File: index.html</w:t>
+      </w:r>
+    </w:p>
+    <w:p>
+      <w:pPr>
         <w:rPr>
           <w:noProof/>
           <w:sz w:val="24"/>
           <w:szCs w:val="24"/>
         </w:rPr>
-        <w:t>Output File: index.html</w:t>
-      </w:r>
-    </w:p>
-    <w:p>
-      <w:pPr>
+      </w:pPr>
+      <w:r>
         <w:rPr>
           <w:noProof/>
           <w:sz w:val="24"/>
           <w:szCs w:val="24"/>
         </w:rPr>
-      </w:pPr>
-      <w:r>
-        <w:rPr>
-          <w:noProof/>
-          <w:sz w:val="24"/>
-          <w:szCs w:val="24"/>
-        </w:rPr>
         <w:drawing>
-          <wp:inline distT="0" distB="0" distL="0" distR="0" wp14:anchorId="7C5A0C67" wp14:editId="259ACBEC">
-            <wp:extent cx="3200847" cy="2572109"/>
+          <wp:inline distT="0" distB="0" distL="0" distR="0" wp14:anchorId="12177D34" wp14:editId="13DDC3A1">
+            <wp:extent cx="5943600" cy="2713355"/>
             <wp:effectExtent l="0" t="0" r="0" b="0"/>
-            <wp:docPr id="2076645780" name="Picture 1"/>
+            <wp:docPr id="911772740" name="Picture 1"/>
             <wp:cNvGraphicFramePr>
               <a:graphicFrameLocks xmlns:a="http://schemas.openxmlformats.org/drawingml/2006/main" noChangeAspect="1"/>
             </wp:cNvGraphicFramePr>
@@ -1044,7 +845,7 @@
               <a:graphicData uri="http://schemas.openxmlformats.org/drawingml/2006/picture">
                 <pic:pic xmlns:pic="http://schemas.openxmlformats.org/drawingml/2006/picture">
                   <pic:nvPicPr>
-                    <pic:cNvPr id="2076645780" name=""/>
+                    <pic:cNvPr id="911772740" name=""/>
                     <pic:cNvPicPr/>
                   </pic:nvPicPr>
                   <pic:blipFill>
@@ -1056,7 +857,7 @@
                   <pic:spPr>
                     <a:xfrm>
                       <a:off x="0" y="0"/>
-                      <a:ext cx="3200847" cy="2572109"/>
+                      <a:ext cx="5943600" cy="2713355"/>
                     </a:xfrm>
                     <a:prstGeom prst="rect">
                       <a:avLst/>
@@ -1077,17 +878,630 @@
           <w:szCs w:val="24"/>
         </w:rPr>
       </w:pPr>
-      <w:r>
+    </w:p>
+    <w:p>
+      <w:pPr>
+        <w:rPr>
+          <w:sz w:val="24"/>
+          <w:szCs w:val="24"/>
+        </w:rPr>
+      </w:pPr>
+      <w:r>
+        <w:rPr>
+          <w:sz w:val="24"/>
+          <w:szCs w:val="24"/>
+        </w:rPr>
+        <w:t>Explanation:</w:t>
+      </w:r>
+    </w:p>
+    <w:p>
+      <w:r>
+        <w:t xml:space="preserve">This code creates a </w:t>
+      </w:r>
+      <w:r>
+        <w:rPr>
+          <w:b/>
+          <w:bCs/>
+        </w:rPr>
+        <w:t>Student Marks Analyzer</w:t>
+      </w:r>
+      <w:r>
+        <w:t xml:space="preserve"> that stores marks in an array and calculates the total and average using JavaScript functions. It also checks if the student passed or failed based on the average.</w:t>
+      </w:r>
+      <w:r>
+        <w:t xml:space="preserve"> </w:t>
+      </w:r>
+      <w:r>
+        <w:t xml:space="preserve">The output shows each subject mark, the total marks, the average marks, and </w:t>
+      </w:r>
+      <w:proofErr w:type="gramStart"/>
+      <w:r>
+        <w:t>the final result</w:t>
+      </w:r>
+      <w:proofErr w:type="gramEnd"/>
+      <w:r>
+        <w:t xml:space="preserve"> (Pass/Fail) displayed on the webpage.</w:t>
+      </w:r>
+    </w:p>
+    <w:p>
+      <w:pPr>
+        <w:rPr>
+          <w:b/>
+          <w:bCs/>
+          <w:sz w:val="25"/>
+          <w:szCs w:val="25"/>
+        </w:rPr>
+      </w:pPr>
+    </w:p>
+    <w:p>
+      <w:pPr>
+        <w:rPr>
+          <w:b/>
+          <w:bCs/>
+          <w:sz w:val="25"/>
+          <w:szCs w:val="25"/>
+        </w:rPr>
+      </w:pPr>
+    </w:p>
+    <w:p>
+      <w:pPr>
+        <w:rPr>
+          <w:b/>
+          <w:bCs/>
+          <w:sz w:val="25"/>
+          <w:szCs w:val="25"/>
+        </w:rPr>
+      </w:pPr>
+    </w:p>
+    <w:p>
+      <w:pPr>
+        <w:rPr>
+          <w:b/>
+          <w:bCs/>
+          <w:sz w:val="25"/>
+          <w:szCs w:val="25"/>
+        </w:rPr>
+      </w:pPr>
+    </w:p>
+    <w:p>
+      <w:pPr>
+        <w:rPr>
+          <w:b/>
+          <w:bCs/>
+          <w:sz w:val="25"/>
+          <w:szCs w:val="25"/>
+        </w:rPr>
+      </w:pPr>
+    </w:p>
+    <w:p>
+      <w:pPr>
+        <w:rPr>
+          <w:b/>
+          <w:bCs/>
+          <w:sz w:val="25"/>
+          <w:szCs w:val="25"/>
+        </w:rPr>
+      </w:pPr>
+    </w:p>
+    <w:p>
+      <w:pPr>
+        <w:rPr>
+          <w:b/>
+          <w:bCs/>
+          <w:sz w:val="25"/>
+          <w:szCs w:val="25"/>
+        </w:rPr>
+      </w:pPr>
+    </w:p>
+    <w:p>
+      <w:pPr>
+        <w:rPr>
+          <w:b/>
+          <w:bCs/>
+          <w:sz w:val="25"/>
+          <w:szCs w:val="25"/>
+        </w:rPr>
+      </w:pPr>
+    </w:p>
+    <w:p>
+      <w:pPr>
+        <w:rPr>
+          <w:b/>
+          <w:bCs/>
+          <w:sz w:val="25"/>
+          <w:szCs w:val="25"/>
+        </w:rPr>
+      </w:pPr>
+    </w:p>
+    <w:p>
+      <w:pPr>
+        <w:rPr>
+          <w:b/>
+          <w:bCs/>
+          <w:sz w:val="25"/>
+          <w:szCs w:val="25"/>
+        </w:rPr>
+      </w:pPr>
+      <w:r>
+        <w:rPr>
+          <w:b/>
+          <w:bCs/>
+          <w:sz w:val="25"/>
+          <w:szCs w:val="25"/>
+        </w:rPr>
+        <w:t>Problem 2</w:t>
+      </w:r>
+    </w:p>
+    <w:p>
+      <w:pPr>
+        <w:rPr>
+          <w:b/>
+          <w:bCs/>
+          <w:sz w:val="24"/>
+          <w:szCs w:val="24"/>
+        </w:rPr>
+      </w:pPr>
+      <w:r>
+        <w:rPr>
+          <w:b/>
+          <w:bCs/>
+          <w:sz w:val="24"/>
+          <w:szCs w:val="24"/>
+        </w:rPr>
+        <w:t>Problem Statement:</w:t>
+      </w:r>
+      <w:r>
+        <w:rPr>
+          <w:b/>
+          <w:bCs/>
+          <w:sz w:val="24"/>
+          <w:szCs w:val="24"/>
+        </w:rPr>
+        <w:t xml:space="preserve"> </w:t>
+      </w:r>
+      <w:r>
+        <w:rPr>
+          <w:rFonts w:cstheme="minorHAnsi"/>
+          <w:b/>
+          <w:bCs/>
+          <w:lang w:val="en-IN"/>
+        </w:rPr>
+        <w:t>Product Cart Summary (</w:t>
+      </w:r>
+      <w:proofErr w:type="gramStart"/>
+      <w:r>
+        <w:rPr>
+          <w:rFonts w:cstheme="minorHAnsi"/>
+          <w:b/>
+          <w:bCs/>
+          <w:lang w:val="en-IN"/>
+        </w:rPr>
+        <w:t>LEVEL-1</w:t>
+      </w:r>
+      <w:proofErr w:type="gramEnd"/>
+      <w:r>
+        <w:rPr>
+          <w:rFonts w:cstheme="minorHAnsi"/>
+          <w:b/>
+          <w:bCs/>
+          <w:lang w:val="en-IN"/>
+        </w:rPr>
+        <w:t>)</w:t>
+      </w:r>
+    </w:p>
+    <w:p>
+      <w:pPr>
+        <w:rPr>
+          <w:rFonts w:cstheme="minorHAnsi"/>
+          <w:b/>
+          <w:bCs/>
+          <w:lang w:val="en-IN"/>
+        </w:rPr>
+      </w:pPr>
+      <w:r>
+        <w:rPr>
+          <w:rFonts w:cstheme="minorHAnsi"/>
+          <w:b/>
+          <w:bCs/>
+          <w:lang w:val="en-IN"/>
+        </w:rPr>
+        <w:t>Scenario:</w:t>
+      </w:r>
+    </w:p>
+    <w:p>
+      <w:pPr>
+        <w:rPr>
+          <w:rFonts w:cstheme="minorHAnsi"/>
+          <w:lang w:val="en-IN"/>
+        </w:rPr>
+      </w:pPr>
+      <w:r>
+        <w:rPr>
+          <w:rFonts w:cstheme="minorHAnsi"/>
+          <w:lang w:val="en-IN"/>
+        </w:rPr>
+        <w:t>Build a simple shopping cart summary system.</w:t>
+      </w:r>
+    </w:p>
+    <w:p>
+      <w:pPr>
+        <w:rPr>
+          <w:rFonts w:cstheme="minorHAnsi"/>
+        </w:rPr>
+      </w:pPr>
+    </w:p>
+    <w:p>
+      <w:pPr>
+        <w:rPr>
+          <w:rFonts w:cstheme="minorHAnsi"/>
+          <w:b/>
+          <w:bCs/>
+          <w:lang w:val="en-IN"/>
+        </w:rPr>
+      </w:pPr>
+      <w:r>
+        <w:rPr>
+          <w:rFonts w:ascii="Segoe UI Emoji" w:hAnsi="Segoe UI Emoji" w:cs="Segoe UI Emoji"/>
+          <w:b/>
+          <w:bCs/>
+        </w:rPr>
+        <w:t>📌</w:t>
+      </w:r>
+      <w:r>
+        <w:rPr>
+          <w:rFonts w:cstheme="minorHAnsi"/>
+          <w:b/>
+          <w:bCs/>
+        </w:rPr>
+        <w:t xml:space="preserve"> Requirements</w:t>
+      </w:r>
+      <w:r>
+        <w:rPr>
+          <w:rFonts w:cstheme="minorHAnsi"/>
+          <w:b/>
+          <w:bCs/>
+          <w:lang w:val="en-IN"/>
+        </w:rPr>
+        <w:t xml:space="preserve"> </w:t>
+      </w:r>
+    </w:p>
+    <w:p>
+      <w:pPr>
+        <w:rPr>
+          <w:rFonts w:cstheme="minorHAnsi"/>
+          <w:lang w:val="en-IN"/>
+        </w:rPr>
+      </w:pPr>
+      <w:r>
+        <w:rPr>
+          <w:rFonts w:cstheme="minorHAnsi"/>
+          <w:lang w:val="en-IN"/>
+        </w:rPr>
+        <w:t>- Store product objects (name, price, quantity) in an array.</w:t>
+      </w:r>
+    </w:p>
+    <w:p>
+      <w:pPr>
+        <w:rPr>
+          <w:rFonts w:cstheme="minorHAnsi"/>
+          <w:lang w:val="en-IN"/>
+        </w:rPr>
+      </w:pPr>
+      <w:r>
+        <w:rPr>
+          <w:rFonts w:cstheme="minorHAnsi"/>
+          <w:lang w:val="en-IN"/>
+        </w:rPr>
+        <w:t>- Calculate total cart value.</w:t>
+      </w:r>
+    </w:p>
+    <w:p>
+      <w:pPr>
+        <w:rPr>
+          <w:rFonts w:cstheme="minorHAnsi"/>
+          <w:lang w:val="en-IN"/>
+        </w:rPr>
+      </w:pPr>
+      <w:r>
+        <w:rPr>
+          <w:rFonts w:cstheme="minorHAnsi"/>
+          <w:lang w:val="en-IN"/>
+        </w:rPr>
+        <w:t>- Display formatted invoice using template literals.</w:t>
+      </w:r>
+    </w:p>
+    <w:p>
+      <w:pPr>
+        <w:rPr>
+          <w:rFonts w:cstheme="minorHAnsi"/>
+          <w:lang w:val="en-IN"/>
+        </w:rPr>
+      </w:pPr>
+      <w:r>
+        <w:rPr>
+          <w:rFonts w:cstheme="minorHAnsi"/>
+          <w:lang w:val="en-IN"/>
+        </w:rPr>
+        <w:t>- Use arrow functions.</w:t>
+      </w:r>
+    </w:p>
+    <w:p>
+      <w:pPr>
+        <w:rPr>
+          <w:rFonts w:cstheme="minorHAnsi"/>
+          <w:lang w:val="en-IN"/>
+        </w:rPr>
+      </w:pPr>
+      <w:r>
+        <w:rPr>
+          <w:rFonts w:cstheme="minorHAnsi"/>
+          <w:lang w:val="en-IN"/>
+        </w:rPr>
+        <w:t>- Export calculation function from a module.</w:t>
+      </w:r>
+    </w:p>
+    <w:p>
+      <w:pPr>
+        <w:rPr>
+          <w:rFonts w:cstheme="minorHAnsi"/>
+        </w:rPr>
+      </w:pPr>
+    </w:p>
+    <w:p>
+      <w:pPr>
+        <w:rPr>
+          <w:rFonts w:cstheme="minorHAnsi"/>
+          <w:b/>
+          <w:bCs/>
+        </w:rPr>
+      </w:pPr>
+      <w:r>
+        <w:rPr>
+          <w:rFonts w:ascii="Segoe UI Emoji" w:hAnsi="Segoe UI Emoji" w:cs="Segoe UI Emoji"/>
+          <w:b/>
+          <w:bCs/>
+        </w:rPr>
+        <w:t>🛠️</w:t>
+      </w:r>
+      <w:r>
+        <w:rPr>
+          <w:rFonts w:cstheme="minorHAnsi"/>
+          <w:b/>
+          <w:bCs/>
+        </w:rPr>
+        <w:t xml:space="preserve"> Technical Constraints</w:t>
+      </w:r>
+    </w:p>
+    <w:p>
+      <w:pPr>
+        <w:rPr>
+          <w:rFonts w:cstheme="minorHAnsi"/>
+          <w:lang w:val="en-IN"/>
+        </w:rPr>
+      </w:pPr>
+      <w:r>
+        <w:rPr>
+          <w:rFonts w:cstheme="minorHAnsi"/>
+          <w:lang w:val="en-IN"/>
+        </w:rPr>
+        <w:t xml:space="preserve">- Use </w:t>
+      </w:r>
+      <w:proofErr w:type="gramStart"/>
+      <w:r>
+        <w:rPr>
+          <w:rFonts w:cstheme="minorHAnsi"/>
+          <w:lang w:val="en-IN"/>
+        </w:rPr>
+        <w:t>map(</w:t>
+      </w:r>
+      <w:proofErr w:type="gramEnd"/>
+      <w:r>
+        <w:rPr>
+          <w:rFonts w:cstheme="minorHAnsi"/>
+          <w:lang w:val="en-IN"/>
+        </w:rPr>
+        <w:t xml:space="preserve">) and </w:t>
+      </w:r>
+      <w:proofErr w:type="gramStart"/>
+      <w:r>
+        <w:rPr>
+          <w:rFonts w:cstheme="minorHAnsi"/>
+          <w:lang w:val="en-IN"/>
+        </w:rPr>
+        <w:t>reduce(</w:t>
+      </w:r>
+      <w:proofErr w:type="gramEnd"/>
+      <w:r>
+        <w:rPr>
+          <w:rFonts w:cstheme="minorHAnsi"/>
+          <w:lang w:val="en-IN"/>
+        </w:rPr>
+        <w:t>).</w:t>
+      </w:r>
+    </w:p>
+    <w:p>
+      <w:pPr>
+        <w:rPr>
+          <w:rFonts w:cstheme="minorHAnsi"/>
+          <w:lang w:val="en-IN"/>
+        </w:rPr>
+      </w:pPr>
+      <w:r>
+        <w:rPr>
+          <w:rFonts w:cstheme="minorHAnsi"/>
+          <w:lang w:val="en-IN"/>
+        </w:rPr>
+        <w:t>- Use ES6 modules (export/import).</w:t>
+      </w:r>
+    </w:p>
+    <w:p>
+      <w:pPr>
+        <w:rPr>
+          <w:rFonts w:cstheme="minorHAnsi"/>
+          <w:lang w:val="en-IN"/>
+        </w:rPr>
+      </w:pPr>
+      <w:r>
+        <w:rPr>
+          <w:rFonts w:cstheme="minorHAnsi"/>
+          <w:lang w:val="en-IN"/>
+        </w:rPr>
+        <w:t>- No DOM manipulation required.</w:t>
+      </w:r>
+    </w:p>
+    <w:p>
+      <w:pPr>
+        <w:rPr>
+          <w:rFonts w:cstheme="minorHAnsi"/>
+        </w:rPr>
+      </w:pPr>
+    </w:p>
+    <w:p>
+      <w:pPr>
+        <w:rPr>
+          <w:rFonts w:cstheme="minorHAnsi"/>
+          <w:b/>
+          <w:bCs/>
+        </w:rPr>
+      </w:pPr>
+      <w:r>
+        <w:rPr>
+          <w:rFonts w:ascii="Segoe UI Emoji" w:hAnsi="Segoe UI Emoji" w:cs="Segoe UI Emoji"/>
+          <w:b/>
+          <w:bCs/>
+        </w:rPr>
+        <w:t>🎯</w:t>
+      </w:r>
+      <w:r>
+        <w:rPr>
+          <w:rFonts w:cstheme="minorHAnsi"/>
+          <w:b/>
+          <w:bCs/>
+        </w:rPr>
+        <w:t xml:space="preserve"> Learning Outcome</w:t>
+      </w:r>
+    </w:p>
+    <w:p>
+      <w:pPr>
+        <w:rPr>
+          <w:rFonts w:cstheme="minorHAnsi"/>
+          <w:lang w:val="en-IN"/>
+        </w:rPr>
+      </w:pPr>
+      <w:r>
+        <w:rPr>
+          <w:rFonts w:cstheme="minorHAnsi"/>
+          <w:lang w:val="en-IN"/>
+        </w:rPr>
+        <w:t>- Work with arrays of objects.</w:t>
+      </w:r>
+    </w:p>
+    <w:p>
+      <w:pPr>
+        <w:rPr>
+          <w:rFonts w:cstheme="minorHAnsi"/>
+          <w:lang w:val="en-IN"/>
+        </w:rPr>
+      </w:pPr>
+      <w:r>
+        <w:rPr>
+          <w:rFonts w:cstheme="minorHAnsi"/>
+          <w:lang w:val="en-IN"/>
+        </w:rPr>
+        <w:t>- Understand modules.</w:t>
+      </w:r>
+    </w:p>
+    <w:p>
+      <w:pPr>
+        <w:rPr>
+          <w:rFonts w:cstheme="minorHAnsi"/>
+          <w:lang w:val="en-IN"/>
+        </w:rPr>
+      </w:pPr>
+      <w:r>
+        <w:rPr>
+          <w:rFonts w:cstheme="minorHAnsi"/>
+          <w:lang w:val="en-IN"/>
+        </w:rPr>
+        <w:t>- Improve functional programming skills.</w:t>
+      </w:r>
+    </w:p>
+    <w:p>
+      <w:pPr>
+        <w:rPr>
+          <w:rFonts w:cstheme="minorHAnsi"/>
+          <w:b/>
+          <w:bCs/>
+        </w:rPr>
+      </w:pPr>
+    </w:p>
+    <w:p>
+      <w:pPr>
+        <w:rPr>
+          <w:sz w:val="24"/>
+          <w:szCs w:val="24"/>
+        </w:rPr>
+      </w:pPr>
+    </w:p>
+    <w:p>
+      <w:pPr>
+        <w:rPr>
+          <w:sz w:val="24"/>
+          <w:szCs w:val="24"/>
+        </w:rPr>
+      </w:pPr>
+    </w:p>
+    <w:p>
+      <w:pPr>
+        <w:rPr>
+          <w:sz w:val="24"/>
+          <w:szCs w:val="24"/>
+        </w:rPr>
+      </w:pPr>
+    </w:p>
+    <w:p>
+      <w:pPr>
+        <w:rPr>
+          <w:sz w:val="24"/>
+          <w:szCs w:val="24"/>
+        </w:rPr>
+      </w:pPr>
+      <w:r>
+        <w:rPr>
+          <w:sz w:val="24"/>
+          <w:szCs w:val="24"/>
+        </w:rPr>
+        <w:t>Source Code:</w:t>
+      </w:r>
+    </w:p>
+    <w:p>
+      <w:pPr>
         <w:rPr>
           <w:noProof/>
-          <w:sz w:val="24"/>
-          <w:szCs w:val="24"/>
+        </w:rPr>
+      </w:pPr>
+      <w:r>
+        <w:rPr>
+          <w:noProof/>
+        </w:rPr>
+        <w:t>File Name: index.html</w:t>
+      </w:r>
+    </w:p>
+    <w:p>
+      <w:pPr>
+        <w:rPr>
+          <w:noProof/>
+        </w:rPr>
+      </w:pPr>
+      <w:r>
+        <w:rPr>
+          <w:noProof/>
         </w:rPr>
         <w:drawing>
-          <wp:inline distT="0" distB="0" distL="0" distR="0" wp14:anchorId="4874BCC2" wp14:editId="417A28A8">
-            <wp:extent cx="4124901" cy="1286054"/>
-            <wp:effectExtent l="0" t="0" r="9525" b="0"/>
-            <wp:docPr id="980148104" name="Picture 1"/>
+          <wp:inline distT="0" distB="0" distL="0" distR="0" wp14:anchorId="30AB591E" wp14:editId="5BE0F3AE">
+            <wp:extent cx="5943600" cy="2706370"/>
+            <wp:effectExtent l="0" t="0" r="0" b="0"/>
+            <wp:docPr id="936235730" name="Picture 1"/>
             <wp:cNvGraphicFramePr>
               <a:graphicFrameLocks xmlns:a="http://schemas.openxmlformats.org/drawingml/2006/main" noChangeAspect="1"/>
             </wp:cNvGraphicFramePr>
@@ -1095,7 +1509,7 @@
               <a:graphicData uri="http://schemas.openxmlformats.org/drawingml/2006/picture">
                 <pic:pic xmlns:pic="http://schemas.openxmlformats.org/drawingml/2006/picture">
                   <pic:nvPicPr>
-                    <pic:cNvPr id="980148104" name=""/>
+                    <pic:cNvPr id="936235730" name=""/>
                     <pic:cNvPicPr/>
                   </pic:nvPicPr>
                   <pic:blipFill>
@@ -1107,7 +1521,7 @@
                   <pic:spPr>
                     <a:xfrm>
                       <a:off x="0" y="0"/>
-                      <a:ext cx="4124901" cy="1286054"/>
+                      <a:ext cx="5943600" cy="2706370"/>
                     </a:xfrm>
                     <a:prstGeom prst="rect">
                       <a:avLst/>
@@ -1121,24 +1535,20 @@
       </w:r>
     </w:p>
     <w:p>
-      <w:pPr>
+      <w:r>
+        <w:t>File Name: script.js</w:t>
+      </w:r>
+    </w:p>
+    <w:p>
+      <w:r>
         <w:rPr>
           <w:noProof/>
-          <w:sz w:val="24"/>
-          <w:szCs w:val="24"/>
-        </w:rPr>
-      </w:pPr>
-      <w:r>
-        <w:rPr>
-          <w:noProof/>
-          <w:sz w:val="24"/>
-          <w:szCs w:val="24"/>
         </w:rPr>
         <w:drawing>
-          <wp:inline distT="0" distB="0" distL="0" distR="0" wp14:anchorId="023C46C1" wp14:editId="6AD2DE9E">
-            <wp:extent cx="5943600" cy="465455"/>
-            <wp:effectExtent l="0" t="0" r="0" b="0"/>
-            <wp:docPr id="1831902520" name="Picture 1"/>
+          <wp:inline distT="0" distB="0" distL="0" distR="0" wp14:anchorId="458ECF55" wp14:editId="68D4572D">
+            <wp:extent cx="5943600" cy="3764915"/>
+            <wp:effectExtent l="0" t="0" r="0" b="6985"/>
+            <wp:docPr id="1324485635" name="Picture 1"/>
             <wp:cNvGraphicFramePr>
               <a:graphicFrameLocks xmlns:a="http://schemas.openxmlformats.org/drawingml/2006/main" noChangeAspect="1"/>
             </wp:cNvGraphicFramePr>
@@ -1146,7 +1556,7 @@
               <a:graphicData uri="http://schemas.openxmlformats.org/drawingml/2006/picture">
                 <pic:pic xmlns:pic="http://schemas.openxmlformats.org/drawingml/2006/picture">
                   <pic:nvPicPr>
-                    <pic:cNvPr id="1831902520" name=""/>
+                    <pic:cNvPr id="1324485635" name=""/>
                     <pic:cNvPicPr/>
                   </pic:nvPicPr>
                   <pic:blipFill>
@@ -1158,7 +1568,7 @@
                   <pic:spPr>
                     <a:xfrm>
                       <a:off x="0" y="0"/>
-                      <a:ext cx="5943600" cy="465455"/>
+                      <a:ext cx="5943600" cy="3764915"/>
                     </a:xfrm>
                     <a:prstGeom prst="rect">
                       <a:avLst/>
@@ -1171,25 +1581,50 @@
         </w:drawing>
       </w:r>
     </w:p>
+    <w:p/>
+    <w:p>
+      <w:pPr>
+        <w:rPr>
+          <w:sz w:val="24"/>
+          <w:szCs w:val="24"/>
+        </w:rPr>
+      </w:pPr>
+      <w:r>
+        <w:rPr>
+          <w:sz w:val="24"/>
+          <w:szCs w:val="24"/>
+        </w:rPr>
+        <w:t>Output:</w:t>
+      </w:r>
+    </w:p>
     <w:p>
       <w:pPr>
         <w:rPr>
           <w:noProof/>
-          <w:sz w:val="24"/>
-          <w:szCs w:val="24"/>
         </w:rPr>
       </w:pPr>
       <w:r>
         <w:rPr>
           <w:noProof/>
-          <w:sz w:val="24"/>
-          <w:szCs w:val="24"/>
+        </w:rPr>
+        <w:t>Output File: index.html</w:t>
+      </w:r>
+    </w:p>
+    <w:p>
+      <w:pPr>
+        <w:rPr>
+          <w:noProof/>
+        </w:rPr>
+      </w:pPr>
+      <w:r>
+        <w:rPr>
+          <w:noProof/>
         </w:rPr>
         <w:drawing>
-          <wp:inline distT="0" distB="0" distL="0" distR="0" wp14:anchorId="6662B1F7" wp14:editId="735239B4">
-            <wp:extent cx="2467319" cy="2572109"/>
-            <wp:effectExtent l="0" t="0" r="9525" b="0"/>
-            <wp:docPr id="1336041449" name="Picture 1"/>
+          <wp:inline distT="0" distB="0" distL="0" distR="0" wp14:anchorId="0708C3D5" wp14:editId="764D672A">
+            <wp:extent cx="4315427" cy="1038370"/>
+            <wp:effectExtent l="0" t="0" r="0" b="9525"/>
+            <wp:docPr id="675412288" name="Picture 1"/>
             <wp:cNvGraphicFramePr>
               <a:graphicFrameLocks xmlns:a="http://schemas.openxmlformats.org/drawingml/2006/main" noChangeAspect="1"/>
             </wp:cNvGraphicFramePr>
@@ -1197,7 +1632,7 @@
               <a:graphicData uri="http://schemas.openxmlformats.org/drawingml/2006/picture">
                 <pic:pic xmlns:pic="http://schemas.openxmlformats.org/drawingml/2006/picture">
                   <pic:nvPicPr>
-                    <pic:cNvPr id="1336041449" name=""/>
+                    <pic:cNvPr id="675412288" name=""/>
                     <pic:cNvPicPr/>
                   </pic:nvPicPr>
                   <pic:blipFill>
@@ -1209,7 +1644,7 @@
                   <pic:spPr>
                     <a:xfrm>
                       <a:off x="0" y="0"/>
-                      <a:ext cx="2467319" cy="2572109"/>
+                      <a:ext cx="4315427" cy="1038370"/>
                     </a:xfrm>
                     <a:prstGeom prst="rect">
                       <a:avLst/>
@@ -1226,21 +1661,30 @@
       <w:pPr>
         <w:rPr>
           <w:noProof/>
-          <w:sz w:val="24"/>
-          <w:szCs w:val="24"/>
         </w:rPr>
       </w:pPr>
       <w:r>
         <w:rPr>
           <w:noProof/>
-          <w:sz w:val="24"/>
-          <w:szCs w:val="24"/>
+        </w:rPr>
+        <w:t>Output File: script.js</w:t>
+      </w:r>
+    </w:p>
+    <w:p>
+      <w:pPr>
+        <w:rPr>
+          <w:noProof/>
+        </w:rPr>
+      </w:pPr>
+      <w:r>
+        <w:rPr>
+          <w:noProof/>
         </w:rPr>
         <w:drawing>
-          <wp:inline distT="0" distB="0" distL="0" distR="0" wp14:anchorId="2D335A8B" wp14:editId="2625479C">
-            <wp:extent cx="4105848" cy="1228896"/>
-            <wp:effectExtent l="0" t="0" r="9525" b="0"/>
-            <wp:docPr id="1999220903" name="Picture 1"/>
+          <wp:inline distT="0" distB="0" distL="0" distR="0" wp14:anchorId="18132899" wp14:editId="320929F6">
+            <wp:extent cx="5839640" cy="2152950"/>
+            <wp:effectExtent l="0" t="0" r="8890" b="0"/>
+            <wp:docPr id="798453320" name="Picture 1"/>
             <wp:cNvGraphicFramePr>
               <a:graphicFrameLocks xmlns:a="http://schemas.openxmlformats.org/drawingml/2006/main" noChangeAspect="1"/>
             </wp:cNvGraphicFramePr>
@@ -1248,7 +1692,7 @@
               <a:graphicData uri="http://schemas.openxmlformats.org/drawingml/2006/picture">
                 <pic:pic xmlns:pic="http://schemas.openxmlformats.org/drawingml/2006/picture">
                   <pic:nvPicPr>
-                    <pic:cNvPr id="1999220903" name=""/>
+                    <pic:cNvPr id="798453320" name=""/>
                     <pic:cNvPicPr/>
                   </pic:nvPicPr>
                   <pic:blipFill>
@@ -1260,7 +1704,7 @@
                   <pic:spPr>
                     <a:xfrm>
                       <a:off x="0" y="0"/>
-                      <a:ext cx="4105848" cy="1228896"/>
+                      <a:ext cx="5839640" cy="2152950"/>
                     </a:xfrm>
                     <a:prstGeom prst="rect">
                       <a:avLst/>
@@ -1280,14 +1724,6 @@
           <w:szCs w:val="24"/>
         </w:rPr>
       </w:pPr>
-    </w:p>
-    <w:p>
-      <w:pPr>
-        <w:rPr>
-          <w:sz w:val="24"/>
-          <w:szCs w:val="24"/>
-        </w:rPr>
-      </w:pPr>
       <w:r>
         <w:rPr>
           <w:sz w:val="24"/>
@@ -1298,44 +1734,114 @@
     </w:p>
     <w:p>
       <w:r>
-        <w:t xml:space="preserve">This code creates a simple </w:t>
-      </w:r>
-      <w:r>
-        <w:rPr>
-          <w:b/>
-          <w:bCs/>
-        </w:rPr>
-        <w:t>Personal Notes app</w:t>
-      </w:r>
-      <w:r>
-        <w:t xml:space="preserve"> using a textarea and buttons. When you click </w:t>
-      </w:r>
-      <w:r>
-        <w:rPr>
-          <w:b/>
-          <w:bCs/>
-        </w:rPr>
-        <w:t>Save</w:t>
-      </w:r>
-      <w:r>
-        <w:t>, it stores your note in the browser’s localStorage, so it stays even after refreshing the page.</w:t>
+        <w:t xml:space="preserve">This code creates a </w:t>
+      </w:r>
+      <w:r>
+        <w:rPr>
+          <w:b/>
+          <w:bCs/>
+        </w:rPr>
+        <w:t>Product Cart Summary</w:t>
+      </w:r>
+      <w:r>
+        <w:t xml:space="preserve"> using a list of products with price and quantity. JavaScript calculates the total cost using </w:t>
+      </w:r>
+      <w:proofErr w:type="gramStart"/>
+      <w:r>
+        <w:t>map(</w:t>
+      </w:r>
+      <w:proofErr w:type="gramEnd"/>
+      <w:r>
+        <w:t xml:space="preserve">) and </w:t>
+      </w:r>
+      <w:proofErr w:type="gramStart"/>
+      <w:r>
+        <w:t>reduce(</w:t>
+      </w:r>
+      <w:proofErr w:type="gramEnd"/>
+      <w:r>
+        <w:t>) and generates a simple invoice.</w:t>
       </w:r>
       <w:r>
         <w:t xml:space="preserve"> </w:t>
       </w:r>
       <w:r>
-        <w:t xml:space="preserve">When the page loads, it automatically shows the saved note, and if you click </w:t>
-      </w:r>
-      <w:r>
-        <w:rPr>
-          <w:b/>
-          <w:bCs/>
-        </w:rPr>
-        <w:t>Clear</w:t>
-      </w:r>
-      <w:r>
-        <w:t>, it deletes the note. It also shows an alert if you try to save an empty note.</w:t>
-      </w:r>
+        <w:t xml:space="preserve">The output shows each product with its price calculation and the </w:t>
+      </w:r>
+      <w:r>
+        <w:rPr>
+          <w:b/>
+          <w:bCs/>
+        </w:rPr>
+        <w:t>final total amount of ₹46950</w:t>
+      </w:r>
+      <w:r>
+        <w:t xml:space="preserve"> printed in the console.</w:t>
+      </w:r>
+    </w:p>
+    <w:p>
+      <w:pPr>
+        <w:rPr>
+          <w:sz w:val="24"/>
+          <w:szCs w:val="24"/>
+        </w:rPr>
+      </w:pPr>
+    </w:p>
+    <w:p>
+      <w:pPr>
+        <w:rPr>
+          <w:sz w:val="24"/>
+          <w:szCs w:val="24"/>
+        </w:rPr>
+      </w:pPr>
+    </w:p>
+    <w:p>
+      <w:pPr>
+        <w:rPr>
+          <w:sz w:val="24"/>
+          <w:szCs w:val="24"/>
+        </w:rPr>
+      </w:pPr>
+    </w:p>
+    <w:p>
+      <w:pPr>
+        <w:rPr>
+          <w:sz w:val="24"/>
+          <w:szCs w:val="24"/>
+        </w:rPr>
+      </w:pPr>
+    </w:p>
+    <w:p>
+      <w:pPr>
+        <w:rPr>
+          <w:sz w:val="24"/>
+          <w:szCs w:val="24"/>
+        </w:rPr>
+      </w:pPr>
+    </w:p>
+    <w:p>
+      <w:pPr>
+        <w:rPr>
+          <w:sz w:val="24"/>
+          <w:szCs w:val="24"/>
+        </w:rPr>
+      </w:pPr>
+    </w:p>
+    <w:p>
+      <w:pPr>
+        <w:rPr>
+          <w:sz w:val="24"/>
+          <w:szCs w:val="24"/>
+        </w:rPr>
+      </w:pPr>
+    </w:p>
+    <w:p>
+      <w:pPr>
+        <w:rPr>
+          <w:sz w:val="24"/>
+          <w:szCs w:val="24"/>
+        </w:rPr>
+      </w:pPr>
     </w:p>
     <w:p>
       <w:pPr>
@@ -1346,16 +1852,15 @@
           <w:szCs w:val="25"/>
         </w:rPr>
       </w:pPr>
-    </w:p>
-    <w:p>
-      <w:pPr>
+      <w:r>
         <w:rPr>
           <w:b/>
           <w:bCs/>
           <w:sz w:val="25"/>
           <w:szCs w:val="25"/>
         </w:rPr>
-      </w:pPr>
+        <w:t xml:space="preserve">Problem </w:t>
+      </w:r>
       <w:r>
         <w:rPr>
           <w:b/>
@@ -1363,7 +1868,7 @@
           <w:sz w:val="25"/>
           <w:szCs w:val="25"/>
         </w:rPr>
-        <w:t>Problem 2</w:t>
+        <w:t>3</w:t>
       </w:r>
     </w:p>
     <w:p>
@@ -1380,41 +1885,41 @@
         </w:rPr>
         <w:t>Problem Statement:</w:t>
       </w:r>
-    </w:p>
-    <w:p>
-      <w:pPr>
-        <w:rPr>
-          <w:rFonts w:cstheme="minorHAnsi"/>
-          <w:b/>
-          <w:bCs/>
-          <w:lang w:val="en-IN"/>
-        </w:rPr>
-      </w:pPr>
-      <w:r>
-        <w:rPr>
-          <w:rFonts w:cstheme="minorHAnsi"/>
-          <w:b/>
-          <w:bCs/>
-          <w:lang w:val="en-IN"/>
-        </w:rPr>
-        <w:t>Live Form Validation with Events (</w:t>
+      <w:r>
+        <w:rPr>
+          <w:sz w:val="24"/>
+          <w:szCs w:val="24"/>
+        </w:rPr>
+        <w:t xml:space="preserve"> </w:t>
+      </w:r>
+      <w:r>
+        <w:rPr>
+          <w:b/>
+          <w:bCs/>
+          <w:sz w:val="24"/>
+          <w:szCs w:val="24"/>
+          <w:lang w:val="en-IN"/>
+        </w:rPr>
+        <w:t>Weather Data Fetcher (</w:t>
       </w:r>
       <w:proofErr w:type="gramStart"/>
       <w:r>
         <w:rPr>
-          <w:rFonts w:cstheme="minorHAnsi"/>
-          <w:b/>
-          <w:bCs/>
-          <w:lang w:val="en-IN"/>
-        </w:rPr>
-        <w:t>Level-1</w:t>
+          <w:b/>
+          <w:bCs/>
+          <w:sz w:val="24"/>
+          <w:szCs w:val="24"/>
+          <w:lang w:val="en-IN"/>
+        </w:rPr>
+        <w:t>LEVEL-2</w:t>
       </w:r>
       <w:proofErr w:type="gramEnd"/>
       <w:r>
         <w:rPr>
-          <w:rFonts w:cstheme="minorHAnsi"/>
-          <w:b/>
-          <w:bCs/>
+          <w:b/>
+          <w:bCs/>
+          <w:sz w:val="24"/>
+          <w:szCs w:val="24"/>
           <w:lang w:val="en-IN"/>
         </w:rPr>
         <w:t>)</w:t>
@@ -1423,48 +1928,63 @@
     <w:p>
       <w:pPr>
         <w:rPr>
-          <w:rFonts w:cstheme="minorHAnsi"/>
-          <w:b/>
-          <w:bCs/>
-          <w:lang w:val="en-IN"/>
-        </w:rPr>
-      </w:pPr>
-      <w:r>
-        <w:rPr>
-          <w:rFonts w:cstheme="minorHAnsi"/>
-          <w:b/>
-          <w:bCs/>
-          <w:lang w:val="en-IN"/>
-        </w:rPr>
-        <w:t>Scenario</w:t>
-      </w:r>
-    </w:p>
-    <w:p>
-      <w:pPr>
-        <w:rPr>
-          <w:rFonts w:cstheme="minorHAnsi"/>
-          <w:b/>
-          <w:bCs/>
-          <w:lang w:val="en-IN"/>
-        </w:rPr>
-      </w:pPr>
-      <w:r>
-        <w:rPr>
-          <w:rFonts w:cstheme="minorHAnsi"/>
-          <w:b/>
-          <w:bCs/>
-          <w:lang w:val="en-IN"/>
-        </w:rPr>
-        <w:t>Create a simple registration form that validates user input when fields change.</w:t>
-      </w:r>
-    </w:p>
-    <w:p>
-      <w:pPr>
-        <w:rPr>
-          <w:rFonts w:cstheme="minorHAnsi"/>
-          <w:b/>
-          <w:bCs/>
-          <w:lang w:val="en-IN"/>
+          <w:b/>
+          <w:bCs/>
+          <w:sz w:val="24"/>
+          <w:szCs w:val="24"/>
+          <w:lang w:val="en-IN"/>
+        </w:rPr>
+      </w:pPr>
+      <w:r>
+        <w:rPr>
+          <w:b/>
+          <w:bCs/>
+          <w:sz w:val="24"/>
+          <w:szCs w:val="24"/>
+          <w:lang w:val="en-IN"/>
+        </w:rPr>
+        <w:t>Scenario:</w:t>
+      </w:r>
+    </w:p>
+    <w:p>
+      <w:pPr>
+        <w:rPr>
+          <w:b/>
+          <w:bCs/>
+          <w:sz w:val="24"/>
+          <w:szCs w:val="24"/>
+          <w:lang w:val="en-IN"/>
+        </w:rPr>
+      </w:pPr>
+      <w:r>
+        <w:rPr>
+          <w:b/>
+          <w:bCs/>
+          <w:sz w:val="24"/>
+          <w:szCs w:val="24"/>
+          <w:lang w:val="en-IN"/>
+        </w:rPr>
+        <w:t>Create an application that fetches weather data asynchronously.</w:t>
+      </w:r>
+    </w:p>
+    <w:p>
+      <w:pPr>
+        <w:rPr>
+          <w:b/>
+          <w:bCs/>
+          <w:sz w:val="24"/>
+          <w:szCs w:val="24"/>
+          <w:lang w:val="en-IN"/>
+        </w:rPr>
+      </w:pPr>
+    </w:p>
+    <w:p>
+      <w:pPr>
+        <w:rPr>
+          <w:b/>
+          <w:bCs/>
+          <w:sz w:val="24"/>
+          <w:szCs w:val="24"/>
         </w:rPr>
       </w:pPr>
       <w:r>
@@ -1472,302 +1992,165 @@
           <w:rFonts w:ascii="Segoe UI Emoji" w:hAnsi="Segoe UI Emoji" w:cs="Segoe UI Emoji"/>
           <w:b/>
           <w:bCs/>
-          <w:lang w:val="en-IN"/>
+          <w:sz w:val="24"/>
+          <w:szCs w:val="24"/>
         </w:rPr>
         <w:t>📌</w:t>
       </w:r>
       <w:r>
         <w:rPr>
-          <w:rFonts w:cstheme="minorHAnsi"/>
-          <w:b/>
-          <w:bCs/>
-          <w:lang w:val="en-IN"/>
+          <w:b/>
+          <w:bCs/>
+          <w:sz w:val="24"/>
+          <w:szCs w:val="24"/>
         </w:rPr>
         <w:t xml:space="preserve"> Requirements</w:t>
       </w:r>
     </w:p>
     <w:p>
       <w:pPr>
-        <w:numPr>
-          <w:ilvl w:val="0"/>
-          <w:numId w:val="44"/>
-        </w:numPr>
-        <w:rPr>
-          <w:rFonts w:cstheme="minorHAnsi"/>
-          <w:b/>
-          <w:bCs/>
-          <w:lang w:val="en-IN"/>
-        </w:rPr>
-      </w:pPr>
-      <w:r>
-        <w:rPr>
-          <w:rFonts w:cstheme="minorHAnsi"/>
-          <w:b/>
-          <w:bCs/>
-          <w:lang w:val="en-IN"/>
-        </w:rPr>
-        <w:t>Fields:</w:t>
-      </w:r>
-    </w:p>
-    <w:p>
-      <w:pPr>
-        <w:ind w:left="720" w:firstLine="720"/>
-        <w:rPr>
-          <w:rFonts w:cstheme="minorHAnsi"/>
-          <w:b/>
-          <w:bCs/>
-          <w:lang w:val="en-IN"/>
-        </w:rPr>
-      </w:pPr>
-      <w:r>
-        <w:rPr>
-          <w:rFonts w:cstheme="minorHAnsi"/>
-          <w:b/>
-          <w:bCs/>
-          <w:lang w:val="en-IN"/>
-        </w:rPr>
-        <w:t>Name</w:t>
-      </w:r>
-    </w:p>
-    <w:p>
-      <w:pPr>
-        <w:ind w:left="720" w:firstLine="720"/>
-        <w:rPr>
-          <w:rFonts w:cstheme="minorHAnsi"/>
-          <w:b/>
-          <w:bCs/>
-          <w:lang w:val="en-IN"/>
-        </w:rPr>
-      </w:pPr>
-      <w:r>
-        <w:rPr>
-          <w:rFonts w:cstheme="minorHAnsi"/>
-          <w:b/>
-          <w:bCs/>
-          <w:lang w:val="en-IN"/>
-        </w:rPr>
-        <w:t>Email</w:t>
-      </w:r>
-    </w:p>
-    <w:p>
-      <w:pPr>
-        <w:ind w:left="720" w:firstLine="720"/>
-        <w:rPr>
-          <w:rFonts w:cstheme="minorHAnsi"/>
-          <w:b/>
-          <w:bCs/>
-          <w:lang w:val="en-IN"/>
-        </w:rPr>
-      </w:pPr>
-      <w:r>
-        <w:rPr>
-          <w:rFonts w:cstheme="minorHAnsi"/>
-          <w:b/>
-          <w:bCs/>
-          <w:lang w:val="en-IN"/>
-        </w:rPr>
-        <w:t>Age</w:t>
-      </w:r>
-    </w:p>
-    <w:p>
-      <w:pPr>
-        <w:numPr>
-          <w:ilvl w:val="0"/>
-          <w:numId w:val="45"/>
-        </w:numPr>
-        <w:rPr>
-          <w:rFonts w:cstheme="minorHAnsi"/>
-          <w:b/>
-          <w:bCs/>
-          <w:lang w:val="en-IN"/>
-        </w:rPr>
-      </w:pPr>
-      <w:r>
-        <w:rPr>
-          <w:rFonts w:cstheme="minorHAnsi"/>
-          <w:b/>
-          <w:bCs/>
-          <w:lang w:val="en-IN"/>
-        </w:rPr>
-        <w:t>Use:</w:t>
-      </w:r>
-    </w:p>
-    <w:p>
-      <w:pPr>
-        <w:ind w:left="720" w:firstLine="720"/>
-        <w:rPr>
-          <w:rFonts w:cstheme="minorHAnsi"/>
-          <w:b/>
-          <w:bCs/>
-          <w:lang w:val="en-IN"/>
-        </w:rPr>
-      </w:pPr>
-      <w:r>
-        <w:rPr>
-          <w:rFonts w:cstheme="minorHAnsi"/>
-          <w:b/>
-          <w:bCs/>
-          <w:lang w:val="en-IN"/>
-        </w:rPr>
-        <w:t>onchange</w:t>
-      </w:r>
-    </w:p>
-    <w:p>
-      <w:pPr>
-        <w:ind w:left="720" w:firstLine="720"/>
-        <w:rPr>
-          <w:rFonts w:cstheme="minorHAnsi"/>
-          <w:b/>
-          <w:bCs/>
-          <w:lang w:val="en-IN"/>
-        </w:rPr>
-      </w:pPr>
-      <w:r>
-        <w:rPr>
-          <w:rFonts w:cstheme="minorHAnsi"/>
-          <w:b/>
-          <w:bCs/>
-          <w:lang w:val="en-IN"/>
-        </w:rPr>
-        <w:t>onclick</w:t>
-      </w:r>
-    </w:p>
-    <w:p>
-      <w:pPr>
-        <w:numPr>
-          <w:ilvl w:val="0"/>
-          <w:numId w:val="46"/>
-        </w:numPr>
-        <w:rPr>
-          <w:rFonts w:cstheme="minorHAnsi"/>
-          <w:b/>
-          <w:bCs/>
-          <w:lang w:val="en-IN"/>
-        </w:rPr>
-      </w:pPr>
-      <w:r>
-        <w:rPr>
-          <w:rFonts w:cstheme="minorHAnsi"/>
-          <w:b/>
-          <w:bCs/>
-          <w:lang w:val="en-IN"/>
-        </w:rPr>
-        <w:t>Validate:</w:t>
-      </w:r>
-    </w:p>
-    <w:p>
-      <w:pPr>
-        <w:ind w:left="720" w:firstLine="720"/>
-        <w:rPr>
-          <w:rFonts w:cstheme="minorHAnsi"/>
-          <w:b/>
-          <w:bCs/>
-          <w:lang w:val="en-IN"/>
-        </w:rPr>
-      </w:pPr>
-      <w:r>
-        <w:rPr>
-          <w:rFonts w:cstheme="minorHAnsi"/>
-          <w:b/>
-          <w:bCs/>
-          <w:lang w:val="en-IN"/>
-        </w:rPr>
-        <w:t>Name cannot be empty</w:t>
-      </w:r>
-    </w:p>
-    <w:p>
-      <w:pPr>
-        <w:ind w:left="1440"/>
-        <w:rPr>
-          <w:rFonts w:cstheme="minorHAnsi"/>
-          <w:b/>
-          <w:bCs/>
-          <w:lang w:val="en-IN"/>
-        </w:rPr>
-      </w:pPr>
-      <w:r>
-        <w:rPr>
-          <w:rFonts w:cstheme="minorHAnsi"/>
-          <w:b/>
-          <w:bCs/>
-          <w:lang w:val="en-IN"/>
-        </w:rPr>
-        <w:t>Email must contain "@"</w:t>
-      </w:r>
-    </w:p>
-    <w:p>
-      <w:pPr>
-        <w:ind w:left="720" w:firstLine="720"/>
-        <w:rPr>
-          <w:rFonts w:cstheme="minorHAnsi"/>
-          <w:b/>
-          <w:bCs/>
-          <w:lang w:val="en-IN"/>
-        </w:rPr>
-      </w:pPr>
-      <w:r>
-        <w:rPr>
-          <w:rFonts w:cstheme="minorHAnsi"/>
-          <w:b/>
-          <w:bCs/>
-          <w:lang w:val="en-IN"/>
-        </w:rPr>
-        <w:t>Age must be greater than 18</w:t>
-      </w:r>
-    </w:p>
-    <w:p>
-      <w:pPr>
-        <w:numPr>
-          <w:ilvl w:val="0"/>
-          <w:numId w:val="46"/>
-        </w:numPr>
-        <w:rPr>
-          <w:rFonts w:cstheme="minorHAnsi"/>
-          <w:b/>
-          <w:bCs/>
-          <w:lang w:val="en-IN"/>
-        </w:rPr>
-      </w:pPr>
-      <w:r>
-        <w:rPr>
-          <w:rFonts w:cstheme="minorHAnsi"/>
-          <w:b/>
-          <w:bCs/>
-          <w:lang w:val="en-IN"/>
-        </w:rPr>
-        <w:t>Display validation message dynamically.</w:t>
-      </w:r>
-    </w:p>
-    <w:p>
-      <w:pPr>
-        <w:numPr>
-          <w:ilvl w:val="0"/>
-          <w:numId w:val="46"/>
-        </w:numPr>
-        <w:rPr>
-          <w:rFonts w:cstheme="minorHAnsi"/>
-          <w:b/>
-          <w:bCs/>
-          <w:lang w:val="en-IN"/>
-        </w:rPr>
-      </w:pPr>
-      <w:r>
-        <w:rPr>
-          <w:rFonts w:cstheme="minorHAnsi"/>
-          <w:b/>
-          <w:bCs/>
-          <w:lang w:val="en-IN"/>
-        </w:rPr>
-        <w:t>Store valid user data in sessionStorage.</w:t>
-      </w:r>
-    </w:p>
-    <w:p>
-      <w:pPr>
-        <w:rPr>
-          <w:rFonts w:cstheme="minorHAnsi"/>
-          <w:b/>
-          <w:bCs/>
-          <w:lang w:val="en-IN"/>
+        <w:rPr>
+          <w:b/>
+          <w:bCs/>
+          <w:sz w:val="24"/>
+          <w:szCs w:val="24"/>
+          <w:lang w:val="en-IN"/>
+        </w:rPr>
+      </w:pPr>
+      <w:r>
+        <w:rPr>
+          <w:b/>
+          <w:bCs/>
+          <w:sz w:val="24"/>
+          <w:szCs w:val="24"/>
+          <w:lang w:val="en-IN"/>
+        </w:rPr>
+        <w:t xml:space="preserve">- Fetch data from a public API using </w:t>
+      </w:r>
+      <w:proofErr w:type="gramStart"/>
+      <w:r>
+        <w:rPr>
+          <w:b/>
+          <w:bCs/>
+          <w:sz w:val="24"/>
+          <w:szCs w:val="24"/>
+          <w:lang w:val="en-IN"/>
+        </w:rPr>
+        <w:t>fetch(</w:t>
+      </w:r>
+      <w:proofErr w:type="gramEnd"/>
+      <w:r>
+        <w:rPr>
+          <w:b/>
+          <w:bCs/>
+          <w:sz w:val="24"/>
+          <w:szCs w:val="24"/>
+          <w:lang w:val="en-IN"/>
+        </w:rPr>
+        <w:t>).</w:t>
+      </w:r>
+    </w:p>
+    <w:p>
+      <w:pPr>
+        <w:rPr>
+          <w:b/>
+          <w:bCs/>
+          <w:sz w:val="24"/>
+          <w:szCs w:val="24"/>
+          <w:lang w:val="en-IN"/>
+        </w:rPr>
+      </w:pPr>
+      <w:r>
+        <w:rPr>
+          <w:b/>
+          <w:bCs/>
+          <w:sz w:val="24"/>
+          <w:szCs w:val="24"/>
+          <w:lang w:val="en-IN"/>
+        </w:rPr>
+        <w:t>- Implement version using Promises.</w:t>
+      </w:r>
+    </w:p>
+    <w:p>
+      <w:pPr>
+        <w:rPr>
+          <w:b/>
+          <w:bCs/>
+          <w:sz w:val="24"/>
+          <w:szCs w:val="24"/>
+          <w:lang w:val="en-IN"/>
+        </w:rPr>
+      </w:pPr>
+      <w:r>
+        <w:rPr>
+          <w:b/>
+          <w:bCs/>
+          <w:sz w:val="24"/>
+          <w:szCs w:val="24"/>
+          <w:lang w:val="en-IN"/>
+        </w:rPr>
+        <w:t>- Implement version using async/await.</w:t>
+      </w:r>
+    </w:p>
+    <w:p>
+      <w:pPr>
+        <w:rPr>
+          <w:b/>
+          <w:bCs/>
+          <w:sz w:val="24"/>
+          <w:szCs w:val="24"/>
+          <w:lang w:val="en-IN"/>
+        </w:rPr>
+      </w:pPr>
+      <w:r>
+        <w:rPr>
+          <w:b/>
+          <w:bCs/>
+          <w:sz w:val="24"/>
+          <w:szCs w:val="24"/>
+          <w:lang w:val="en-IN"/>
+        </w:rPr>
+        <w:t>- Handle errors properly.</w:t>
+      </w:r>
+    </w:p>
+    <w:p>
+      <w:pPr>
+        <w:rPr>
+          <w:b/>
+          <w:bCs/>
+          <w:sz w:val="24"/>
+          <w:szCs w:val="24"/>
+          <w:lang w:val="en-IN"/>
+        </w:rPr>
+      </w:pPr>
+      <w:r>
+        <w:rPr>
+          <w:b/>
+          <w:bCs/>
+          <w:sz w:val="24"/>
+          <w:szCs w:val="24"/>
+          <w:lang w:val="en-IN"/>
+        </w:rPr>
+        <w:t>- Display formatted weather report.</w:t>
+      </w:r>
+    </w:p>
+    <w:p>
+      <w:pPr>
+        <w:rPr>
+          <w:b/>
+          <w:bCs/>
+          <w:sz w:val="24"/>
+          <w:szCs w:val="24"/>
+        </w:rPr>
+      </w:pPr>
+    </w:p>
+    <w:p>
+      <w:pPr>
+        <w:rPr>
+          <w:b/>
+          <w:bCs/>
+          <w:sz w:val="24"/>
+          <w:szCs w:val="24"/>
         </w:rPr>
       </w:pPr>
       <w:r>
@@ -1775,139 +2158,123 @@
           <w:rFonts w:ascii="Segoe UI Emoji" w:hAnsi="Segoe UI Emoji" w:cs="Segoe UI Emoji"/>
           <w:b/>
           <w:bCs/>
-          <w:lang w:val="en-IN"/>
+          <w:sz w:val="24"/>
+          <w:szCs w:val="24"/>
         </w:rPr>
         <w:t>🛠️</w:t>
       </w:r>
       <w:r>
         <w:rPr>
-          <w:rFonts w:cstheme="minorHAnsi"/>
-          <w:b/>
-          <w:bCs/>
-          <w:lang w:val="en-IN"/>
+          <w:b/>
+          <w:bCs/>
+          <w:sz w:val="24"/>
+          <w:szCs w:val="24"/>
         </w:rPr>
         <w:t xml:space="preserve"> Technical Constraints</w:t>
       </w:r>
     </w:p>
     <w:p>
       <w:pPr>
-        <w:numPr>
-          <w:ilvl w:val="0"/>
-          <w:numId w:val="46"/>
-        </w:numPr>
-        <w:rPr>
-          <w:rFonts w:cstheme="minorHAnsi"/>
-          <w:b/>
-          <w:bCs/>
-          <w:lang w:val="en-IN"/>
-        </w:rPr>
-      </w:pPr>
-      <w:r>
-        <w:rPr>
-          <w:rFonts w:cstheme="minorHAnsi"/>
-          <w:b/>
-          <w:bCs/>
-          <w:lang w:val="en-IN"/>
-        </w:rPr>
-        <w:t>Must use inline onchange events.</w:t>
-      </w:r>
-    </w:p>
-    <w:p>
-      <w:pPr>
-        <w:numPr>
-          <w:ilvl w:val="0"/>
-          <w:numId w:val="47"/>
-        </w:numPr>
-        <w:rPr>
-          <w:rFonts w:cstheme="minorHAnsi"/>
-          <w:b/>
-          <w:bCs/>
-          <w:lang w:val="en-IN"/>
-        </w:rPr>
-      </w:pPr>
-      <w:r>
-        <w:rPr>
-          <w:rFonts w:cstheme="minorHAnsi"/>
-          <w:b/>
-          <w:bCs/>
-          <w:lang w:val="en-IN"/>
-        </w:rPr>
-        <w:t>Store valid data using:</w:t>
-      </w:r>
-    </w:p>
-    <w:p>
-      <w:pPr>
-        <w:ind w:left="720" w:firstLine="720"/>
-        <w:rPr>
-          <w:rFonts w:cstheme="minorHAnsi"/>
-          <w:b/>
-          <w:bCs/>
-          <w:lang w:val="en-IN"/>
-        </w:rPr>
-      </w:pPr>
-      <w:r>
-        <w:rPr>
-          <w:rFonts w:cstheme="minorHAnsi"/>
-          <w:b/>
-          <w:bCs/>
-          <w:lang w:val="en-IN"/>
-        </w:rPr>
-        <w:t>sessionStorage.setItem()</w:t>
-      </w:r>
-    </w:p>
-    <w:p>
-      <w:pPr>
-        <w:numPr>
-          <w:ilvl w:val="0"/>
-          <w:numId w:val="48"/>
-        </w:numPr>
-        <w:rPr>
-          <w:rFonts w:cstheme="minorHAnsi"/>
-          <w:b/>
-          <w:bCs/>
-          <w:lang w:val="en-IN"/>
-        </w:rPr>
-      </w:pPr>
-      <w:r>
-        <w:rPr>
-          <w:rFonts w:cstheme="minorHAnsi"/>
-          <w:b/>
-          <w:bCs/>
-          <w:lang w:val="en-IN"/>
-        </w:rPr>
-        <w:t>No external libraries.</w:t>
-      </w:r>
-    </w:p>
-    <w:p>
-      <w:pPr>
-        <w:numPr>
-          <w:ilvl w:val="0"/>
-          <w:numId w:val="48"/>
-        </w:numPr>
-        <w:rPr>
-          <w:rFonts w:cstheme="minorHAnsi"/>
-          <w:b/>
-          <w:bCs/>
-          <w:lang w:val="en-IN"/>
-        </w:rPr>
-      </w:pPr>
-      <w:r>
-        <w:rPr>
-          <w:rFonts w:cstheme="minorHAnsi"/>
-          <w:b/>
-          <w:bCs/>
-          <w:lang w:val="en-IN"/>
-        </w:rPr>
-        <w:t>Use basic JavaScript only.</w:t>
-      </w:r>
-    </w:p>
-    <w:p>
-      <w:pPr>
-        <w:rPr>
-          <w:rFonts w:cstheme="minorHAnsi"/>
-          <w:b/>
-          <w:bCs/>
-          <w:lang w:val="en-IN"/>
+        <w:rPr>
+          <w:b/>
+          <w:bCs/>
+          <w:sz w:val="24"/>
+          <w:szCs w:val="24"/>
+          <w:lang w:val="en-IN"/>
+        </w:rPr>
+      </w:pPr>
+      <w:r>
+        <w:rPr>
+          <w:b/>
+          <w:bCs/>
+          <w:sz w:val="24"/>
+          <w:szCs w:val="24"/>
+          <w:lang w:val="en-IN"/>
+        </w:rPr>
+        <w:t>- Use async/await.</w:t>
+      </w:r>
+    </w:p>
+    <w:p>
+      <w:pPr>
+        <w:rPr>
+          <w:b/>
+          <w:bCs/>
+          <w:sz w:val="24"/>
+          <w:szCs w:val="24"/>
+          <w:lang w:val="en-IN"/>
+        </w:rPr>
+      </w:pPr>
+      <w:r>
+        <w:rPr>
+          <w:b/>
+          <w:bCs/>
+          <w:sz w:val="24"/>
+          <w:szCs w:val="24"/>
+          <w:lang w:val="en-IN"/>
+        </w:rPr>
+        <w:t>- Use template literals.</w:t>
+      </w:r>
+    </w:p>
+    <w:p>
+      <w:pPr>
+        <w:rPr>
+          <w:b/>
+          <w:bCs/>
+          <w:sz w:val="24"/>
+          <w:szCs w:val="24"/>
+          <w:lang w:val="en-IN"/>
+        </w:rPr>
+      </w:pPr>
+      <w:r>
+        <w:rPr>
+          <w:b/>
+          <w:bCs/>
+          <w:sz w:val="24"/>
+          <w:szCs w:val="24"/>
+          <w:lang w:val="en-IN"/>
+        </w:rPr>
+        <w:t>- Use arrow functions.</w:t>
+      </w:r>
+    </w:p>
+    <w:p>
+      <w:pPr>
+        <w:rPr>
+          <w:b/>
+          <w:bCs/>
+          <w:sz w:val="24"/>
+          <w:szCs w:val="24"/>
+          <w:lang w:val="en-IN"/>
+        </w:rPr>
+      </w:pPr>
+      <w:r>
+        <w:rPr>
+          <w:b/>
+          <w:bCs/>
+          <w:sz w:val="24"/>
+          <w:szCs w:val="24"/>
+          <w:lang w:val="en-IN"/>
+        </w:rPr>
+        <w:t>- Must include proper error handling using try/catch.</w:t>
+      </w:r>
+    </w:p>
+    <w:p>
+      <w:pPr>
+        <w:rPr>
+          <w:b/>
+          <w:bCs/>
+          <w:sz w:val="24"/>
+          <w:szCs w:val="24"/>
+          <w:lang w:val="en-IN"/>
+        </w:rPr>
+      </w:pPr>
+    </w:p>
+    <w:p>
+      <w:pPr>
+        <w:rPr>
+          <w:b/>
+          <w:bCs/>
+          <w:sz w:val="24"/>
+          <w:szCs w:val="24"/>
         </w:rPr>
       </w:pPr>
       <w:r>
@@ -1915,16 +2282,17 @@
           <w:rFonts w:ascii="Segoe UI Emoji" w:hAnsi="Segoe UI Emoji" w:cs="Segoe UI Emoji"/>
           <w:b/>
           <w:bCs/>
-          <w:lang w:val="en-IN"/>
+          <w:sz w:val="24"/>
+          <w:szCs w:val="24"/>
         </w:rPr>
         <w:t>🎯</w:t>
       </w:r>
       <w:r>
         <w:rPr>
-          <w:rFonts w:cstheme="minorHAnsi"/>
-          <w:b/>
-          <w:bCs/>
-          <w:lang w:val="en-IN"/>
+          <w:b/>
+          <w:bCs/>
+          <w:sz w:val="24"/>
+          <w:szCs w:val="24"/>
         </w:rPr>
         <w:t xml:space="preserve"> Learning Outcome</w:t>
       </w:r>
@@ -1932,242 +2300,65 @@
     <w:p>
       <w:pPr>
         <w:rPr>
-          <w:rFonts w:cstheme="minorHAnsi"/>
-          <w:b/>
-          <w:bCs/>
-          <w:lang w:val="en-IN"/>
-        </w:rPr>
-      </w:pPr>
-      <w:r>
-        <w:rPr>
-          <w:rFonts w:cstheme="minorHAnsi"/>
-          <w:b/>
-          <w:bCs/>
-          <w:lang w:val="en-IN"/>
-        </w:rPr>
-        <w:t>You will be able to:</w:t>
-      </w:r>
-    </w:p>
-    <w:p>
-      <w:pPr>
-        <w:numPr>
-          <w:ilvl w:val="0"/>
-          <w:numId w:val="48"/>
-        </w:numPr>
-        <w:rPr>
-          <w:rFonts w:cstheme="minorHAnsi"/>
-          <w:b/>
-          <w:bCs/>
-          <w:lang w:val="en-IN"/>
-        </w:rPr>
-      </w:pPr>
-      <w:r>
-        <w:rPr>
-          <w:rFonts w:cstheme="minorHAnsi"/>
-          <w:b/>
-          <w:bCs/>
-          <w:lang w:val="en-IN"/>
-        </w:rPr>
-        <w:t>onchange event usage</w:t>
-      </w:r>
-    </w:p>
-    <w:p>
-      <w:pPr>
-        <w:numPr>
-          <w:ilvl w:val="0"/>
-          <w:numId w:val="48"/>
-        </w:numPr>
-        <w:rPr>
-          <w:rFonts w:cstheme="minorHAnsi"/>
-          <w:b/>
-          <w:bCs/>
-          <w:lang w:val="en-IN"/>
-        </w:rPr>
-      </w:pPr>
-      <w:r>
-        <w:rPr>
-          <w:rFonts w:cstheme="minorHAnsi"/>
-          <w:b/>
-          <w:bCs/>
-          <w:lang w:val="en-IN"/>
-        </w:rPr>
-        <w:t>Form validation logic</w:t>
-      </w:r>
-    </w:p>
-    <w:p>
-      <w:pPr>
-        <w:numPr>
-          <w:ilvl w:val="0"/>
-          <w:numId w:val="48"/>
-        </w:numPr>
-        <w:rPr>
-          <w:rFonts w:cstheme="minorHAnsi"/>
-          <w:b/>
-          <w:bCs/>
-          <w:lang w:val="en-IN"/>
-        </w:rPr>
-      </w:pPr>
-      <w:r>
-        <w:rPr>
-          <w:rFonts w:cstheme="minorHAnsi"/>
-          <w:b/>
-          <w:bCs/>
-          <w:lang w:val="en-IN"/>
-        </w:rPr>
-        <w:t>Difference between localStorage and sessionStorage</w:t>
-      </w:r>
-    </w:p>
-    <w:p>
-      <w:pPr>
-        <w:numPr>
-          <w:ilvl w:val="0"/>
-          <w:numId w:val="48"/>
-        </w:numPr>
-        <w:rPr>
-          <w:rFonts w:cstheme="minorHAnsi"/>
-          <w:b/>
-          <w:bCs/>
-          <w:lang w:val="en-IN"/>
-        </w:rPr>
-      </w:pPr>
-      <w:r>
-        <w:rPr>
-          <w:rFonts w:cstheme="minorHAnsi"/>
-          <w:b/>
-          <w:bCs/>
-          <w:lang w:val="en-IN"/>
-        </w:rPr>
-        <w:t>Dynamic DOM updates</w:t>
-      </w:r>
-    </w:p>
-    <w:p>
-      <w:pPr>
-        <w:rPr>
-          <w:rFonts w:cstheme="minorHAnsi"/>
-          <w:b/>
-          <w:bCs/>
-        </w:rPr>
-      </w:pPr>
-    </w:p>
-    <w:p>
-      <w:pPr>
-        <w:rPr>
-          <w:sz w:val="24"/>
-          <w:szCs w:val="24"/>
-        </w:rPr>
-      </w:pPr>
-    </w:p>
-    <w:p>
-      <w:pPr>
-        <w:rPr>
-          <w:sz w:val="24"/>
-          <w:szCs w:val="24"/>
-        </w:rPr>
-      </w:pPr>
-    </w:p>
-    <w:p>
-      <w:pPr>
-        <w:rPr>
-          <w:sz w:val="24"/>
-          <w:szCs w:val="24"/>
-        </w:rPr>
-      </w:pPr>
-    </w:p>
-    <w:p>
-      <w:pPr>
-        <w:rPr>
-          <w:sz w:val="24"/>
-          <w:szCs w:val="24"/>
-        </w:rPr>
-      </w:pPr>
-    </w:p>
-    <w:p>
-      <w:pPr>
-        <w:rPr>
-          <w:sz w:val="24"/>
-          <w:szCs w:val="24"/>
-        </w:rPr>
-      </w:pPr>
-    </w:p>
-    <w:p>
-      <w:pPr>
-        <w:rPr>
-          <w:sz w:val="24"/>
-          <w:szCs w:val="24"/>
-        </w:rPr>
-      </w:pPr>
-    </w:p>
-    <w:p>
-      <w:pPr>
-        <w:rPr>
-          <w:sz w:val="24"/>
-          <w:szCs w:val="24"/>
-        </w:rPr>
-      </w:pPr>
-    </w:p>
-    <w:p>
-      <w:pPr>
-        <w:rPr>
-          <w:sz w:val="24"/>
-          <w:szCs w:val="24"/>
-        </w:rPr>
-      </w:pPr>
-    </w:p>
-    <w:p>
-      <w:pPr>
-        <w:rPr>
-          <w:sz w:val="24"/>
-          <w:szCs w:val="24"/>
-        </w:rPr>
-      </w:pPr>
-    </w:p>
-    <w:p>
-      <w:pPr>
-        <w:rPr>
-          <w:sz w:val="24"/>
-          <w:szCs w:val="24"/>
-        </w:rPr>
-      </w:pPr>
-    </w:p>
-    <w:p>
-      <w:pPr>
-        <w:rPr>
-          <w:sz w:val="24"/>
-          <w:szCs w:val="24"/>
-        </w:rPr>
-      </w:pPr>
-    </w:p>
-    <w:p>
-      <w:pPr>
-        <w:rPr>
-          <w:sz w:val="24"/>
-          <w:szCs w:val="24"/>
-        </w:rPr>
-      </w:pPr>
-    </w:p>
-    <w:p>
-      <w:pPr>
-        <w:rPr>
-          <w:sz w:val="24"/>
-          <w:szCs w:val="24"/>
-        </w:rPr>
-      </w:pPr>
-    </w:p>
-    <w:p>
-      <w:pPr>
-        <w:rPr>
-          <w:sz w:val="24"/>
-          <w:szCs w:val="24"/>
-        </w:rPr>
-      </w:pPr>
-    </w:p>
-    <w:p>
-      <w:pPr>
-        <w:rPr>
-          <w:sz w:val="24"/>
-          <w:szCs w:val="24"/>
-        </w:rPr>
-      </w:pPr>
+          <w:b/>
+          <w:bCs/>
+          <w:sz w:val="24"/>
+          <w:szCs w:val="24"/>
+          <w:lang w:val="en-IN"/>
+        </w:rPr>
+      </w:pPr>
+      <w:r>
+        <w:rPr>
+          <w:b/>
+          <w:bCs/>
+          <w:sz w:val="24"/>
+          <w:szCs w:val="24"/>
+          <w:lang w:val="en-IN"/>
+        </w:rPr>
+        <w:t>- Understand Promises and async/await.</w:t>
+      </w:r>
+    </w:p>
+    <w:p>
+      <w:pPr>
+        <w:rPr>
+          <w:b/>
+          <w:bCs/>
+          <w:sz w:val="24"/>
+          <w:szCs w:val="24"/>
+          <w:lang w:val="en-IN"/>
+        </w:rPr>
+      </w:pPr>
+      <w:r>
+        <w:rPr>
+          <w:b/>
+          <w:bCs/>
+          <w:sz w:val="24"/>
+          <w:szCs w:val="24"/>
+          <w:lang w:val="en-IN"/>
+        </w:rPr>
+        <w:t>- Handle asynchronous operations.</w:t>
+      </w:r>
+    </w:p>
+    <w:p>
+      <w:pPr>
+        <w:rPr>
+          <w:b/>
+          <w:bCs/>
+          <w:sz w:val="24"/>
+          <w:szCs w:val="24"/>
+          <w:lang w:val="en-IN"/>
+        </w:rPr>
+      </w:pPr>
+      <w:r>
+        <w:rPr>
+          <w:b/>
+          <w:bCs/>
+          <w:sz w:val="24"/>
+          <w:szCs w:val="24"/>
+          <w:lang w:val="en-IN"/>
+        </w:rPr>
+        <w:t>- Improve API handling skills.</w:t>
+      </w:r>
     </w:p>
     <w:p>
       <w:pPr>
@@ -2214,20 +2405,15 @@
       </w:r>
     </w:p>
     <w:p>
-      <w:pPr>
+      <w:r>
         <w:rPr>
           <w:noProof/>
         </w:rPr>
-      </w:pPr>
-      <w:r>
-        <w:rPr>
-          <w:noProof/>
-        </w:rPr>
         <w:drawing>
-          <wp:inline distT="0" distB="0" distL="0" distR="0" wp14:anchorId="4994308C" wp14:editId="5AD241C1">
-            <wp:extent cx="5943600" cy="5587365"/>
-            <wp:effectExtent l="0" t="0" r="0" b="0"/>
-            <wp:docPr id="279764561" name="Picture 1"/>
+          <wp:inline distT="0" distB="0" distL="0" distR="0" wp14:anchorId="6E91D5AB" wp14:editId="47D04F67">
+            <wp:extent cx="5943600" cy="5882005"/>
+            <wp:effectExtent l="0" t="0" r="0" b="4445"/>
+            <wp:docPr id="1818949387" name="Picture 1"/>
             <wp:cNvGraphicFramePr>
               <a:graphicFrameLocks xmlns:a="http://schemas.openxmlformats.org/drawingml/2006/main" noChangeAspect="1"/>
             </wp:cNvGraphicFramePr>
@@ -2235,7 +2421,7 @@
               <a:graphicData uri="http://schemas.openxmlformats.org/drawingml/2006/picture">
                 <pic:pic xmlns:pic="http://schemas.openxmlformats.org/drawingml/2006/picture">
                   <pic:nvPicPr>
-                    <pic:cNvPr id="279764561" name=""/>
+                    <pic:cNvPr id="1818949387" name=""/>
                     <pic:cNvPicPr/>
                   </pic:nvPicPr>
                   <pic:blipFill>
@@ -2247,7 +2433,7 @@
                   <pic:spPr>
                     <a:xfrm>
                       <a:off x="0" y="0"/>
-                      <a:ext cx="5943600" cy="5587365"/>
+                      <a:ext cx="5943600" cy="5882005"/>
                     </a:xfrm>
                     <a:prstGeom prst="rect">
                       <a:avLst/>
@@ -2262,11 +2448,14 @@
     </w:p>
     <w:p>
       <w:r>
+        <w:rPr>
+          <w:noProof/>
+        </w:rPr>
         <w:drawing>
-          <wp:inline distT="0" distB="0" distL="0" distR="0" wp14:anchorId="0ABE19DA" wp14:editId="389C3828">
-            <wp:extent cx="5943600" cy="4783455"/>
-            <wp:effectExtent l="0" t="0" r="0" b="0"/>
-            <wp:docPr id="1338267573" name="Picture 1"/>
+          <wp:inline distT="0" distB="0" distL="0" distR="0" wp14:anchorId="5DBA22A2" wp14:editId="4152F97C">
+            <wp:extent cx="5943600" cy="5847715"/>
+            <wp:effectExtent l="0" t="0" r="0" b="635"/>
+            <wp:docPr id="1636511673" name="Picture 1"/>
             <wp:cNvGraphicFramePr>
               <a:graphicFrameLocks xmlns:a="http://schemas.openxmlformats.org/drawingml/2006/main" noChangeAspect="1"/>
             </wp:cNvGraphicFramePr>
@@ -2274,7 +2463,7 @@
               <a:graphicData uri="http://schemas.openxmlformats.org/drawingml/2006/picture">
                 <pic:pic xmlns:pic="http://schemas.openxmlformats.org/drawingml/2006/picture">
                   <pic:nvPicPr>
-                    <pic:cNvPr id="1338267573" name=""/>
+                    <pic:cNvPr id="1636511673" name=""/>
                     <pic:cNvPicPr/>
                   </pic:nvPicPr>
                   <pic:blipFill>
@@ -2286,7 +2475,7 @@
                   <pic:spPr>
                     <a:xfrm>
                       <a:off x="0" y="0"/>
-                      <a:ext cx="5943600" cy="4783455"/>
+                      <a:ext cx="5943600" cy="5847715"/>
                     </a:xfrm>
                     <a:prstGeom prst="rect">
                       <a:avLst/>
@@ -2301,11 +2490,14 @@
     </w:p>
     <w:p>
       <w:r>
+        <w:rPr>
+          <w:noProof/>
+        </w:rPr>
         <w:drawing>
-          <wp:inline distT="0" distB="0" distL="0" distR="0" wp14:anchorId="0D2627B3" wp14:editId="6E810D1D">
-            <wp:extent cx="5943600" cy="2874010"/>
-            <wp:effectExtent l="0" t="0" r="0" b="2540"/>
-            <wp:docPr id="428938108" name="Picture 1"/>
+          <wp:inline distT="0" distB="0" distL="0" distR="0" wp14:anchorId="78816855" wp14:editId="53A975ED">
+            <wp:extent cx="5943600" cy="3309620"/>
+            <wp:effectExtent l="0" t="0" r="0" b="5080"/>
+            <wp:docPr id="2008839020" name="Picture 1"/>
             <wp:cNvGraphicFramePr>
               <a:graphicFrameLocks xmlns:a="http://schemas.openxmlformats.org/drawingml/2006/main" noChangeAspect="1"/>
             </wp:cNvGraphicFramePr>
@@ -2313,7 +2505,7 @@
               <a:graphicData uri="http://schemas.openxmlformats.org/drawingml/2006/picture">
                 <pic:pic xmlns:pic="http://schemas.openxmlformats.org/drawingml/2006/picture">
                   <pic:nvPicPr>
-                    <pic:cNvPr id="428938108" name=""/>
+                    <pic:cNvPr id="2008839020" name=""/>
                     <pic:cNvPicPr/>
                   </pic:nvPicPr>
                   <pic:blipFill>
@@ -2325,7 +2517,7 @@
                   <pic:spPr>
                     <a:xfrm>
                       <a:off x="0" y="0"/>
-                      <a:ext cx="5943600" cy="2874010"/>
+                      <a:ext cx="5943600" cy="3309620"/>
                     </a:xfrm>
                     <a:prstGeom prst="rect">
                       <a:avLst/>
@@ -2338,52 +2530,16 @@
         </w:drawing>
       </w:r>
     </w:p>
-    <w:p/>
-    <w:p/>
-    <w:p/>
-    <w:p>
-      <w:pPr>
-        <w:rPr>
-          <w:sz w:val="24"/>
-          <w:szCs w:val="24"/>
-        </w:rPr>
-      </w:pPr>
-      <w:r>
-        <w:rPr>
-          <w:sz w:val="24"/>
-          <w:szCs w:val="24"/>
-        </w:rPr>
-        <w:t>Output:</w:t>
-      </w:r>
-    </w:p>
-    <w:p>
-      <w:pPr>
+    <w:p>
+      <w:r>
         <w:rPr>
           <w:noProof/>
         </w:rPr>
-      </w:pPr>
-      <w:r>
-        <w:rPr>
-          <w:noProof/>
-        </w:rPr>
-        <w:t>Output File: index.html</w:t>
-      </w:r>
-    </w:p>
-    <w:p>
-      <w:pPr>
-        <w:rPr>
-          <w:noProof/>
-        </w:rPr>
-      </w:pPr>
-      <w:r>
-        <w:rPr>
-          <w:noProof/>
-        </w:rPr>
         <w:drawing>
-          <wp:inline distT="0" distB="0" distL="0" distR="0" wp14:anchorId="2C5EA101" wp14:editId="455373B0">
-            <wp:extent cx="3191320" cy="2019582"/>
-            <wp:effectExtent l="0" t="0" r="0" b="0"/>
-            <wp:docPr id="1220850236" name="Picture 1"/>
+          <wp:inline distT="0" distB="0" distL="0" distR="0" wp14:anchorId="5360DF11" wp14:editId="280F56F0">
+            <wp:extent cx="5943600" cy="2300605"/>
+            <wp:effectExtent l="0" t="0" r="0" b="4445"/>
+            <wp:docPr id="1198174436" name="Picture 1"/>
             <wp:cNvGraphicFramePr>
               <a:graphicFrameLocks xmlns:a="http://schemas.openxmlformats.org/drawingml/2006/main" noChangeAspect="1"/>
             </wp:cNvGraphicFramePr>
@@ -2391,7 +2547,7 @@
               <a:graphicData uri="http://schemas.openxmlformats.org/drawingml/2006/picture">
                 <pic:pic xmlns:pic="http://schemas.openxmlformats.org/drawingml/2006/picture">
                   <pic:nvPicPr>
-                    <pic:cNvPr id="1220850236" name=""/>
+                    <pic:cNvPr id="1198174436" name=""/>
                     <pic:cNvPicPr/>
                   </pic:nvPicPr>
                   <pic:blipFill>
@@ -2403,7 +2559,7 @@
                   <pic:spPr>
                     <a:xfrm>
                       <a:off x="0" y="0"/>
-                      <a:ext cx="3191320" cy="2019582"/>
+                      <a:ext cx="5943600" cy="2300605"/>
                     </a:xfrm>
                     <a:prstGeom prst="rect">
                       <a:avLst/>
@@ -2419,18 +2575,89 @@
     <w:p>
       <w:pPr>
         <w:rPr>
+          <w:sz w:val="24"/>
+          <w:szCs w:val="24"/>
+        </w:rPr>
+      </w:pPr>
+    </w:p>
+    <w:p>
+      <w:pPr>
+        <w:rPr>
+          <w:sz w:val="24"/>
+          <w:szCs w:val="24"/>
+        </w:rPr>
+      </w:pPr>
+    </w:p>
+    <w:p>
+      <w:pPr>
+        <w:rPr>
+          <w:sz w:val="24"/>
+          <w:szCs w:val="24"/>
+        </w:rPr>
+      </w:pPr>
+    </w:p>
+    <w:p>
+      <w:pPr>
+        <w:rPr>
+          <w:sz w:val="24"/>
+          <w:szCs w:val="24"/>
+        </w:rPr>
+      </w:pPr>
+    </w:p>
+    <w:p>
+      <w:pPr>
+        <w:rPr>
+          <w:sz w:val="24"/>
+          <w:szCs w:val="24"/>
+        </w:rPr>
+      </w:pPr>
+    </w:p>
+    <w:p>
+      <w:pPr>
+        <w:rPr>
+          <w:sz w:val="24"/>
+          <w:szCs w:val="24"/>
+        </w:rPr>
+      </w:pPr>
+    </w:p>
+    <w:p>
+      <w:pPr>
+        <w:rPr>
+          <w:sz w:val="24"/>
+          <w:szCs w:val="24"/>
+        </w:rPr>
+      </w:pPr>
+    </w:p>
+    <w:p>
+      <w:pPr>
+        <w:rPr>
+          <w:sz w:val="24"/>
+          <w:szCs w:val="24"/>
+        </w:rPr>
+      </w:pPr>
+      <w:r>
+        <w:rPr>
+          <w:sz w:val="24"/>
+          <w:szCs w:val="24"/>
+        </w:rPr>
+        <w:t>Output:</w:t>
+      </w:r>
+    </w:p>
+    <w:p>
+      <w:r>
+        <w:t>Output File: index.html</w:t>
+      </w:r>
+    </w:p>
+    <w:p>
+      <w:r>
+        <w:rPr>
           <w:noProof/>
         </w:rPr>
-      </w:pPr>
-      <w:r>
-        <w:rPr>
-          <w:noProof/>
-        </w:rPr>
         <w:drawing>
-          <wp:inline distT="0" distB="0" distL="0" distR="0" wp14:anchorId="33407093" wp14:editId="4A2B876D">
-            <wp:extent cx="3038899" cy="1943371"/>
-            <wp:effectExtent l="0" t="0" r="9525" b="0"/>
-            <wp:docPr id="2037809715" name="Picture 1"/>
+          <wp:inline distT="0" distB="0" distL="0" distR="0" wp14:anchorId="2EB09970" wp14:editId="503D116E">
+            <wp:extent cx="4244340" cy="2852686"/>
+            <wp:effectExtent l="0" t="0" r="3810" b="5080"/>
+            <wp:docPr id="874608959" name="Picture 1"/>
             <wp:cNvGraphicFramePr>
               <a:graphicFrameLocks xmlns:a="http://schemas.openxmlformats.org/drawingml/2006/main" noChangeAspect="1"/>
             </wp:cNvGraphicFramePr>
@@ -2438,7 +2665,7 @@
               <a:graphicData uri="http://schemas.openxmlformats.org/drawingml/2006/picture">
                 <pic:pic xmlns:pic="http://schemas.openxmlformats.org/drawingml/2006/picture">
                   <pic:nvPicPr>
-                    <pic:cNvPr id="2037809715" name=""/>
+                    <pic:cNvPr id="874608959" name=""/>
                     <pic:cNvPicPr/>
                   </pic:nvPicPr>
                   <pic:blipFill>
@@ -2450,7 +2677,7 @@
                   <pic:spPr>
                     <a:xfrm>
                       <a:off x="0" y="0"/>
-                      <a:ext cx="3038899" cy="1943371"/>
+                      <a:ext cx="4252668" cy="2858284"/>
                     </a:xfrm>
                     <a:prstGeom prst="rect">
                       <a:avLst/>
@@ -2464,20 +2691,15 @@
       </w:r>
     </w:p>
     <w:p>
-      <w:pPr>
+      <w:r>
         <w:rPr>
           <w:noProof/>
         </w:rPr>
-      </w:pPr>
-      <w:r>
-        <w:rPr>
-          <w:noProof/>
-        </w:rPr>
         <w:drawing>
-          <wp:inline distT="0" distB="0" distL="0" distR="0" wp14:anchorId="62351F9A" wp14:editId="2B0A4EAF">
-            <wp:extent cx="2962688" cy="2295845"/>
-            <wp:effectExtent l="0" t="0" r="9525" b="9525"/>
-            <wp:docPr id="1740536862" name="Picture 1"/>
+          <wp:inline distT="0" distB="0" distL="0" distR="0" wp14:anchorId="5D8EAE39" wp14:editId="36E3F230">
+            <wp:extent cx="5013960" cy="4518992"/>
+            <wp:effectExtent l="0" t="0" r="0" b="0"/>
+            <wp:docPr id="1147416047" name="Picture 1"/>
             <wp:cNvGraphicFramePr>
               <a:graphicFrameLocks xmlns:a="http://schemas.openxmlformats.org/drawingml/2006/main" noChangeAspect="1"/>
             </wp:cNvGraphicFramePr>
@@ -2485,7 +2707,7 @@
               <a:graphicData uri="http://schemas.openxmlformats.org/drawingml/2006/picture">
                 <pic:pic xmlns:pic="http://schemas.openxmlformats.org/drawingml/2006/picture">
                   <pic:nvPicPr>
-                    <pic:cNvPr id="1740536862" name=""/>
+                    <pic:cNvPr id="1147416047" name=""/>
                     <pic:cNvPicPr/>
                   </pic:nvPicPr>
                   <pic:blipFill>
@@ -2497,7 +2719,7 @@
                   <pic:spPr>
                     <a:xfrm>
                       <a:off x="0" y="0"/>
-                      <a:ext cx="2962688" cy="2295845"/>
+                      <a:ext cx="5031204" cy="4534534"/>
                     </a:xfrm>
                     <a:prstGeom prst="rect">
                       <a:avLst/>
@@ -2511,20 +2733,15 @@
       </w:r>
     </w:p>
     <w:p>
-      <w:pPr>
+      <w:r>
         <w:rPr>
           <w:noProof/>
         </w:rPr>
-      </w:pPr>
-      <w:r>
-        <w:rPr>
-          <w:noProof/>
-        </w:rPr>
         <w:drawing>
-          <wp:inline distT="0" distB="0" distL="0" distR="0" wp14:anchorId="34D7A725" wp14:editId="14073806">
-            <wp:extent cx="5943600" cy="1052830"/>
+          <wp:inline distT="0" distB="0" distL="0" distR="0" wp14:anchorId="19471749" wp14:editId="7B37CB6C">
+            <wp:extent cx="5433894" cy="3093720"/>
             <wp:effectExtent l="0" t="0" r="0" b="0"/>
-            <wp:docPr id="1040126741" name="Picture 1"/>
+            <wp:docPr id="180516379" name="Picture 1"/>
             <wp:cNvGraphicFramePr>
               <a:graphicFrameLocks xmlns:a="http://schemas.openxmlformats.org/drawingml/2006/main" noChangeAspect="1"/>
             </wp:cNvGraphicFramePr>
@@ -2532,7 +2749,7 @@
               <a:graphicData uri="http://schemas.openxmlformats.org/drawingml/2006/picture">
                 <pic:pic xmlns:pic="http://schemas.openxmlformats.org/drawingml/2006/picture">
                   <pic:nvPicPr>
-                    <pic:cNvPr id="1040126741" name=""/>
+                    <pic:cNvPr id="180516379" name=""/>
                     <pic:cNvPicPr/>
                   </pic:nvPicPr>
                   <pic:blipFill>
@@ -2544,7 +2761,7 @@
                   <pic:spPr>
                     <a:xfrm>
                       <a:off x="0" y="0"/>
-                      <a:ext cx="5943600" cy="1052830"/>
+                      <a:ext cx="5438449" cy="3096313"/>
                     </a:xfrm>
                     <a:prstGeom prst="rect">
                       <a:avLst/>
@@ -2558,20 +2775,15 @@
       </w:r>
     </w:p>
     <w:p>
-      <w:pPr>
+      <w:r>
         <w:rPr>
           <w:noProof/>
         </w:rPr>
-      </w:pPr>
-      <w:r>
-        <w:rPr>
-          <w:noProof/>
-        </w:rPr>
         <w:drawing>
-          <wp:inline distT="0" distB="0" distL="0" distR="0" wp14:anchorId="372B1E72" wp14:editId="0C3BCC6A">
-            <wp:extent cx="4143953" cy="2381582"/>
-            <wp:effectExtent l="0" t="0" r="9525" b="0"/>
-            <wp:docPr id="708123058" name="Picture 1"/>
+          <wp:inline distT="0" distB="0" distL="0" distR="0" wp14:anchorId="1D35D408" wp14:editId="301F0F39">
+            <wp:extent cx="5433695" cy="3222483"/>
+            <wp:effectExtent l="0" t="0" r="0" b="0"/>
+            <wp:docPr id="1570959099" name="Picture 1"/>
             <wp:cNvGraphicFramePr>
               <a:graphicFrameLocks xmlns:a="http://schemas.openxmlformats.org/drawingml/2006/main" noChangeAspect="1"/>
             </wp:cNvGraphicFramePr>
@@ -2579,7 +2791,7 @@
               <a:graphicData uri="http://schemas.openxmlformats.org/drawingml/2006/picture">
                 <pic:pic xmlns:pic="http://schemas.openxmlformats.org/drawingml/2006/picture">
                   <pic:nvPicPr>
-                    <pic:cNvPr id="708123058" name=""/>
+                    <pic:cNvPr id="1570959099" name=""/>
                     <pic:cNvPicPr/>
                   </pic:nvPicPr>
                   <pic:blipFill>
@@ -2591,7 +2803,7 @@
                   <pic:spPr>
                     <a:xfrm>
                       <a:off x="0" y="0"/>
-                      <a:ext cx="4143953" cy="2381582"/>
+                      <a:ext cx="5439842" cy="3226129"/>
                     </a:xfrm>
                     <a:prstGeom prst="rect">
                       <a:avLst/>
@@ -2604,107 +2816,82 @@
         </w:drawing>
       </w:r>
     </w:p>
+    <w:p>
+      <w:pPr>
+        <w:rPr>
+          <w:sz w:val="24"/>
+          <w:szCs w:val="24"/>
+        </w:rPr>
+      </w:pPr>
+      <w:r>
+        <w:rPr>
+          <w:sz w:val="24"/>
+          <w:szCs w:val="24"/>
+        </w:rPr>
+        <w:t>Explanation:</w:t>
+      </w:r>
+    </w:p>
+    <w:p>
+      <w:r>
+        <w:t xml:space="preserve">This code creates a </w:t>
+      </w:r>
+      <w:r>
+        <w:rPr>
+          <w:b/>
+          <w:bCs/>
+        </w:rPr>
+        <w:t>Weather Forecast App</w:t>
+      </w:r>
+      <w:r>
+        <w:t xml:space="preserve"> where the user enters a city name and clicks </w:t>
+      </w:r>
+      <w:r>
+        <w:rPr>
+          <w:b/>
+          <w:bCs/>
+        </w:rPr>
+        <w:t>Fetch Data</w:t>
+      </w:r>
+      <w:r>
+        <w:t xml:space="preserve"> to get weather information from a public API.</w:t>
+      </w:r>
+      <w:r>
+        <w:t xml:space="preserve"> </w:t>
+      </w:r>
+      <w:r>
+        <w:t xml:space="preserve">JavaScript uses </w:t>
+      </w:r>
+      <w:proofErr w:type="gramStart"/>
+      <w:r>
+        <w:rPr>
+          <w:b/>
+          <w:bCs/>
+        </w:rPr>
+        <w:t>fetch(</w:t>
+      </w:r>
+      <w:proofErr w:type="gramEnd"/>
+      <w:r>
+        <w:rPr>
+          <w:b/>
+          <w:bCs/>
+        </w:rPr>
+        <w:t>) with async/await</w:t>
+      </w:r>
+      <w:r>
+        <w:t xml:space="preserve"> to retrieve temperature, condition, humidity, and wind details and display them on the page. If the city is empty or invalid, it shows an </w:t>
+      </w:r>
+      <w:r>
+        <w:rPr>
+          <w:b/>
+          <w:bCs/>
+        </w:rPr>
+        <w:t>error message</w:t>
+      </w:r>
+      <w:r>
+        <w:t xml:space="preserve"> like “Please Enter a City Name” or “City Not Found”.</w:t>
+      </w:r>
+    </w:p>
     <w:p/>
-    <w:p>
-      <w:pPr>
-        <w:rPr>
-          <w:sz w:val="24"/>
-          <w:szCs w:val="24"/>
-        </w:rPr>
-      </w:pPr>
-      <w:r>
-        <w:rPr>
-          <w:sz w:val="24"/>
-          <w:szCs w:val="24"/>
-        </w:rPr>
-        <w:t>Explanation:</w:t>
-      </w:r>
-    </w:p>
-    <w:p>
-      <w:r>
-        <w:t xml:space="preserve">This code creates a </w:t>
-      </w:r>
-      <w:r>
-        <w:rPr>
-          <w:b/>
-          <w:bCs/>
-        </w:rPr>
-        <w:t>Registration Form</w:t>
-      </w:r>
-      <w:r>
-        <w:t xml:space="preserve"> with validation using JavaScript. It checks if the name, email, and age are filled correctly (email must contain “@” and age must be above 18).</w:t>
-      </w:r>
-      <w:r>
-        <w:t xml:space="preserve"> </w:t>
-      </w:r>
-      <w:r>
-        <w:t>If everything is correct, it shows “Registration Successful!” and stores the details in sessionStorage. If not, it displays error messages in red and asks the user to enter valid details.</w:t>
-      </w:r>
-    </w:p>
-    <w:p>
-      <w:pPr>
-        <w:rPr>
-          <w:sz w:val="24"/>
-          <w:szCs w:val="24"/>
-        </w:rPr>
-      </w:pPr>
-    </w:p>
-    <w:p>
-      <w:pPr>
-        <w:rPr>
-          <w:sz w:val="24"/>
-          <w:szCs w:val="24"/>
-        </w:rPr>
-      </w:pPr>
-    </w:p>
-    <w:p>
-      <w:pPr>
-        <w:rPr>
-          <w:sz w:val="24"/>
-          <w:szCs w:val="24"/>
-        </w:rPr>
-      </w:pPr>
-    </w:p>
-    <w:p>
-      <w:pPr>
-        <w:rPr>
-          <w:sz w:val="24"/>
-          <w:szCs w:val="24"/>
-        </w:rPr>
-      </w:pPr>
-    </w:p>
-    <w:p>
-      <w:pPr>
-        <w:rPr>
-          <w:sz w:val="24"/>
-          <w:szCs w:val="24"/>
-        </w:rPr>
-      </w:pPr>
-    </w:p>
-    <w:p>
-      <w:pPr>
-        <w:rPr>
-          <w:sz w:val="24"/>
-          <w:szCs w:val="24"/>
-        </w:rPr>
-      </w:pPr>
-    </w:p>
-    <w:p>
-      <w:pPr>
-        <w:rPr>
-          <w:sz w:val="24"/>
-          <w:szCs w:val="24"/>
-        </w:rPr>
-      </w:pPr>
-    </w:p>
-    <w:p>
-      <w:pPr>
-        <w:rPr>
-          <w:sz w:val="24"/>
-          <w:szCs w:val="24"/>
-        </w:rPr>
-      </w:pPr>
-    </w:p>
     <w:p>
       <w:pPr>
         <w:rPr>
@@ -2730,7 +2917,7 @@
           <w:sz w:val="25"/>
           <w:szCs w:val="25"/>
         </w:rPr>
-        <w:t>3</w:t>
+        <w:t>4</w:t>
       </w:r>
     </w:p>
     <w:p>
@@ -2747,36 +2934,22 @@
         </w:rPr>
         <w:t>Problem Statement:</w:t>
       </w:r>
-    </w:p>
-    <w:p>
-      <w:pPr>
-        <w:rPr>
-          <w:b/>
-          <w:bCs/>
-          <w:sz w:val="24"/>
-          <w:szCs w:val="24"/>
-          <w:lang w:val="en-IN"/>
-        </w:rPr>
-      </w:pPr>
-      <w:r>
-        <w:rPr>
-          <w:b/>
-          <w:bCs/>
-          <w:sz w:val="24"/>
-          <w:szCs w:val="24"/>
-          <w:lang w:val="en-IN"/>
-        </w:rPr>
-        <w:t>L</w:t>
-      </w:r>
-      <w:r>
-        <w:rPr>
-          <w:b/>
-          <w:bCs/>
-          <w:sz w:val="24"/>
-          <w:szCs w:val="24"/>
-          <w:lang w:val="en-IN"/>
-        </w:rPr>
-        <w:t>ocation-Based Weather Logger (</w:t>
+      <w:r>
+        <w:rPr>
+          <w:sz w:val="24"/>
+          <w:szCs w:val="24"/>
+        </w:rPr>
+        <w:t xml:space="preserve"> </w:t>
+      </w:r>
+      <w:r>
+        <w:rPr>
+          <w:b/>
+          <w:bCs/>
+          <w:sz w:val="24"/>
+          <w:szCs w:val="24"/>
+          <w:lang w:val="en-IN"/>
+        </w:rPr>
+        <w:t>Task Manager with Async Storage (</w:t>
       </w:r>
       <w:proofErr w:type="gramStart"/>
       <w:r>
@@ -2787,7 +2960,7 @@
           <w:szCs w:val="24"/>
           <w:lang w:val="en-IN"/>
         </w:rPr>
-        <w:t>Level-2</w:t>
+        <w:t>LEVEL-2</w:t>
       </w:r>
       <w:proofErr w:type="gramEnd"/>
       <w:r>
@@ -2804,67 +2977,354 @@
     <w:p>
       <w:pPr>
         <w:rPr>
-          <w:sz w:val="24"/>
-          <w:szCs w:val="24"/>
-          <w:lang w:val="en-IN"/>
-        </w:rPr>
-      </w:pPr>
-      <w:r>
-        <w:rPr>
-          <w:b/>
-          <w:bCs/>
-          <w:sz w:val="24"/>
-          <w:szCs w:val="24"/>
-          <w:lang w:val="en-IN"/>
-        </w:rPr>
-        <w:t>Scenario</w:t>
-      </w:r>
-      <w:r>
-        <w:rPr>
-          <w:sz w:val="24"/>
-          <w:szCs w:val="24"/>
-          <w:lang w:val="en-IN"/>
-        </w:rPr>
-        <w:br/>
-        <w:t xml:space="preserve">Create a web application that fetches the user's geographic location and </w:t>
-      </w:r>
+          <w:b/>
+          <w:bCs/>
+          <w:sz w:val="24"/>
+          <w:szCs w:val="24"/>
+          <w:lang w:val="en-IN"/>
+        </w:rPr>
+      </w:pPr>
+      <w:r>
+        <w:rPr>
+          <w:b/>
+          <w:bCs/>
+          <w:sz w:val="24"/>
+          <w:szCs w:val="24"/>
+          <w:lang w:val="en-IN"/>
+        </w:rPr>
+        <w:t>Scenario:</w:t>
+      </w:r>
+    </w:p>
+    <w:p>
+      <w:pPr>
+        <w:rPr>
+          <w:b/>
+          <w:bCs/>
+          <w:sz w:val="24"/>
+          <w:szCs w:val="24"/>
+          <w:lang w:val="en-IN"/>
+        </w:rPr>
+      </w:pPr>
+      <w:r>
+        <w:rPr>
+          <w:b/>
+          <w:bCs/>
+          <w:sz w:val="24"/>
+          <w:szCs w:val="24"/>
+          <w:lang w:val="en-IN"/>
+        </w:rPr>
+        <w:t>Develop a task manager where tasks are saved and retrieved asynchronously.</w:t>
+      </w:r>
+    </w:p>
+    <w:p>
+      <w:pPr>
+        <w:rPr>
+          <w:b/>
+          <w:bCs/>
+          <w:sz w:val="24"/>
+          <w:szCs w:val="24"/>
+          <w:lang w:val="en-IN"/>
+        </w:rPr>
+      </w:pPr>
+    </w:p>
+    <w:p>
+      <w:pPr>
+        <w:rPr>
+          <w:b/>
+          <w:bCs/>
+          <w:sz w:val="24"/>
+          <w:szCs w:val="24"/>
+        </w:rPr>
+      </w:pPr>
+      <w:r>
+        <w:rPr>
+          <w:rFonts w:ascii="Segoe UI Emoji" w:hAnsi="Segoe UI Emoji" w:cs="Segoe UI Emoji"/>
+          <w:b/>
+          <w:bCs/>
+          <w:sz w:val="24"/>
+          <w:szCs w:val="24"/>
+        </w:rPr>
+        <w:t>📌</w:t>
+      </w:r>
+      <w:r>
+        <w:rPr>
+          <w:b/>
+          <w:bCs/>
+          <w:sz w:val="24"/>
+          <w:szCs w:val="24"/>
+        </w:rPr>
+        <w:t xml:space="preserve"> Requirements</w:t>
+      </w:r>
+    </w:p>
+    <w:p>
+      <w:pPr>
+        <w:rPr>
+          <w:b/>
+          <w:bCs/>
+          <w:sz w:val="24"/>
+          <w:szCs w:val="24"/>
+          <w:lang w:val="en-IN"/>
+        </w:rPr>
+      </w:pPr>
+      <w:r>
+        <w:rPr>
+          <w:b/>
+          <w:bCs/>
+          <w:sz w:val="24"/>
+          <w:szCs w:val="24"/>
+          <w:lang w:val="en-IN"/>
+        </w:rPr>
+        <w:t>- Store tasks in an array.</w:t>
+      </w:r>
+    </w:p>
+    <w:p>
+      <w:pPr>
+        <w:rPr>
+          <w:b/>
+          <w:bCs/>
+          <w:sz w:val="24"/>
+          <w:szCs w:val="24"/>
+          <w:lang w:val="en-IN"/>
+        </w:rPr>
+      </w:pPr>
+      <w:r>
+        <w:rPr>
+          <w:b/>
+          <w:bCs/>
+          <w:sz w:val="24"/>
+          <w:szCs w:val="24"/>
+          <w:lang w:val="en-IN"/>
+        </w:rPr>
+        <w:t xml:space="preserve">- Create </w:t>
+      </w:r>
+      <w:proofErr w:type="spellStart"/>
       <w:proofErr w:type="gramStart"/>
       <w:r>
         <w:rPr>
-          <w:sz w:val="24"/>
-          <w:szCs w:val="24"/>
-          <w:lang w:val="en-IN"/>
-        </w:rPr>
-        <w:t>stores</w:t>
+          <w:b/>
+          <w:bCs/>
+          <w:sz w:val="24"/>
+          <w:szCs w:val="24"/>
+          <w:lang w:val="en-IN"/>
+        </w:rPr>
+        <w:t>addTask</w:t>
+      </w:r>
+      <w:proofErr w:type="spellEnd"/>
+      <w:r>
+        <w:rPr>
+          <w:b/>
+          <w:bCs/>
+          <w:sz w:val="24"/>
+          <w:szCs w:val="24"/>
+          <w:lang w:val="en-IN"/>
+        </w:rPr>
+        <w:t>(</w:t>
       </w:r>
       <w:proofErr w:type="gramEnd"/>
       <w:r>
         <w:rPr>
-          <w:sz w:val="24"/>
-          <w:szCs w:val="24"/>
-          <w:lang w:val="en-IN"/>
-        </w:rPr>
-        <w:t xml:space="preserve"> location history in localStorage.</w:t>
-      </w:r>
-    </w:p>
-    <w:p>
-      <w:pPr>
-        <w:rPr>
-          <w:b/>
-          <w:bCs/>
-          <w:sz w:val="24"/>
-          <w:szCs w:val="24"/>
-          <w:lang w:val="en-IN"/>
-        </w:rPr>
-      </w:pPr>
-      <w:r>
-        <w:rPr>
-          <w:sz w:val="24"/>
-          <w:szCs w:val="24"/>
-          <w:lang w:val="en-IN"/>
-        </w:rPr>
-        <w:br/>
-      </w:r>
+          <w:b/>
+          <w:bCs/>
+          <w:sz w:val="24"/>
+          <w:szCs w:val="24"/>
+          <w:lang w:val="en-IN"/>
+        </w:rPr>
+        <w:t xml:space="preserve">), </w:t>
+      </w:r>
+      <w:proofErr w:type="spellStart"/>
+      <w:proofErr w:type="gramStart"/>
+      <w:r>
+        <w:rPr>
+          <w:b/>
+          <w:bCs/>
+          <w:sz w:val="24"/>
+          <w:szCs w:val="24"/>
+          <w:lang w:val="en-IN"/>
+        </w:rPr>
+        <w:t>deleteTask</w:t>
+      </w:r>
+      <w:proofErr w:type="spellEnd"/>
+      <w:r>
+        <w:rPr>
+          <w:b/>
+          <w:bCs/>
+          <w:sz w:val="24"/>
+          <w:szCs w:val="24"/>
+          <w:lang w:val="en-IN"/>
+        </w:rPr>
+        <w:t>(</w:t>
+      </w:r>
+      <w:proofErr w:type="gramEnd"/>
+      <w:r>
+        <w:rPr>
+          <w:b/>
+          <w:bCs/>
+          <w:sz w:val="24"/>
+          <w:szCs w:val="24"/>
+          <w:lang w:val="en-IN"/>
+        </w:rPr>
+        <w:t xml:space="preserve">), and </w:t>
+      </w:r>
+      <w:proofErr w:type="spellStart"/>
+      <w:proofErr w:type="gramStart"/>
+      <w:r>
+        <w:rPr>
+          <w:b/>
+          <w:bCs/>
+          <w:sz w:val="24"/>
+          <w:szCs w:val="24"/>
+          <w:lang w:val="en-IN"/>
+        </w:rPr>
+        <w:t>listTasks</w:t>
+      </w:r>
+      <w:proofErr w:type="spellEnd"/>
+      <w:r>
+        <w:rPr>
+          <w:b/>
+          <w:bCs/>
+          <w:sz w:val="24"/>
+          <w:szCs w:val="24"/>
+          <w:lang w:val="en-IN"/>
+        </w:rPr>
+        <w:t>(</w:t>
+      </w:r>
+      <w:proofErr w:type="gramEnd"/>
+      <w:r>
+        <w:rPr>
+          <w:b/>
+          <w:bCs/>
+          <w:sz w:val="24"/>
+          <w:szCs w:val="24"/>
+          <w:lang w:val="en-IN"/>
+        </w:rPr>
+        <w:t>) functions.</w:t>
+      </w:r>
+    </w:p>
+    <w:p>
+      <w:pPr>
+        <w:rPr>
+          <w:b/>
+          <w:bCs/>
+          <w:sz w:val="24"/>
+          <w:szCs w:val="24"/>
+          <w:lang w:val="en-IN"/>
+        </w:rPr>
+      </w:pPr>
+      <w:r>
+        <w:rPr>
+          <w:b/>
+          <w:bCs/>
+          <w:sz w:val="24"/>
+          <w:szCs w:val="24"/>
+          <w:lang w:val="en-IN"/>
+        </w:rPr>
+        <w:t xml:space="preserve">- Simulate async storage using </w:t>
+      </w:r>
+      <w:proofErr w:type="spellStart"/>
+      <w:r>
+        <w:rPr>
+          <w:b/>
+          <w:bCs/>
+          <w:sz w:val="24"/>
+          <w:szCs w:val="24"/>
+          <w:lang w:val="en-IN"/>
+        </w:rPr>
+        <w:t>setTimeout</w:t>
+      </w:r>
+      <w:proofErr w:type="spellEnd"/>
+      <w:r>
+        <w:rPr>
+          <w:b/>
+          <w:bCs/>
+          <w:sz w:val="24"/>
+          <w:szCs w:val="24"/>
+          <w:lang w:val="en-IN"/>
+        </w:rPr>
+        <w:t xml:space="preserve"> with callbacks.</w:t>
+      </w:r>
+    </w:p>
+    <w:p>
+      <w:pPr>
+        <w:rPr>
+          <w:b/>
+          <w:bCs/>
+          <w:sz w:val="24"/>
+          <w:szCs w:val="24"/>
+          <w:lang w:val="en-IN"/>
+        </w:rPr>
+      </w:pPr>
+      <w:r>
+        <w:rPr>
+          <w:b/>
+          <w:bCs/>
+          <w:sz w:val="24"/>
+          <w:szCs w:val="24"/>
+          <w:lang w:val="en-IN"/>
+        </w:rPr>
+        <w:t>- Convert callback-based logic into Promises.</w:t>
+      </w:r>
+    </w:p>
+    <w:p>
+      <w:pPr>
+        <w:rPr>
+          <w:b/>
+          <w:bCs/>
+          <w:sz w:val="24"/>
+          <w:szCs w:val="24"/>
+          <w:lang w:val="en-IN"/>
+        </w:rPr>
+      </w:pPr>
+      <w:r>
+        <w:rPr>
+          <w:b/>
+          <w:bCs/>
+          <w:sz w:val="24"/>
+          <w:szCs w:val="24"/>
+          <w:lang w:val="en-IN"/>
+        </w:rPr>
+        <w:t>- Refactor into async/await version.</w:t>
+      </w:r>
+    </w:p>
+    <w:p>
+      <w:pPr>
+        <w:rPr>
+          <w:b/>
+          <w:bCs/>
+          <w:sz w:val="24"/>
+          <w:szCs w:val="24"/>
+          <w:lang w:val="en-IN"/>
+        </w:rPr>
+      </w:pPr>
+      <w:r>
+        <w:rPr>
+          <w:b/>
+          <w:bCs/>
+          <w:sz w:val="24"/>
+          <w:szCs w:val="24"/>
+          <w:lang w:val="en-IN"/>
+        </w:rPr>
+        <w:t>- Use ES6 modules.</w:t>
+      </w:r>
+    </w:p>
+    <w:p>
+      <w:pPr>
+        <w:rPr>
+          <w:b/>
+          <w:bCs/>
+          <w:sz w:val="24"/>
+          <w:szCs w:val="24"/>
+        </w:rPr>
+      </w:pPr>
+    </w:p>
+    <w:p>
+      <w:pPr>
+        <w:rPr>
+          <w:b/>
+          <w:bCs/>
+          <w:sz w:val="24"/>
+          <w:szCs w:val="24"/>
+        </w:rPr>
+      </w:pPr>
       <w:r>
         <w:rPr>
           <w:rFonts w:ascii="Segoe UI Emoji" w:hAnsi="Segoe UI Emoji" w:cs="Segoe UI Emoji"/>
@@ -2872,309 +3332,143 @@
           <w:bCs/>
           <w:sz w:val="24"/>
           <w:szCs w:val="24"/>
-          <w:lang w:val="en-IN"/>
-        </w:rPr>
-        <w:t>📌</w:t>
-      </w:r>
-      <w:r>
-        <w:rPr>
-          <w:b/>
-          <w:bCs/>
-          <w:sz w:val="24"/>
-          <w:szCs w:val="24"/>
-          <w:lang w:val="en-IN"/>
-        </w:rPr>
-        <w:t xml:space="preserve"> Requirements</w:t>
-      </w:r>
-    </w:p>
-    <w:p>
-      <w:pPr>
-        <w:numPr>
-          <w:ilvl w:val="0"/>
-          <w:numId w:val="48"/>
-        </w:numPr>
-        <w:rPr>
-          <w:sz w:val="24"/>
-          <w:szCs w:val="24"/>
-          <w:lang w:val="en-IN"/>
-        </w:rPr>
-      </w:pPr>
-      <w:r>
-        <w:rPr>
-          <w:sz w:val="24"/>
-          <w:szCs w:val="24"/>
-          <w:lang w:val="en-IN"/>
-        </w:rPr>
-        <w:t xml:space="preserve">Button: </w:t>
-      </w:r>
-      <w:r>
-        <w:rPr>
-          <w:b/>
-          <w:bCs/>
-          <w:sz w:val="24"/>
-          <w:szCs w:val="24"/>
-          <w:lang w:val="en-IN"/>
-        </w:rPr>
-        <w:t>Get My Location</w:t>
-      </w:r>
-    </w:p>
-    <w:p>
-      <w:pPr>
-        <w:numPr>
-          <w:ilvl w:val="0"/>
-          <w:numId w:val="49"/>
-        </w:numPr>
-        <w:rPr>
-          <w:sz w:val="24"/>
-          <w:szCs w:val="24"/>
-          <w:lang w:val="en-IN"/>
-        </w:rPr>
-      </w:pPr>
-      <w:r>
-        <w:rPr>
-          <w:sz w:val="24"/>
-          <w:szCs w:val="24"/>
-          <w:lang w:val="en-IN"/>
-        </w:rPr>
-        <w:t>Use:</w:t>
-      </w:r>
-    </w:p>
-    <w:p>
-      <w:pPr>
-        <w:ind w:left="720" w:firstLine="720"/>
-        <w:rPr>
-          <w:sz w:val="24"/>
-          <w:szCs w:val="24"/>
-          <w:lang w:val="en-IN"/>
-        </w:rPr>
-      </w:pPr>
-      <w:proofErr w:type="gramStart"/>
-      <w:r>
-        <w:rPr>
-          <w:sz w:val="24"/>
-          <w:szCs w:val="24"/>
-          <w:lang w:val="en-IN"/>
-        </w:rPr>
-        <w:t>navigator.geolocation</w:t>
-      </w:r>
-      <w:proofErr w:type="gramEnd"/>
-      <w:r>
-        <w:rPr>
-          <w:sz w:val="24"/>
-          <w:szCs w:val="24"/>
-          <w:lang w:val="en-IN"/>
-        </w:rPr>
-        <w:t>.</w:t>
-      </w:r>
-      <w:proofErr w:type="gramStart"/>
-      <w:r>
-        <w:rPr>
-          <w:sz w:val="24"/>
-          <w:szCs w:val="24"/>
-          <w:lang w:val="en-IN"/>
-        </w:rPr>
-        <w:t>getCurrentPosition(</w:t>
-      </w:r>
-      <w:proofErr w:type="gramEnd"/>
-      <w:r>
-        <w:rPr>
-          <w:sz w:val="24"/>
-          <w:szCs w:val="24"/>
-          <w:lang w:val="en-IN"/>
-        </w:rPr>
-        <w:t>)</w:t>
-      </w:r>
-    </w:p>
-    <w:p>
-      <w:pPr>
-        <w:numPr>
-          <w:ilvl w:val="0"/>
-          <w:numId w:val="50"/>
-        </w:numPr>
-        <w:rPr>
-          <w:sz w:val="24"/>
-          <w:szCs w:val="24"/>
-          <w:lang w:val="en-IN"/>
-        </w:rPr>
-      </w:pPr>
-      <w:r>
-        <w:rPr>
-          <w:sz w:val="24"/>
-          <w:szCs w:val="24"/>
-          <w:lang w:val="en-IN"/>
-        </w:rPr>
-        <w:t>Display:</w:t>
-      </w:r>
-    </w:p>
-    <w:p>
-      <w:pPr>
-        <w:ind w:left="720" w:firstLine="720"/>
-        <w:rPr>
-          <w:sz w:val="24"/>
-          <w:szCs w:val="24"/>
-          <w:lang w:val="en-IN"/>
-        </w:rPr>
-      </w:pPr>
-      <w:r>
-        <w:rPr>
-          <w:sz w:val="24"/>
-          <w:szCs w:val="24"/>
-          <w:lang w:val="en-IN"/>
-        </w:rPr>
-        <w:t>Latitude</w:t>
-      </w:r>
-    </w:p>
-    <w:p>
-      <w:pPr>
-        <w:ind w:left="720" w:firstLine="720"/>
-        <w:rPr>
-          <w:sz w:val="24"/>
-          <w:szCs w:val="24"/>
-          <w:lang w:val="en-IN"/>
-        </w:rPr>
-      </w:pPr>
-      <w:r>
-        <w:rPr>
-          <w:sz w:val="24"/>
-          <w:szCs w:val="24"/>
-          <w:lang w:val="en-IN"/>
-        </w:rPr>
-        <w:t>Longitude</w:t>
-      </w:r>
-    </w:p>
-    <w:p>
-      <w:pPr>
-        <w:numPr>
-          <w:ilvl w:val="0"/>
-          <w:numId w:val="51"/>
-        </w:numPr>
-        <w:rPr>
-          <w:sz w:val="24"/>
-          <w:szCs w:val="24"/>
-          <w:lang w:val="en-IN"/>
-        </w:rPr>
-      </w:pPr>
-      <w:r>
-        <w:rPr>
-          <w:sz w:val="24"/>
-          <w:szCs w:val="24"/>
-          <w:lang w:val="en-IN"/>
-        </w:rPr>
-        <w:t>Handle:</w:t>
-      </w:r>
-    </w:p>
-    <w:p>
-      <w:pPr>
-        <w:ind w:left="720" w:firstLine="720"/>
-        <w:rPr>
-          <w:sz w:val="24"/>
-          <w:szCs w:val="24"/>
-          <w:lang w:val="en-IN"/>
-        </w:rPr>
-      </w:pPr>
-      <w:r>
-        <w:rPr>
-          <w:sz w:val="24"/>
-          <w:szCs w:val="24"/>
-          <w:lang w:val="en-IN"/>
-        </w:rPr>
-        <w:t>Permission denied</w:t>
-      </w:r>
-    </w:p>
-    <w:p>
-      <w:pPr>
-        <w:ind w:left="1440"/>
-        <w:rPr>
-          <w:sz w:val="24"/>
-          <w:szCs w:val="24"/>
-          <w:lang w:val="en-IN"/>
-        </w:rPr>
-      </w:pPr>
-      <w:r>
-        <w:rPr>
-          <w:sz w:val="24"/>
-          <w:szCs w:val="24"/>
-          <w:lang w:val="en-IN"/>
-        </w:rPr>
-        <w:t>Timeout</w:t>
-      </w:r>
-    </w:p>
-    <w:p>
-      <w:pPr>
-        <w:rPr>
-          <w:sz w:val="24"/>
-          <w:szCs w:val="24"/>
-          <w:lang w:val="en-IN"/>
-        </w:rPr>
-      </w:pPr>
-      <w:r>
-        <w:rPr>
-          <w:sz w:val="24"/>
-          <w:szCs w:val="24"/>
-          <w:lang w:val="en-IN"/>
-        </w:rPr>
-        <w:t>Location unavailable</w:t>
-      </w:r>
-    </w:p>
-    <w:p>
-      <w:pPr>
-        <w:numPr>
-          <w:ilvl w:val="0"/>
-          <w:numId w:val="51"/>
-        </w:numPr>
-        <w:rPr>
-          <w:sz w:val="24"/>
-          <w:szCs w:val="24"/>
-          <w:lang w:val="en-IN"/>
-        </w:rPr>
-      </w:pPr>
-      <w:r>
-        <w:rPr>
-          <w:sz w:val="24"/>
-          <w:szCs w:val="24"/>
-          <w:lang w:val="en-IN"/>
-        </w:rPr>
-        <w:t>Save last 5 location entries in localStorage.</w:t>
-      </w:r>
-    </w:p>
-    <w:p>
-      <w:pPr>
-        <w:numPr>
-          <w:ilvl w:val="0"/>
-          <w:numId w:val="52"/>
-        </w:numPr>
-        <w:rPr>
-          <w:sz w:val="24"/>
-          <w:szCs w:val="24"/>
-          <w:lang w:val="en-IN"/>
-        </w:rPr>
-      </w:pPr>
-      <w:r>
-        <w:rPr>
-          <w:sz w:val="24"/>
-          <w:szCs w:val="24"/>
-          <w:lang w:val="en-IN"/>
-        </w:rPr>
-        <w:t>Display location history on page load.</w:t>
-      </w:r>
-    </w:p>
-    <w:p>
-      <w:pPr>
-        <w:rPr>
-          <w:sz w:val="24"/>
-          <w:szCs w:val="24"/>
-          <w:lang w:val="en-IN"/>
-        </w:rPr>
-      </w:pPr>
-    </w:p>
-    <w:p>
-      <w:pPr>
-        <w:rPr>
-          <w:b/>
-          <w:bCs/>
-          <w:sz w:val="24"/>
-          <w:szCs w:val="24"/>
-          <w:lang w:val="en-IN"/>
+        </w:rPr>
+        <w:t>🛠️</w:t>
+      </w:r>
+      <w:r>
+        <w:rPr>
+          <w:b/>
+          <w:bCs/>
+          <w:sz w:val="24"/>
+          <w:szCs w:val="24"/>
+        </w:rPr>
+        <w:t xml:space="preserve"> Technical Constraints</w:t>
+      </w:r>
+    </w:p>
+    <w:p>
+      <w:pPr>
+        <w:rPr>
+          <w:b/>
+          <w:bCs/>
+          <w:sz w:val="24"/>
+          <w:szCs w:val="24"/>
+          <w:lang w:val="en-IN"/>
+        </w:rPr>
+      </w:pPr>
+      <w:r>
+        <w:rPr>
+          <w:b/>
+          <w:bCs/>
+          <w:sz w:val="24"/>
+          <w:szCs w:val="24"/>
+          <w:lang w:val="en-IN"/>
+        </w:rPr>
+        <w:t>- Must demonstrate callback → promise → async/await evolution.</w:t>
+      </w:r>
+    </w:p>
+    <w:p>
+      <w:pPr>
+        <w:rPr>
+          <w:b/>
+          <w:bCs/>
+          <w:sz w:val="24"/>
+          <w:szCs w:val="24"/>
+          <w:lang w:val="en-IN"/>
+        </w:rPr>
+      </w:pPr>
+      <w:r>
+        <w:rPr>
+          <w:b/>
+          <w:bCs/>
+          <w:sz w:val="24"/>
+          <w:szCs w:val="24"/>
+          <w:lang w:val="en-IN"/>
+        </w:rPr>
+        <w:t>- Use let/</w:t>
+      </w:r>
+      <w:proofErr w:type="spellStart"/>
+      <w:r>
+        <w:rPr>
+          <w:b/>
+          <w:bCs/>
+          <w:sz w:val="24"/>
+          <w:szCs w:val="24"/>
+          <w:lang w:val="en-IN"/>
+        </w:rPr>
+        <w:t>const</w:t>
+      </w:r>
+      <w:proofErr w:type="spellEnd"/>
+      <w:r>
+        <w:rPr>
+          <w:b/>
+          <w:bCs/>
+          <w:sz w:val="24"/>
+          <w:szCs w:val="24"/>
+          <w:lang w:val="en-IN"/>
+        </w:rPr>
+        <w:t xml:space="preserve"> properly.</w:t>
+      </w:r>
+    </w:p>
+    <w:p>
+      <w:pPr>
+        <w:rPr>
+          <w:b/>
+          <w:bCs/>
+          <w:sz w:val="24"/>
+          <w:szCs w:val="24"/>
+          <w:lang w:val="en-IN"/>
+        </w:rPr>
+      </w:pPr>
+      <w:r>
+        <w:rPr>
+          <w:b/>
+          <w:bCs/>
+          <w:sz w:val="24"/>
+          <w:szCs w:val="24"/>
+          <w:lang w:val="en-IN"/>
+        </w:rPr>
+        <w:t>- Use arrow functions.</w:t>
+      </w:r>
+    </w:p>
+    <w:p>
+      <w:pPr>
+        <w:rPr>
+          <w:b/>
+          <w:bCs/>
+          <w:sz w:val="24"/>
+          <w:szCs w:val="24"/>
+          <w:lang w:val="en-IN"/>
+        </w:rPr>
+      </w:pPr>
+      <w:r>
+        <w:rPr>
+          <w:b/>
+          <w:bCs/>
+          <w:sz w:val="24"/>
+          <w:szCs w:val="24"/>
+          <w:lang w:val="en-IN"/>
+        </w:rPr>
+        <w:t>- Use template literals for display.</w:t>
+      </w:r>
+    </w:p>
+    <w:p>
+      <w:pPr>
+        <w:rPr>
+          <w:b/>
+          <w:bCs/>
+          <w:sz w:val="24"/>
+          <w:szCs w:val="24"/>
+          <w:lang w:val="en-IN"/>
+        </w:rPr>
+      </w:pPr>
+    </w:p>
+    <w:p>
+      <w:pPr>
+        <w:rPr>
+          <w:b/>
+          <w:bCs/>
+          <w:sz w:val="24"/>
+          <w:szCs w:val="24"/>
         </w:rPr>
       </w:pPr>
       <w:r>
@@ -3184,195 +3478,6 @@
           <w:bCs/>
           <w:sz w:val="24"/>
           <w:szCs w:val="24"/>
-          <w:lang w:val="en-IN"/>
-        </w:rPr>
-        <w:t>🛠️</w:t>
-      </w:r>
-      <w:r>
-        <w:rPr>
-          <w:b/>
-          <w:bCs/>
-          <w:sz w:val="24"/>
-          <w:szCs w:val="24"/>
-          <w:lang w:val="en-IN"/>
-        </w:rPr>
-        <w:t xml:space="preserve"> Technical Constraints</w:t>
-      </w:r>
-    </w:p>
-    <w:p>
-      <w:pPr>
-        <w:numPr>
-          <w:ilvl w:val="0"/>
-          <w:numId w:val="52"/>
-        </w:numPr>
-        <w:rPr>
-          <w:sz w:val="24"/>
-          <w:szCs w:val="24"/>
-          <w:lang w:val="en-IN"/>
-        </w:rPr>
-      </w:pPr>
-      <w:r>
-        <w:rPr>
-          <w:sz w:val="24"/>
-          <w:szCs w:val="24"/>
-          <w:lang w:val="en-IN"/>
-        </w:rPr>
-        <w:t>Must handle:</w:t>
-      </w:r>
-    </w:p>
-    <w:p>
-      <w:pPr>
-        <w:ind w:left="720" w:firstLine="720"/>
-        <w:rPr>
-          <w:sz w:val="24"/>
-          <w:szCs w:val="24"/>
-          <w:lang w:val="en-IN"/>
-        </w:rPr>
-      </w:pPr>
-      <w:r>
-        <w:rPr>
-          <w:sz w:val="24"/>
-          <w:szCs w:val="24"/>
-          <w:lang w:val="en-IN"/>
-        </w:rPr>
-        <w:t>Success callback</w:t>
-      </w:r>
-    </w:p>
-    <w:p>
-      <w:pPr>
-        <w:ind w:left="720" w:firstLine="720"/>
-        <w:rPr>
-          <w:sz w:val="24"/>
-          <w:szCs w:val="24"/>
-          <w:lang w:val="en-IN"/>
-        </w:rPr>
-      </w:pPr>
-      <w:r>
-        <w:rPr>
-          <w:sz w:val="24"/>
-          <w:szCs w:val="24"/>
-          <w:lang w:val="en-IN"/>
-        </w:rPr>
-        <w:t>Error callback</w:t>
-      </w:r>
-    </w:p>
-    <w:p>
-      <w:pPr>
-        <w:numPr>
-          <w:ilvl w:val="0"/>
-          <w:numId w:val="52"/>
-        </w:numPr>
-        <w:rPr>
-          <w:sz w:val="24"/>
-          <w:szCs w:val="24"/>
-          <w:lang w:val="en-IN"/>
-        </w:rPr>
-      </w:pPr>
-      <w:r>
-        <w:rPr>
-          <w:sz w:val="24"/>
-          <w:szCs w:val="24"/>
-          <w:lang w:val="en-IN"/>
-        </w:rPr>
-        <w:t>Use browser permission handling.</w:t>
-      </w:r>
-    </w:p>
-    <w:p>
-      <w:pPr>
-        <w:numPr>
-          <w:ilvl w:val="0"/>
-          <w:numId w:val="52"/>
-        </w:numPr>
-        <w:rPr>
-          <w:sz w:val="24"/>
-          <w:szCs w:val="24"/>
-          <w:lang w:val="en-IN"/>
-        </w:rPr>
-      </w:pPr>
-      <w:r>
-        <w:rPr>
-          <w:sz w:val="24"/>
-          <w:szCs w:val="24"/>
-          <w:lang w:val="en-IN"/>
-        </w:rPr>
-        <w:t>Store data as JSON using:</w:t>
-      </w:r>
-    </w:p>
-    <w:p>
-      <w:pPr>
-        <w:ind w:left="720" w:firstLine="720"/>
-        <w:rPr>
-          <w:sz w:val="24"/>
-          <w:szCs w:val="24"/>
-          <w:lang w:val="en-IN"/>
-        </w:rPr>
-      </w:pPr>
-      <w:r>
-        <w:rPr>
-          <w:sz w:val="24"/>
-          <w:szCs w:val="24"/>
-          <w:lang w:val="en-IN"/>
-        </w:rPr>
-        <w:t>JSON.stringify()</w:t>
-      </w:r>
-    </w:p>
-    <w:p>
-      <w:pPr>
-        <w:ind w:left="720" w:firstLine="720"/>
-        <w:rPr>
-          <w:sz w:val="24"/>
-          <w:szCs w:val="24"/>
-          <w:lang w:val="en-IN"/>
-        </w:rPr>
-      </w:pPr>
-      <w:r>
-        <w:rPr>
-          <w:sz w:val="24"/>
-          <w:szCs w:val="24"/>
-          <w:lang w:val="en-IN"/>
-        </w:rPr>
-        <w:t>JSON.parse()</w:t>
-      </w:r>
-    </w:p>
-    <w:p>
-      <w:pPr>
-        <w:numPr>
-          <w:ilvl w:val="0"/>
-          <w:numId w:val="52"/>
-        </w:numPr>
-        <w:rPr>
-          <w:sz w:val="24"/>
-          <w:szCs w:val="24"/>
-          <w:lang w:val="en-IN"/>
-        </w:rPr>
-      </w:pPr>
-      <w:r>
-        <w:rPr>
-          <w:sz w:val="24"/>
-          <w:szCs w:val="24"/>
-          <w:lang w:val="en-IN"/>
-        </w:rPr>
-        <w:t>Use inline event (onclick).</w:t>
-      </w:r>
-    </w:p>
-    <w:p>
-      <w:pPr>
-        <w:rPr>
-          <w:b/>
-          <w:bCs/>
-          <w:sz w:val="24"/>
-          <w:szCs w:val="24"/>
-          <w:lang w:val="en-IN"/>
-        </w:rPr>
-      </w:pPr>
-      <w:r>
-        <w:rPr>
-          <w:rFonts w:ascii="Segoe UI Emoji" w:hAnsi="Segoe UI Emoji" w:cs="Segoe UI Emoji"/>
-          <w:b/>
-          <w:bCs/>
-          <w:sz w:val="24"/>
-          <w:szCs w:val="24"/>
-          <w:lang w:val="en-IN"/>
         </w:rPr>
         <w:t>🎯</w:t>
       </w:r>
@@ -3382,7 +3487,6 @@
           <w:bCs/>
           <w:sz w:val="24"/>
           <w:szCs w:val="24"/>
-          <w:lang w:val="en-IN"/>
         </w:rPr>
         <w:t xml:space="preserve"> Learning Outcome</w:t>
       </w:r>
@@ -3390,130 +3494,72 @@
     <w:p>
       <w:pPr>
         <w:rPr>
-          <w:sz w:val="24"/>
-          <w:szCs w:val="24"/>
-          <w:lang w:val="en-IN"/>
-        </w:rPr>
-      </w:pPr>
-      <w:r>
-        <w:rPr>
-          <w:sz w:val="24"/>
-          <w:szCs w:val="24"/>
-          <w:lang w:val="en-IN"/>
-        </w:rPr>
-        <w:t>Learners should be able to:</w:t>
-      </w:r>
-    </w:p>
-    <w:p>
-      <w:pPr>
-        <w:numPr>
-          <w:ilvl w:val="0"/>
-          <w:numId w:val="52"/>
-        </w:numPr>
-        <w:rPr>
-          <w:sz w:val="24"/>
-          <w:szCs w:val="24"/>
-          <w:lang w:val="en-IN"/>
-        </w:rPr>
-      </w:pPr>
-      <w:r>
-        <w:rPr>
-          <w:sz w:val="24"/>
-          <w:szCs w:val="24"/>
-          <w:lang w:val="en-IN"/>
-        </w:rPr>
-        <w:t>Geolocation API</w:t>
-      </w:r>
-    </w:p>
-    <w:p>
-      <w:pPr>
-        <w:numPr>
-          <w:ilvl w:val="0"/>
-          <w:numId w:val="52"/>
-        </w:numPr>
-        <w:rPr>
-          <w:sz w:val="24"/>
-          <w:szCs w:val="24"/>
-          <w:lang w:val="en-IN"/>
-        </w:rPr>
-      </w:pPr>
-      <w:r>
-        <w:rPr>
-          <w:sz w:val="24"/>
-          <w:szCs w:val="24"/>
-          <w:lang w:val="en-IN"/>
-        </w:rPr>
-        <w:t>Handling browser permissions</w:t>
-      </w:r>
-    </w:p>
-    <w:p>
-      <w:pPr>
-        <w:numPr>
-          <w:ilvl w:val="0"/>
-          <w:numId w:val="52"/>
-        </w:numPr>
-        <w:rPr>
-          <w:sz w:val="24"/>
-          <w:szCs w:val="24"/>
-          <w:lang w:val="en-IN"/>
-        </w:rPr>
-      </w:pPr>
-      <w:r>
-        <w:rPr>
-          <w:sz w:val="24"/>
-          <w:szCs w:val="24"/>
-          <w:lang w:val="en-IN"/>
-        </w:rPr>
-        <w:t>Error handling in APIs</w:t>
-      </w:r>
-    </w:p>
-    <w:p>
-      <w:pPr>
-        <w:numPr>
-          <w:ilvl w:val="0"/>
-          <w:numId w:val="52"/>
-        </w:numPr>
-        <w:rPr>
-          <w:sz w:val="24"/>
-          <w:szCs w:val="24"/>
-          <w:lang w:val="en-IN"/>
-        </w:rPr>
-      </w:pPr>
-      <w:r>
-        <w:rPr>
-          <w:sz w:val="24"/>
-          <w:szCs w:val="24"/>
-          <w:lang w:val="en-IN"/>
-        </w:rPr>
-        <w:t>Managing structured data in localStorage</w:t>
-      </w:r>
-    </w:p>
-    <w:p>
-      <w:pPr>
-        <w:numPr>
-          <w:ilvl w:val="0"/>
-          <w:numId w:val="52"/>
-        </w:numPr>
-        <w:rPr>
-          <w:sz w:val="24"/>
-          <w:szCs w:val="24"/>
-          <w:lang w:val="en-IN"/>
-        </w:rPr>
-      </w:pPr>
-      <w:r>
-        <w:rPr>
-          <w:sz w:val="24"/>
-          <w:szCs w:val="24"/>
-          <w:lang w:val="en-IN"/>
-        </w:rPr>
-        <w:t>JSON parsing and stringifying</w:t>
-      </w:r>
-    </w:p>
-    <w:p>
-      <w:pPr>
-        <w:rPr>
-          <w:sz w:val="24"/>
-          <w:szCs w:val="24"/>
+          <w:b/>
+          <w:bCs/>
+          <w:sz w:val="24"/>
+          <w:szCs w:val="24"/>
+          <w:lang w:val="en-IN"/>
+        </w:rPr>
+      </w:pPr>
+      <w:r>
+        <w:rPr>
+          <w:b/>
+          <w:bCs/>
+          <w:sz w:val="24"/>
+          <w:szCs w:val="24"/>
+          <w:lang w:val="en-IN"/>
+        </w:rPr>
+        <w:t>- Deep understanding of async JavaScript.</w:t>
+      </w:r>
+    </w:p>
+    <w:p>
+      <w:pPr>
+        <w:rPr>
+          <w:b/>
+          <w:bCs/>
+          <w:sz w:val="24"/>
+          <w:szCs w:val="24"/>
+          <w:lang w:val="en-IN"/>
+        </w:rPr>
+      </w:pPr>
+      <w:r>
+        <w:rPr>
+          <w:b/>
+          <w:bCs/>
+          <w:sz w:val="24"/>
+          <w:szCs w:val="24"/>
+          <w:lang w:val="en-IN"/>
+        </w:rPr>
+        <w:t>- Learn refactoring async code.</w:t>
+      </w:r>
+    </w:p>
+    <w:p>
+      <w:pPr>
+        <w:rPr>
+          <w:b/>
+          <w:bCs/>
+          <w:sz w:val="24"/>
+          <w:szCs w:val="24"/>
+          <w:lang w:val="en-IN"/>
+        </w:rPr>
+      </w:pPr>
+      <w:r>
+        <w:rPr>
+          <w:b/>
+          <w:bCs/>
+          <w:sz w:val="24"/>
+          <w:szCs w:val="24"/>
+          <w:lang w:val="en-IN"/>
+        </w:rPr>
+        <w:t>- Master modern ES6+ features.</w:t>
+      </w:r>
+    </w:p>
+    <w:p>
+      <w:pPr>
+        <w:rPr>
+          <w:sz w:val="24"/>
+          <w:szCs w:val="24"/>
+          <w:lang w:val="en-IN"/>
         </w:rPr>
       </w:pPr>
     </w:p>
@@ -3536,22 +3582,38 @@
       <w:pPr>
         <w:rPr>
           <w:noProof/>
+          <w:sz w:val="24"/>
+          <w:szCs w:val="24"/>
         </w:rPr>
       </w:pPr>
       <w:r>
         <w:rPr>
           <w:noProof/>
+          <w:sz w:val="24"/>
+          <w:szCs w:val="24"/>
         </w:rPr>
         <w:t>File Name: index.html</w:t>
       </w:r>
     </w:p>
     <w:p>
-      <w:r>
+      <w:pPr>
+        <w:rPr>
+          <w:noProof/>
+          <w:sz w:val="24"/>
+          <w:szCs w:val="24"/>
+        </w:rPr>
+      </w:pPr>
+      <w:r>
+        <w:rPr>
+          <w:noProof/>
+          <w:sz w:val="24"/>
+          <w:szCs w:val="24"/>
+        </w:rPr>
         <w:drawing>
-          <wp:inline distT="0" distB="0" distL="0" distR="0" wp14:anchorId="76412E91" wp14:editId="410A3CF8">
-            <wp:extent cx="5943600" cy="5840095"/>
-            <wp:effectExtent l="0" t="0" r="0" b="8255"/>
-            <wp:docPr id="630934169" name="Picture 1"/>
+          <wp:inline distT="0" distB="0" distL="0" distR="0" wp14:anchorId="4E7B8CE0" wp14:editId="75F709E7">
+            <wp:extent cx="5943600" cy="6028055"/>
+            <wp:effectExtent l="0" t="0" r="0" b="0"/>
+            <wp:docPr id="293456247" name="Picture 1"/>
             <wp:cNvGraphicFramePr>
               <a:graphicFrameLocks xmlns:a="http://schemas.openxmlformats.org/drawingml/2006/main" noChangeAspect="1"/>
             </wp:cNvGraphicFramePr>
@@ -3559,7 +3621,7 @@
               <a:graphicData uri="http://schemas.openxmlformats.org/drawingml/2006/picture">
                 <pic:pic xmlns:pic="http://schemas.openxmlformats.org/drawingml/2006/picture">
                   <pic:nvPicPr>
-                    <pic:cNvPr id="630934169" name=""/>
+                    <pic:cNvPr id="293456247" name=""/>
                     <pic:cNvPicPr/>
                   </pic:nvPicPr>
                   <pic:blipFill>
@@ -3571,7 +3633,7 @@
                   <pic:spPr>
                     <a:xfrm>
                       <a:off x="0" y="0"/>
-                      <a:ext cx="5943600" cy="5840095"/>
+                      <a:ext cx="5943600" cy="6028055"/>
                     </a:xfrm>
                     <a:prstGeom prst="rect">
                       <a:avLst/>
@@ -3585,12 +3647,24 @@
       </w:r>
     </w:p>
     <w:p>
-      <w:r>
+      <w:pPr>
+        <w:rPr>
+          <w:noProof/>
+          <w:sz w:val="24"/>
+          <w:szCs w:val="24"/>
+        </w:rPr>
+      </w:pPr>
+      <w:r>
+        <w:rPr>
+          <w:noProof/>
+          <w:sz w:val="24"/>
+          <w:szCs w:val="24"/>
+        </w:rPr>
         <w:drawing>
-          <wp:inline distT="0" distB="0" distL="0" distR="0" wp14:anchorId="19B6AC80" wp14:editId="717EB63A">
-            <wp:extent cx="5943600" cy="5024755"/>
-            <wp:effectExtent l="0" t="0" r="0" b="4445"/>
-            <wp:docPr id="1835764133" name="Picture 1"/>
+          <wp:inline distT="0" distB="0" distL="0" distR="0" wp14:anchorId="40E27E58" wp14:editId="76C8C294">
+            <wp:extent cx="5943600" cy="7287260"/>
+            <wp:effectExtent l="0" t="0" r="0" b="8890"/>
+            <wp:docPr id="1452327491" name="Picture 1"/>
             <wp:cNvGraphicFramePr>
               <a:graphicFrameLocks xmlns:a="http://schemas.openxmlformats.org/drawingml/2006/main" noChangeAspect="1"/>
             </wp:cNvGraphicFramePr>
@@ -3598,7 +3672,7 @@
               <a:graphicData uri="http://schemas.openxmlformats.org/drawingml/2006/picture">
                 <pic:pic xmlns:pic="http://schemas.openxmlformats.org/drawingml/2006/picture">
                   <pic:nvPicPr>
-                    <pic:cNvPr id="1835764133" name=""/>
+                    <pic:cNvPr id="1452327491" name=""/>
                     <pic:cNvPicPr/>
                   </pic:nvPicPr>
                   <pic:blipFill>
@@ -3610,7 +3684,7 @@
                   <pic:spPr>
                     <a:xfrm>
                       <a:off x="0" y="0"/>
-                      <a:ext cx="5943600" cy="5024755"/>
+                      <a:ext cx="5943600" cy="7287260"/>
                     </a:xfrm>
                     <a:prstGeom prst="rect">
                       <a:avLst/>
@@ -3624,12 +3698,24 @@
       </w:r>
     </w:p>
     <w:p>
-      <w:r>
+      <w:pPr>
+        <w:rPr>
+          <w:noProof/>
+          <w:sz w:val="24"/>
+          <w:szCs w:val="24"/>
+        </w:rPr>
+      </w:pPr>
+      <w:r>
+        <w:rPr>
+          <w:noProof/>
+          <w:sz w:val="24"/>
+          <w:szCs w:val="24"/>
+        </w:rPr>
         <w:drawing>
-          <wp:inline distT="0" distB="0" distL="0" distR="0" wp14:anchorId="41C88E21" wp14:editId="629188BB">
-            <wp:extent cx="5943600" cy="4251960"/>
-            <wp:effectExtent l="0" t="0" r="0" b="0"/>
-            <wp:docPr id="1230327913" name="Picture 1"/>
+          <wp:inline distT="0" distB="0" distL="0" distR="0" wp14:anchorId="7395A078" wp14:editId="2447C57E">
+            <wp:extent cx="5943600" cy="6107430"/>
+            <wp:effectExtent l="0" t="0" r="0" b="7620"/>
+            <wp:docPr id="1413677397" name="Picture 1"/>
             <wp:cNvGraphicFramePr>
               <a:graphicFrameLocks xmlns:a="http://schemas.openxmlformats.org/drawingml/2006/main" noChangeAspect="1"/>
             </wp:cNvGraphicFramePr>
@@ -3637,7 +3723,7 @@
               <a:graphicData uri="http://schemas.openxmlformats.org/drawingml/2006/picture">
                 <pic:pic xmlns:pic="http://schemas.openxmlformats.org/drawingml/2006/picture">
                   <pic:nvPicPr>
-                    <pic:cNvPr id="1230327913" name=""/>
+                    <pic:cNvPr id="1413677397" name=""/>
                     <pic:cNvPicPr/>
                   </pic:nvPicPr>
                   <pic:blipFill>
@@ -3649,7 +3735,7 @@
                   <pic:spPr>
                     <a:xfrm>
                       <a:off x="0" y="0"/>
-                      <a:ext cx="5943600" cy="4251960"/>
+                      <a:ext cx="5943600" cy="6107430"/>
                     </a:xfrm>
                     <a:prstGeom prst="rect">
                       <a:avLst/>
@@ -3665,30 +3751,22 @@
     <w:p>
       <w:pPr>
         <w:rPr>
-          <w:sz w:val="24"/>
-          <w:szCs w:val="24"/>
-        </w:rPr>
-      </w:pPr>
-      <w:r>
-        <w:rPr>
-          <w:sz w:val="24"/>
-          <w:szCs w:val="24"/>
-        </w:rPr>
-        <w:t>Output:</w:t>
-      </w:r>
-    </w:p>
-    <w:p>
-      <w:r>
-        <w:t>Output File: index.html</w:t>
-      </w:r>
-    </w:p>
-    <w:p>
-      <w:r>
+          <w:noProof/>
+          <w:sz w:val="24"/>
+          <w:szCs w:val="24"/>
+        </w:rPr>
+      </w:pPr>
+      <w:r>
+        <w:rPr>
+          <w:noProof/>
+          <w:sz w:val="24"/>
+          <w:szCs w:val="24"/>
+        </w:rPr>
         <w:drawing>
-          <wp:inline distT="0" distB="0" distL="0" distR="0" wp14:anchorId="3A27E5B3" wp14:editId="27A3D88C">
-            <wp:extent cx="3105583" cy="1428949"/>
-            <wp:effectExtent l="0" t="0" r="0" b="0"/>
-            <wp:docPr id="1546112094" name="Picture 1"/>
+          <wp:inline distT="0" distB="0" distL="0" distR="0" wp14:anchorId="54A9C4CF" wp14:editId="0FF015BD">
+            <wp:extent cx="4429743" cy="1781424"/>
+            <wp:effectExtent l="0" t="0" r="0" b="9525"/>
+            <wp:docPr id="943735225" name="Picture 1"/>
             <wp:cNvGraphicFramePr>
               <a:graphicFrameLocks xmlns:a="http://schemas.openxmlformats.org/drawingml/2006/main" noChangeAspect="1"/>
             </wp:cNvGraphicFramePr>
@@ -3696,7 +3774,7 @@
               <a:graphicData uri="http://schemas.openxmlformats.org/drawingml/2006/picture">
                 <pic:pic xmlns:pic="http://schemas.openxmlformats.org/drawingml/2006/picture">
                   <pic:nvPicPr>
-                    <pic:cNvPr id="1546112094" name=""/>
+                    <pic:cNvPr id="943735225" name=""/>
                     <pic:cNvPicPr/>
                   </pic:nvPicPr>
                   <pic:blipFill>
@@ -3708,7 +3786,7 @@
                   <pic:spPr>
                     <a:xfrm>
                       <a:off x="0" y="0"/>
-                      <a:ext cx="3105583" cy="1428949"/>
+                      <a:ext cx="4429743" cy="1781424"/>
                     </a:xfrm>
                     <a:prstGeom prst="rect">
                       <a:avLst/>
@@ -3722,12 +3800,49 @@
       </w:r>
     </w:p>
     <w:p>
-      <w:r>
+      <w:pPr>
+        <w:rPr>
+          <w:noProof/>
+          <w:sz w:val="24"/>
+          <w:szCs w:val="24"/>
+        </w:rPr>
+      </w:pPr>
+      <w:r>
+        <w:rPr>
+          <w:sz w:val="24"/>
+          <w:szCs w:val="24"/>
+        </w:rPr>
+        <w:t>Output:</w:t>
+      </w:r>
+    </w:p>
+    <w:p>
+      <w:pPr>
+        <w:rPr>
+          <w:noProof/>
+        </w:rPr>
+      </w:pPr>
+      <w:r>
+        <w:rPr>
+          <w:noProof/>
+        </w:rPr>
+        <w:t>Output File: index.html</w:t>
+      </w:r>
+    </w:p>
+    <w:p>
+      <w:pPr>
+        <w:rPr>
+          <w:noProof/>
+        </w:rPr>
+      </w:pPr>
+      <w:r>
+        <w:rPr>
+          <w:noProof/>
+        </w:rPr>
         <w:drawing>
-          <wp:inline distT="0" distB="0" distL="0" distR="0" wp14:anchorId="53EEE22E" wp14:editId="0E67D58E">
-            <wp:extent cx="2772162" cy="1219370"/>
-            <wp:effectExtent l="0" t="0" r="9525" b="0"/>
-            <wp:docPr id="1381285430" name="Picture 1"/>
+          <wp:inline distT="0" distB="0" distL="0" distR="0" wp14:anchorId="74F91BC5" wp14:editId="13AB5B24">
+            <wp:extent cx="5229955" cy="1971950"/>
+            <wp:effectExtent l="0" t="0" r="8890" b="9525"/>
+            <wp:docPr id="1999427757" name="Picture 1"/>
             <wp:cNvGraphicFramePr>
               <a:graphicFrameLocks xmlns:a="http://schemas.openxmlformats.org/drawingml/2006/main" noChangeAspect="1"/>
             </wp:cNvGraphicFramePr>
@@ -3735,7 +3850,7 @@
               <a:graphicData uri="http://schemas.openxmlformats.org/drawingml/2006/picture">
                 <pic:pic xmlns:pic="http://schemas.openxmlformats.org/drawingml/2006/picture">
                   <pic:nvPicPr>
-                    <pic:cNvPr id="1381285430" name=""/>
+                    <pic:cNvPr id="1999427757" name=""/>
                     <pic:cNvPicPr/>
                   </pic:nvPicPr>
                   <pic:blipFill>
@@ -3747,7 +3862,7 @@
                   <pic:spPr>
                     <a:xfrm>
                       <a:off x="0" y="0"/>
-                      <a:ext cx="2772162" cy="1219370"/>
+                      <a:ext cx="5229955" cy="1971950"/>
                     </a:xfrm>
                     <a:prstGeom prst="rect">
                       <a:avLst/>
@@ -3761,12 +3876,20 @@
       </w:r>
     </w:p>
     <w:p>
-      <w:r>
+      <w:pPr>
+        <w:rPr>
+          <w:noProof/>
+        </w:rPr>
+      </w:pPr>
+      <w:r>
+        <w:rPr>
+          <w:noProof/>
+        </w:rPr>
         <w:drawing>
-          <wp:inline distT="0" distB="0" distL="0" distR="0" wp14:anchorId="29EDDFA6" wp14:editId="25A9BE45">
-            <wp:extent cx="4572638" cy="2257740"/>
+          <wp:inline distT="0" distB="0" distL="0" distR="0" wp14:anchorId="68D74FB6" wp14:editId="2719F37A">
+            <wp:extent cx="4810796" cy="1552792"/>
             <wp:effectExtent l="0" t="0" r="0" b="9525"/>
-            <wp:docPr id="260601305" name="Picture 1"/>
+            <wp:docPr id="133924230" name="Picture 1"/>
             <wp:cNvGraphicFramePr>
               <a:graphicFrameLocks xmlns:a="http://schemas.openxmlformats.org/drawingml/2006/main" noChangeAspect="1"/>
             </wp:cNvGraphicFramePr>
@@ -3774,7 +3897,7 @@
               <a:graphicData uri="http://schemas.openxmlformats.org/drawingml/2006/picture">
                 <pic:pic xmlns:pic="http://schemas.openxmlformats.org/drawingml/2006/picture">
                   <pic:nvPicPr>
-                    <pic:cNvPr id="260601305" name=""/>
+                    <pic:cNvPr id="133924230" name=""/>
                     <pic:cNvPicPr/>
                   </pic:nvPicPr>
                   <pic:blipFill>
@@ -3786,7 +3909,7 @@
                   <pic:spPr>
                     <a:xfrm>
                       <a:off x="0" y="0"/>
-                      <a:ext cx="4572638" cy="2257740"/>
+                      <a:ext cx="4810796" cy="1552792"/>
                     </a:xfrm>
                     <a:prstGeom prst="rect">
                       <a:avLst/>
@@ -3800,12 +3923,20 @@
       </w:r>
     </w:p>
     <w:p>
-      <w:r>
+      <w:pPr>
+        <w:rPr>
+          <w:noProof/>
+        </w:rPr>
+      </w:pPr>
+      <w:r>
+        <w:rPr>
+          <w:noProof/>
+        </w:rPr>
         <w:drawing>
-          <wp:inline distT="0" distB="0" distL="0" distR="0" wp14:anchorId="660E1924" wp14:editId="45E76932">
-            <wp:extent cx="5401429" cy="2781688"/>
-            <wp:effectExtent l="0" t="0" r="8890" b="0"/>
-            <wp:docPr id="1996954237" name="Picture 1"/>
+          <wp:inline distT="0" distB="0" distL="0" distR="0" wp14:anchorId="1F8DF8A5" wp14:editId="248895C1">
+            <wp:extent cx="4744112" cy="1943371"/>
+            <wp:effectExtent l="0" t="0" r="0" b="0"/>
+            <wp:docPr id="651553564" name="Picture 1"/>
             <wp:cNvGraphicFramePr>
               <a:graphicFrameLocks xmlns:a="http://schemas.openxmlformats.org/drawingml/2006/main" noChangeAspect="1"/>
             </wp:cNvGraphicFramePr>
@@ -3813,7 +3944,7 @@
               <a:graphicData uri="http://schemas.openxmlformats.org/drawingml/2006/picture">
                 <pic:pic xmlns:pic="http://schemas.openxmlformats.org/drawingml/2006/picture">
                   <pic:nvPicPr>
-                    <pic:cNvPr id="1996954237" name=""/>
+                    <pic:cNvPr id="651553564" name=""/>
                     <pic:cNvPicPr/>
                   </pic:nvPicPr>
                   <pic:blipFill>
@@ -3825,7 +3956,7 @@
                   <pic:spPr>
                     <a:xfrm>
                       <a:off x="0" y="0"/>
-                      <a:ext cx="5401429" cy="2781688"/>
+                      <a:ext cx="4744112" cy="1943371"/>
                     </a:xfrm>
                     <a:prstGeom prst="rect">
                       <a:avLst/>
@@ -3839,84 +3970,6 @@
       </w:r>
     </w:p>
     <w:p>
-      <w:r>
-        <w:drawing>
-          <wp:inline distT="0" distB="0" distL="0" distR="0" wp14:anchorId="1C30718B" wp14:editId="0980A3F6">
-            <wp:extent cx="4686954" cy="2724530"/>
-            <wp:effectExtent l="0" t="0" r="0" b="0"/>
-            <wp:docPr id="2060143163" name="Picture 1"/>
-            <wp:cNvGraphicFramePr>
-              <a:graphicFrameLocks xmlns:a="http://schemas.openxmlformats.org/drawingml/2006/main" noChangeAspect="1"/>
-            </wp:cNvGraphicFramePr>
-            <a:graphic xmlns:a="http://schemas.openxmlformats.org/drawingml/2006/main">
-              <a:graphicData uri="http://schemas.openxmlformats.org/drawingml/2006/picture">
-                <pic:pic xmlns:pic="http://schemas.openxmlformats.org/drawingml/2006/picture">
-                  <pic:nvPicPr>
-                    <pic:cNvPr id="2060143163" name=""/>
-                    <pic:cNvPicPr/>
-                  </pic:nvPicPr>
-                  <pic:blipFill>
-                    <a:blip r:embed="rId27"/>
-                    <a:stretch>
-                      <a:fillRect/>
-                    </a:stretch>
-                  </pic:blipFill>
-                  <pic:spPr>
-                    <a:xfrm>
-                      <a:off x="0" y="0"/>
-                      <a:ext cx="4686954" cy="2724530"/>
-                    </a:xfrm>
-                    <a:prstGeom prst="rect">
-                      <a:avLst/>
-                    </a:prstGeom>
-                  </pic:spPr>
-                </pic:pic>
-              </a:graphicData>
-            </a:graphic>
-          </wp:inline>
-        </w:drawing>
-      </w:r>
-    </w:p>
-    <w:p>
-      <w:r>
-        <w:drawing>
-          <wp:inline distT="0" distB="0" distL="0" distR="0" wp14:anchorId="73395263" wp14:editId="791A9826">
-            <wp:extent cx="5001323" cy="3105583"/>
-            <wp:effectExtent l="0" t="0" r="8890" b="0"/>
-            <wp:docPr id="1090787042" name="Picture 1"/>
-            <wp:cNvGraphicFramePr>
-              <a:graphicFrameLocks xmlns:a="http://schemas.openxmlformats.org/drawingml/2006/main" noChangeAspect="1"/>
-            </wp:cNvGraphicFramePr>
-            <a:graphic xmlns:a="http://schemas.openxmlformats.org/drawingml/2006/main">
-              <a:graphicData uri="http://schemas.openxmlformats.org/drawingml/2006/picture">
-                <pic:pic xmlns:pic="http://schemas.openxmlformats.org/drawingml/2006/picture">
-                  <pic:nvPicPr>
-                    <pic:cNvPr id="1090787042" name=""/>
-                    <pic:cNvPicPr/>
-                  </pic:nvPicPr>
-                  <pic:blipFill>
-                    <a:blip r:embed="rId28"/>
-                    <a:stretch>
-                      <a:fillRect/>
-                    </a:stretch>
-                  </pic:blipFill>
-                  <pic:spPr>
-                    <a:xfrm>
-                      <a:off x="0" y="0"/>
-                      <a:ext cx="5001323" cy="3105583"/>
-                    </a:xfrm>
-                    <a:prstGeom prst="rect">
-                      <a:avLst/>
-                    </a:prstGeom>
-                  </pic:spPr>
-                </pic:pic>
-              </a:graphicData>
-            </a:graphic>
-          </wp:inline>
-        </w:drawing>
-      </w:r>
-    </w:p>
-    <w:p>
       <w:pPr>
         <w:rPr>
           <w:sz w:val="24"/>
@@ -3933,1754 +3986,63 @@
     </w:p>
     <w:p>
       <w:r>
-        <w:t xml:space="preserve">This code creates a </w:t>
-      </w:r>
-      <w:r>
-        <w:rPr>
-          <w:b/>
-          <w:bCs/>
-        </w:rPr>
-        <w:t>Location Logger</w:t>
-      </w:r>
-      <w:r>
-        <w:t xml:space="preserve"> that uses the browser’s geolocation feature to get your current latitude and longitude when you click “Get My Location.” It asks for permission, shows your location on the screen, and handles errors like timeout or permission denied.</w:t>
+        <w:t xml:space="preserve">This code creates a simple </w:t>
+      </w:r>
+      <w:r>
+        <w:rPr>
+          <w:b/>
+          <w:bCs/>
+        </w:rPr>
+        <w:t>Task Manager</w:t>
+      </w:r>
+      <w:r>
+        <w:t xml:space="preserve"> where a user can type a task and click </w:t>
+      </w:r>
+      <w:r>
+        <w:rPr>
+          <w:b/>
+          <w:bCs/>
+        </w:rPr>
+        <w:t>Add Task</w:t>
+      </w:r>
+      <w:r>
+        <w:t xml:space="preserve"> to add it to the list. The tasks are stored in an array and displayed on the page, and each task has a </w:t>
+      </w:r>
+      <w:r>
+        <w:rPr>
+          <w:b/>
+          <w:bCs/>
+        </w:rPr>
+        <w:t>Delete button</w:t>
+      </w:r>
+      <w:r>
+        <w:t xml:space="preserve"> to remove it.</w:t>
       </w:r>
       <w:r>
         <w:t xml:space="preserve"> </w:t>
       </w:r>
       <w:r>
-        <w:t xml:space="preserve">It also saves the last 5 locations in </w:t>
-      </w:r>
-      <w:proofErr w:type="gramStart"/>
-      <w:r>
-        <w:t>localStorage</w:t>
-      </w:r>
-      <w:proofErr w:type="gramEnd"/>
-      <w:r>
-        <w:t xml:space="preserve"> and displays them as history, so you can see your recent location logs even after refreshing the page.</w:t>
-      </w:r>
-    </w:p>
-    <w:p>
-      <w:pPr>
-        <w:rPr>
-          <w:sz w:val="24"/>
-          <w:szCs w:val="24"/>
-        </w:rPr>
-      </w:pPr>
-    </w:p>
-    <w:p>
-      <w:pPr>
-        <w:rPr>
-          <w:sz w:val="24"/>
-          <w:szCs w:val="24"/>
-        </w:rPr>
-      </w:pPr>
-    </w:p>
-    <w:p>
-      <w:pPr>
-        <w:rPr>
-          <w:sz w:val="24"/>
-          <w:szCs w:val="24"/>
-        </w:rPr>
-      </w:pPr>
-    </w:p>
-    <w:p>
-      <w:pPr>
-        <w:rPr>
-          <w:sz w:val="24"/>
-          <w:szCs w:val="24"/>
-        </w:rPr>
-      </w:pPr>
-    </w:p>
-    <w:p>
-      <w:pPr>
-        <w:rPr>
-          <w:sz w:val="24"/>
-          <w:szCs w:val="24"/>
-        </w:rPr>
-      </w:pPr>
-    </w:p>
-    <w:p>
-      <w:pPr>
-        <w:rPr>
-          <w:sz w:val="24"/>
-          <w:szCs w:val="24"/>
-        </w:rPr>
-      </w:pPr>
-    </w:p>
-    <w:p>
-      <w:pPr>
-        <w:rPr>
-          <w:sz w:val="24"/>
-          <w:szCs w:val="24"/>
-        </w:rPr>
-      </w:pPr>
-    </w:p>
-    <w:p>
-      <w:pPr>
-        <w:rPr>
-          <w:sz w:val="24"/>
-          <w:szCs w:val="24"/>
-        </w:rPr>
-      </w:pPr>
-    </w:p>
-    <w:p>
-      <w:pPr>
-        <w:rPr>
-          <w:sz w:val="24"/>
-          <w:szCs w:val="24"/>
-        </w:rPr>
-      </w:pPr>
-    </w:p>
-    <w:p>
-      <w:pPr>
-        <w:rPr>
-          <w:sz w:val="24"/>
-          <w:szCs w:val="24"/>
-        </w:rPr>
-      </w:pPr>
-    </w:p>
-    <w:p>
-      <w:pPr>
-        <w:rPr>
-          <w:b/>
-          <w:bCs/>
-          <w:sz w:val="25"/>
-          <w:szCs w:val="25"/>
-        </w:rPr>
-      </w:pPr>
-      <w:r>
-        <w:rPr>
-          <w:b/>
-          <w:bCs/>
-          <w:sz w:val="25"/>
-          <w:szCs w:val="25"/>
-        </w:rPr>
-        <w:t xml:space="preserve">Problem </w:t>
-      </w:r>
-      <w:r>
-        <w:rPr>
-          <w:b/>
-          <w:bCs/>
-          <w:sz w:val="25"/>
-          <w:szCs w:val="25"/>
-        </w:rPr>
-        <w:t>4</w:t>
-      </w:r>
-    </w:p>
-    <w:p>
-      <w:pPr>
-        <w:rPr>
-          <w:sz w:val="24"/>
-          <w:szCs w:val="24"/>
-        </w:rPr>
-      </w:pPr>
-      <w:r>
-        <w:rPr>
-          <w:sz w:val="24"/>
-          <w:szCs w:val="24"/>
-        </w:rPr>
-        <w:t>Problem Statement:</w:t>
-      </w:r>
-    </w:p>
-    <w:p>
-      <w:pPr>
-        <w:rPr>
-          <w:b/>
-          <w:bCs/>
-          <w:sz w:val="24"/>
-          <w:szCs w:val="24"/>
-          <w:lang w:val="en-IN"/>
-        </w:rPr>
-      </w:pPr>
-      <w:r>
-        <w:rPr>
-          <w:b/>
-          <w:bCs/>
-          <w:sz w:val="24"/>
-          <w:szCs w:val="24"/>
-          <w:lang w:val="en-IN"/>
-        </w:rPr>
-        <w:t>Mini Expense Tracker using Client-Side Database (</w:t>
-      </w:r>
-      <w:proofErr w:type="gramStart"/>
-      <w:r>
-        <w:rPr>
-          <w:b/>
-          <w:bCs/>
-          <w:sz w:val="24"/>
-          <w:szCs w:val="24"/>
-          <w:lang w:val="en-IN"/>
-        </w:rPr>
-        <w:t>Level-2</w:t>
-      </w:r>
-      <w:proofErr w:type="gramEnd"/>
-      <w:r>
-        <w:rPr>
-          <w:b/>
-          <w:bCs/>
-          <w:sz w:val="24"/>
-          <w:szCs w:val="24"/>
-          <w:lang w:val="en-IN"/>
-        </w:rPr>
-        <w:t>)</w:t>
-      </w:r>
-    </w:p>
-    <w:p>
-      <w:pPr>
-        <w:rPr>
-          <w:b/>
-          <w:bCs/>
-          <w:sz w:val="24"/>
-          <w:szCs w:val="24"/>
-          <w:lang w:val="en-IN"/>
-        </w:rPr>
-      </w:pPr>
-      <w:r>
-        <w:rPr>
-          <w:b/>
-          <w:bCs/>
-          <w:sz w:val="24"/>
-          <w:szCs w:val="24"/>
-          <w:lang w:val="en-IN"/>
-        </w:rPr>
-        <w:t>Scenario</w:t>
-      </w:r>
-      <w:r>
-        <w:rPr>
-          <w:b/>
-          <w:bCs/>
-          <w:sz w:val="24"/>
-          <w:szCs w:val="24"/>
-          <w:lang w:val="en-IN"/>
-        </w:rPr>
-        <w:br/>
-        <w:t xml:space="preserve">Develop a client-side expense tracker where users can add, view, and delete expenses using a browser-supported database. </w:t>
-      </w:r>
-    </w:p>
-    <w:p>
-      <w:pPr>
-        <w:rPr>
-          <w:b/>
-          <w:bCs/>
-          <w:sz w:val="24"/>
-          <w:szCs w:val="24"/>
-          <w:lang w:val="en-IN"/>
-        </w:rPr>
-      </w:pPr>
-      <w:r>
-        <w:rPr>
-          <w:rFonts w:ascii="Segoe UI Emoji" w:hAnsi="Segoe UI Emoji" w:cs="Segoe UI Emoji"/>
-          <w:b/>
-          <w:bCs/>
-          <w:sz w:val="24"/>
-          <w:szCs w:val="24"/>
-          <w:lang w:val="en-IN"/>
-        </w:rPr>
-        <w:t>📌</w:t>
-      </w:r>
-      <w:r>
-        <w:rPr>
-          <w:b/>
-          <w:bCs/>
-          <w:sz w:val="24"/>
-          <w:szCs w:val="24"/>
-          <w:lang w:val="en-IN"/>
-        </w:rPr>
-        <w:t xml:space="preserve"> Requirements</w:t>
-      </w:r>
-    </w:p>
-    <w:p>
-      <w:pPr>
-        <w:numPr>
-          <w:ilvl w:val="0"/>
-          <w:numId w:val="53"/>
-        </w:numPr>
-        <w:rPr>
-          <w:b/>
-          <w:bCs/>
-          <w:sz w:val="24"/>
-          <w:szCs w:val="24"/>
-          <w:lang w:val="en-IN"/>
-        </w:rPr>
-      </w:pPr>
-      <w:r>
-        <w:rPr>
-          <w:b/>
-          <w:bCs/>
-          <w:sz w:val="24"/>
-          <w:szCs w:val="24"/>
-          <w:lang w:val="en-IN"/>
-        </w:rPr>
-        <w:t>Fields:</w:t>
-      </w:r>
-    </w:p>
-    <w:p>
-      <w:pPr>
-        <w:numPr>
-          <w:ilvl w:val="1"/>
-          <w:numId w:val="53"/>
-        </w:numPr>
-        <w:rPr>
-          <w:b/>
-          <w:bCs/>
-          <w:sz w:val="24"/>
-          <w:szCs w:val="24"/>
-          <w:lang w:val="en-IN"/>
-        </w:rPr>
-      </w:pPr>
-      <w:r>
-        <w:rPr>
-          <w:b/>
-          <w:bCs/>
-          <w:sz w:val="24"/>
-          <w:szCs w:val="24"/>
-          <w:lang w:val="en-IN"/>
-        </w:rPr>
-        <w:t>Expense Title</w:t>
-      </w:r>
-    </w:p>
-    <w:p>
-      <w:pPr>
-        <w:numPr>
-          <w:ilvl w:val="1"/>
-          <w:numId w:val="53"/>
-        </w:numPr>
-        <w:rPr>
-          <w:b/>
-          <w:bCs/>
-          <w:sz w:val="24"/>
-          <w:szCs w:val="24"/>
-          <w:lang w:val="en-IN"/>
-        </w:rPr>
-      </w:pPr>
-      <w:r>
-        <w:rPr>
-          <w:b/>
-          <w:bCs/>
-          <w:sz w:val="24"/>
-          <w:szCs w:val="24"/>
-          <w:lang w:val="en-IN"/>
-        </w:rPr>
-        <w:t>Amount</w:t>
-      </w:r>
-    </w:p>
-    <w:p>
-      <w:pPr>
-        <w:numPr>
-          <w:ilvl w:val="1"/>
-          <w:numId w:val="53"/>
-        </w:numPr>
-        <w:rPr>
-          <w:b/>
-          <w:bCs/>
-          <w:sz w:val="24"/>
-          <w:szCs w:val="24"/>
-          <w:lang w:val="en-IN"/>
-        </w:rPr>
-      </w:pPr>
-      <w:r>
-        <w:rPr>
-          <w:b/>
-          <w:bCs/>
-          <w:sz w:val="24"/>
-          <w:szCs w:val="24"/>
-          <w:lang w:val="en-IN"/>
-        </w:rPr>
-        <w:t>Date</w:t>
-      </w:r>
-    </w:p>
-    <w:p>
-      <w:pPr>
-        <w:numPr>
-          <w:ilvl w:val="0"/>
-          <w:numId w:val="53"/>
-        </w:numPr>
-        <w:rPr>
-          <w:b/>
-          <w:bCs/>
-          <w:sz w:val="24"/>
-          <w:szCs w:val="24"/>
-          <w:lang w:val="en-IN"/>
-        </w:rPr>
-      </w:pPr>
-      <w:r>
-        <w:rPr>
-          <w:b/>
-          <w:bCs/>
-          <w:sz w:val="24"/>
-          <w:szCs w:val="24"/>
-          <w:lang w:val="en-IN"/>
-        </w:rPr>
-        <w:t>Buttons:</w:t>
-      </w:r>
-    </w:p>
-    <w:p>
-      <w:pPr>
-        <w:numPr>
-          <w:ilvl w:val="1"/>
-          <w:numId w:val="53"/>
-        </w:numPr>
-        <w:rPr>
-          <w:b/>
-          <w:bCs/>
-          <w:sz w:val="24"/>
-          <w:szCs w:val="24"/>
-          <w:lang w:val="en-IN"/>
-        </w:rPr>
-      </w:pPr>
-      <w:r>
-        <w:rPr>
-          <w:b/>
-          <w:bCs/>
-          <w:sz w:val="24"/>
-          <w:szCs w:val="24"/>
-          <w:lang w:val="en-IN"/>
-        </w:rPr>
-        <w:t>Add Expense</w:t>
-      </w:r>
-    </w:p>
-    <w:p>
-      <w:pPr>
-        <w:numPr>
-          <w:ilvl w:val="1"/>
-          <w:numId w:val="53"/>
-        </w:numPr>
-        <w:rPr>
-          <w:b/>
-          <w:bCs/>
-          <w:sz w:val="24"/>
-          <w:szCs w:val="24"/>
-          <w:lang w:val="en-IN"/>
-        </w:rPr>
-      </w:pPr>
-      <w:r>
-        <w:rPr>
-          <w:b/>
-          <w:bCs/>
-          <w:sz w:val="24"/>
-          <w:szCs w:val="24"/>
-          <w:lang w:val="en-IN"/>
-        </w:rPr>
-        <w:t>View Expenses</w:t>
-      </w:r>
-    </w:p>
-    <w:p>
-      <w:pPr>
-        <w:numPr>
-          <w:ilvl w:val="1"/>
-          <w:numId w:val="53"/>
-        </w:numPr>
-        <w:rPr>
-          <w:b/>
-          <w:bCs/>
-          <w:sz w:val="24"/>
-          <w:szCs w:val="24"/>
-          <w:lang w:val="en-IN"/>
-        </w:rPr>
-      </w:pPr>
-      <w:r>
-        <w:rPr>
-          <w:b/>
-          <w:bCs/>
-          <w:sz w:val="24"/>
-          <w:szCs w:val="24"/>
-          <w:lang w:val="en-IN"/>
-        </w:rPr>
-        <w:t>Delete Expense</w:t>
-      </w:r>
-    </w:p>
-    <w:p>
-      <w:pPr>
-        <w:numPr>
-          <w:ilvl w:val="0"/>
-          <w:numId w:val="53"/>
-        </w:numPr>
-        <w:rPr>
-          <w:b/>
-          <w:bCs/>
-          <w:sz w:val="24"/>
-          <w:szCs w:val="24"/>
-          <w:lang w:val="en-IN"/>
-        </w:rPr>
-      </w:pPr>
-      <w:r>
-        <w:rPr>
-          <w:b/>
-          <w:bCs/>
-          <w:sz w:val="24"/>
-          <w:szCs w:val="24"/>
-          <w:lang w:val="en-IN"/>
-        </w:rPr>
-        <w:t>Use:</w:t>
-      </w:r>
-    </w:p>
-    <w:p>
-      <w:pPr>
-        <w:numPr>
-          <w:ilvl w:val="1"/>
-          <w:numId w:val="53"/>
-        </w:numPr>
-        <w:rPr>
-          <w:b/>
-          <w:bCs/>
-          <w:sz w:val="24"/>
-          <w:szCs w:val="24"/>
-          <w:lang w:val="en-IN"/>
-        </w:rPr>
-      </w:pPr>
-      <w:r>
-        <w:rPr>
-          <w:b/>
-          <w:bCs/>
-          <w:sz w:val="24"/>
-          <w:szCs w:val="24"/>
-          <w:lang w:val="en-IN"/>
-        </w:rPr>
-        <w:t>Client-side database (Web SQL or IndexedDB)</w:t>
-      </w:r>
-    </w:p>
-    <w:p>
-      <w:pPr>
-        <w:numPr>
-          <w:ilvl w:val="0"/>
-          <w:numId w:val="53"/>
-        </w:numPr>
-        <w:rPr>
-          <w:b/>
-          <w:bCs/>
-          <w:sz w:val="24"/>
-          <w:szCs w:val="24"/>
-          <w:lang w:val="en-IN"/>
-        </w:rPr>
-      </w:pPr>
-      <w:r>
-        <w:rPr>
-          <w:b/>
-          <w:bCs/>
-          <w:sz w:val="24"/>
-          <w:szCs w:val="24"/>
-          <w:lang w:val="en-IN"/>
-        </w:rPr>
-        <w:t>Execute SQL-like queries:</w:t>
-      </w:r>
-    </w:p>
-    <w:p>
-      <w:pPr>
-        <w:numPr>
-          <w:ilvl w:val="1"/>
-          <w:numId w:val="53"/>
-        </w:numPr>
-        <w:rPr>
-          <w:b/>
-          <w:bCs/>
-          <w:sz w:val="24"/>
-          <w:szCs w:val="24"/>
-          <w:lang w:val="en-IN"/>
-        </w:rPr>
-      </w:pPr>
-      <w:r>
-        <w:rPr>
-          <w:b/>
-          <w:bCs/>
-          <w:sz w:val="24"/>
-          <w:szCs w:val="24"/>
-          <w:lang w:val="en-IN"/>
-        </w:rPr>
-        <w:t>CREATE TABLE</w:t>
-      </w:r>
-    </w:p>
-    <w:p>
-      <w:pPr>
-        <w:numPr>
-          <w:ilvl w:val="1"/>
-          <w:numId w:val="53"/>
-        </w:numPr>
-        <w:rPr>
-          <w:b/>
-          <w:bCs/>
-          <w:sz w:val="24"/>
-          <w:szCs w:val="24"/>
-          <w:lang w:val="en-IN"/>
-        </w:rPr>
-      </w:pPr>
-      <w:r>
-        <w:rPr>
-          <w:b/>
-          <w:bCs/>
-          <w:sz w:val="24"/>
-          <w:szCs w:val="24"/>
-          <w:lang w:val="en-IN"/>
-        </w:rPr>
-        <w:t>INSERT</w:t>
-      </w:r>
-    </w:p>
-    <w:p>
-      <w:pPr>
-        <w:numPr>
-          <w:ilvl w:val="1"/>
-          <w:numId w:val="53"/>
-        </w:numPr>
-        <w:rPr>
-          <w:b/>
-          <w:bCs/>
-          <w:sz w:val="24"/>
-          <w:szCs w:val="24"/>
-          <w:lang w:val="en-IN"/>
-        </w:rPr>
-      </w:pPr>
-      <w:r>
-        <w:rPr>
-          <w:b/>
-          <w:bCs/>
-          <w:sz w:val="24"/>
-          <w:szCs w:val="24"/>
-          <w:lang w:val="en-IN"/>
-        </w:rPr>
-        <w:t>SELECT</w:t>
-      </w:r>
-    </w:p>
-    <w:p>
-      <w:pPr>
-        <w:numPr>
-          <w:ilvl w:val="1"/>
-          <w:numId w:val="53"/>
-        </w:numPr>
-        <w:rPr>
-          <w:b/>
-          <w:bCs/>
-          <w:sz w:val="24"/>
-          <w:szCs w:val="24"/>
-          <w:lang w:val="en-IN"/>
-        </w:rPr>
-      </w:pPr>
-      <w:r>
-        <w:rPr>
-          <w:b/>
-          <w:bCs/>
-          <w:sz w:val="24"/>
-          <w:szCs w:val="24"/>
-          <w:lang w:val="en-IN"/>
-        </w:rPr>
-        <w:t>DELETE</w:t>
-      </w:r>
-    </w:p>
-    <w:p>
-      <w:pPr>
-        <w:numPr>
-          <w:ilvl w:val="0"/>
-          <w:numId w:val="53"/>
-        </w:numPr>
-        <w:rPr>
-          <w:b/>
-          <w:bCs/>
-          <w:sz w:val="24"/>
-          <w:szCs w:val="24"/>
-          <w:lang w:val="en-IN"/>
-        </w:rPr>
-      </w:pPr>
-      <w:r>
-        <w:rPr>
-          <w:b/>
-          <w:bCs/>
-          <w:sz w:val="24"/>
-          <w:szCs w:val="24"/>
-          <w:lang w:val="en-IN"/>
-        </w:rPr>
-        <w:t>Maintain transaction handling.</w:t>
-      </w:r>
-    </w:p>
-    <w:p>
-      <w:pPr>
-        <w:numPr>
-          <w:ilvl w:val="0"/>
-          <w:numId w:val="53"/>
-        </w:numPr>
-        <w:rPr>
-          <w:b/>
-          <w:bCs/>
-          <w:sz w:val="24"/>
-          <w:szCs w:val="24"/>
-          <w:lang w:val="en-IN"/>
-        </w:rPr>
-      </w:pPr>
-      <w:r>
-        <w:rPr>
-          <w:b/>
-          <w:bCs/>
-          <w:sz w:val="24"/>
-          <w:szCs w:val="24"/>
-          <w:lang w:val="en-IN"/>
-        </w:rPr>
-        <w:t>Display expense list dynamically.</w:t>
-      </w:r>
-    </w:p>
-    <w:p>
-      <w:pPr>
-        <w:rPr>
-          <w:b/>
-          <w:bCs/>
-          <w:sz w:val="24"/>
-          <w:szCs w:val="24"/>
-          <w:lang w:val="en-IN"/>
-        </w:rPr>
-      </w:pPr>
-    </w:p>
-    <w:p>
-      <w:pPr>
-        <w:rPr>
-          <w:b/>
-          <w:bCs/>
-          <w:sz w:val="24"/>
-          <w:szCs w:val="24"/>
-          <w:lang w:val="en-IN"/>
-        </w:rPr>
-      </w:pPr>
-      <w:r>
-        <w:rPr>
-          <w:rFonts w:ascii="Segoe UI Emoji" w:hAnsi="Segoe UI Emoji" w:cs="Segoe UI Emoji"/>
-          <w:b/>
-          <w:bCs/>
-          <w:sz w:val="24"/>
-          <w:szCs w:val="24"/>
-          <w:lang w:val="en-IN"/>
-        </w:rPr>
-        <w:t>🛠️</w:t>
-      </w:r>
-      <w:r>
-        <w:rPr>
-          <w:b/>
-          <w:bCs/>
-          <w:sz w:val="24"/>
-          <w:szCs w:val="24"/>
-          <w:lang w:val="en-IN"/>
-        </w:rPr>
-        <w:t xml:space="preserve"> Technical Constraints</w:t>
-      </w:r>
-    </w:p>
-    <w:p>
-      <w:pPr>
-        <w:numPr>
-          <w:ilvl w:val="0"/>
-          <w:numId w:val="54"/>
-        </w:numPr>
-        <w:rPr>
-          <w:b/>
-          <w:bCs/>
-          <w:sz w:val="24"/>
-          <w:szCs w:val="24"/>
-          <w:lang w:val="en-IN"/>
-        </w:rPr>
-      </w:pPr>
-      <w:r>
-        <w:rPr>
-          <w:b/>
-          <w:bCs/>
-          <w:sz w:val="24"/>
-          <w:szCs w:val="24"/>
-          <w:lang w:val="en-IN"/>
-        </w:rPr>
-        <w:t>Must use:</w:t>
-      </w:r>
-    </w:p>
-    <w:p>
-      <w:pPr>
-        <w:numPr>
-          <w:ilvl w:val="1"/>
-          <w:numId w:val="54"/>
-        </w:numPr>
-        <w:rPr>
-          <w:b/>
-          <w:bCs/>
-          <w:sz w:val="24"/>
-          <w:szCs w:val="24"/>
-          <w:lang w:val="en-IN"/>
-        </w:rPr>
-      </w:pPr>
-      <w:r>
-        <w:rPr>
-          <w:b/>
-          <w:bCs/>
-          <w:sz w:val="24"/>
-          <w:szCs w:val="24"/>
-          <w:lang w:val="en-IN"/>
-        </w:rPr>
-        <w:t>Client-side DB transactions</w:t>
-      </w:r>
-    </w:p>
-    <w:p>
-      <w:pPr>
-        <w:numPr>
-          <w:ilvl w:val="1"/>
-          <w:numId w:val="54"/>
-        </w:numPr>
-        <w:rPr>
-          <w:b/>
-          <w:bCs/>
-          <w:sz w:val="24"/>
-          <w:szCs w:val="24"/>
-          <w:lang w:val="en-IN"/>
-        </w:rPr>
-      </w:pPr>
-      <w:r>
-        <w:rPr>
-          <w:b/>
-          <w:bCs/>
-          <w:sz w:val="24"/>
-          <w:szCs w:val="24"/>
-          <w:lang w:val="en-IN"/>
-        </w:rPr>
-        <w:t>SQL execution methods</w:t>
-      </w:r>
-    </w:p>
-    <w:p>
-      <w:pPr>
-        <w:numPr>
-          <w:ilvl w:val="0"/>
-          <w:numId w:val="54"/>
-        </w:numPr>
-        <w:rPr>
-          <w:b/>
-          <w:bCs/>
-          <w:sz w:val="24"/>
-          <w:szCs w:val="24"/>
-          <w:lang w:val="en-IN"/>
-        </w:rPr>
-      </w:pPr>
-      <w:r>
-        <w:rPr>
-          <w:b/>
-          <w:bCs/>
-          <w:sz w:val="24"/>
-          <w:szCs w:val="24"/>
-          <w:lang w:val="en-IN"/>
-        </w:rPr>
-        <w:t>Must handle:</w:t>
-      </w:r>
-    </w:p>
-    <w:p>
-      <w:pPr>
-        <w:numPr>
-          <w:ilvl w:val="1"/>
-          <w:numId w:val="54"/>
-        </w:numPr>
-        <w:rPr>
-          <w:b/>
-          <w:bCs/>
-          <w:sz w:val="24"/>
-          <w:szCs w:val="24"/>
-          <w:lang w:val="en-IN"/>
-        </w:rPr>
-      </w:pPr>
-      <w:r>
-        <w:rPr>
-          <w:b/>
-          <w:bCs/>
-          <w:sz w:val="24"/>
-          <w:szCs w:val="24"/>
-          <w:lang w:val="en-IN"/>
-        </w:rPr>
-        <w:t>Transaction errors</w:t>
-      </w:r>
-    </w:p>
-    <w:p>
-      <w:pPr>
-        <w:numPr>
-          <w:ilvl w:val="1"/>
-          <w:numId w:val="54"/>
-        </w:numPr>
-        <w:rPr>
-          <w:b/>
-          <w:bCs/>
-          <w:sz w:val="24"/>
-          <w:szCs w:val="24"/>
-          <w:lang w:val="en-IN"/>
-        </w:rPr>
-      </w:pPr>
-      <w:r>
-        <w:rPr>
-          <w:b/>
-          <w:bCs/>
-          <w:sz w:val="24"/>
-          <w:szCs w:val="24"/>
-          <w:lang w:val="en-IN"/>
-        </w:rPr>
-        <w:t>Query errors</w:t>
-      </w:r>
-    </w:p>
-    <w:p>
-      <w:pPr>
-        <w:numPr>
-          <w:ilvl w:val="0"/>
-          <w:numId w:val="54"/>
-        </w:numPr>
-        <w:rPr>
-          <w:b/>
-          <w:bCs/>
-          <w:sz w:val="24"/>
-          <w:szCs w:val="24"/>
-          <w:lang w:val="en-IN"/>
-        </w:rPr>
-      </w:pPr>
-      <w:r>
-        <w:rPr>
-          <w:b/>
-          <w:bCs/>
-          <w:sz w:val="24"/>
-          <w:szCs w:val="24"/>
-          <w:lang w:val="en-IN"/>
-        </w:rPr>
-        <w:t>No server/database allowed.</w:t>
-      </w:r>
-    </w:p>
-    <w:p>
-      <w:pPr>
-        <w:numPr>
-          <w:ilvl w:val="0"/>
-          <w:numId w:val="54"/>
-        </w:numPr>
-        <w:rPr>
-          <w:b/>
-          <w:bCs/>
-          <w:sz w:val="24"/>
-          <w:szCs w:val="24"/>
-          <w:lang w:val="en-IN"/>
-        </w:rPr>
-      </w:pPr>
-      <w:r>
-        <w:rPr>
-          <w:b/>
-          <w:bCs/>
-          <w:sz w:val="24"/>
-          <w:szCs w:val="24"/>
-          <w:lang w:val="en-IN"/>
-        </w:rPr>
-        <w:t>Pure JavaScript + HTML.</w:t>
-      </w:r>
-    </w:p>
-    <w:p>
-      <w:pPr>
-        <w:rPr>
-          <w:b/>
-          <w:bCs/>
-          <w:sz w:val="24"/>
-          <w:szCs w:val="24"/>
-          <w:lang w:val="en-IN"/>
-        </w:rPr>
-      </w:pPr>
-    </w:p>
-    <w:p>
-      <w:pPr>
-        <w:rPr>
-          <w:b/>
-          <w:bCs/>
-          <w:sz w:val="24"/>
-          <w:szCs w:val="24"/>
-          <w:lang w:val="en-IN"/>
-        </w:rPr>
-      </w:pPr>
-      <w:r>
-        <w:rPr>
-          <w:rFonts w:ascii="Segoe UI Emoji" w:hAnsi="Segoe UI Emoji" w:cs="Segoe UI Emoji"/>
-          <w:b/>
-          <w:bCs/>
-          <w:sz w:val="24"/>
-          <w:szCs w:val="24"/>
-          <w:lang w:val="en-IN"/>
-        </w:rPr>
-        <w:t>🎯</w:t>
-      </w:r>
-      <w:r>
-        <w:rPr>
-          <w:b/>
-          <w:bCs/>
-          <w:sz w:val="24"/>
-          <w:szCs w:val="24"/>
-          <w:lang w:val="en-IN"/>
-        </w:rPr>
-        <w:t xml:space="preserve"> Learning Outcome</w:t>
-      </w:r>
-    </w:p>
-    <w:p>
-      <w:pPr>
-        <w:rPr>
-          <w:b/>
-          <w:bCs/>
-          <w:sz w:val="24"/>
-          <w:szCs w:val="24"/>
-          <w:lang w:val="en-IN"/>
-        </w:rPr>
-      </w:pPr>
-      <w:r>
-        <w:rPr>
-          <w:b/>
-          <w:bCs/>
-          <w:sz w:val="24"/>
-          <w:szCs w:val="24"/>
-          <w:lang w:val="en-IN"/>
-        </w:rPr>
-        <w:t>You will be able to:</w:t>
-      </w:r>
-    </w:p>
-    <w:p>
-      <w:pPr>
-        <w:numPr>
-          <w:ilvl w:val="0"/>
-          <w:numId w:val="54"/>
-        </w:numPr>
-        <w:rPr>
-          <w:b/>
-          <w:bCs/>
-          <w:sz w:val="24"/>
-          <w:szCs w:val="24"/>
-          <w:lang w:val="en-IN"/>
-        </w:rPr>
-      </w:pPr>
-      <w:r>
-        <w:rPr>
-          <w:b/>
-          <w:bCs/>
-          <w:sz w:val="24"/>
-          <w:szCs w:val="24"/>
-          <w:lang w:val="en-IN"/>
-        </w:rPr>
-        <w:t>Client-side database concepts</w:t>
-      </w:r>
-    </w:p>
-    <w:p>
-      <w:pPr>
-        <w:numPr>
-          <w:ilvl w:val="0"/>
-          <w:numId w:val="54"/>
-        </w:numPr>
-        <w:rPr>
-          <w:b/>
-          <w:bCs/>
-          <w:sz w:val="24"/>
-          <w:szCs w:val="24"/>
-          <w:lang w:val="en-IN"/>
-        </w:rPr>
-      </w:pPr>
-      <w:r>
-        <w:rPr>
-          <w:b/>
-          <w:bCs/>
-          <w:sz w:val="24"/>
-          <w:szCs w:val="24"/>
-          <w:lang w:val="en-IN"/>
-        </w:rPr>
-        <w:t>Executing SQL queries in browser</w:t>
-      </w:r>
-    </w:p>
-    <w:p>
-      <w:pPr>
-        <w:numPr>
-          <w:ilvl w:val="0"/>
-          <w:numId w:val="54"/>
-        </w:numPr>
-        <w:rPr>
-          <w:b/>
-          <w:bCs/>
-          <w:sz w:val="24"/>
-          <w:szCs w:val="24"/>
-          <w:lang w:val="en-IN"/>
-        </w:rPr>
-      </w:pPr>
-      <w:r>
-        <w:rPr>
-          <w:b/>
-          <w:bCs/>
-          <w:sz w:val="24"/>
-          <w:szCs w:val="24"/>
-          <w:lang w:val="en-IN"/>
-        </w:rPr>
-        <w:t>Managing transactions</w:t>
-      </w:r>
-    </w:p>
-    <w:p>
-      <w:pPr>
-        <w:numPr>
-          <w:ilvl w:val="0"/>
-          <w:numId w:val="54"/>
-        </w:numPr>
-        <w:rPr>
-          <w:b/>
-          <w:bCs/>
-          <w:sz w:val="24"/>
-          <w:szCs w:val="24"/>
-          <w:lang w:val="en-IN"/>
-        </w:rPr>
-      </w:pPr>
-      <w:r>
-        <w:rPr>
-          <w:b/>
-          <w:bCs/>
-          <w:sz w:val="24"/>
-          <w:szCs w:val="24"/>
-          <w:lang w:val="en-IN"/>
-        </w:rPr>
-        <w:t>Advanced DOM rendering</w:t>
-      </w:r>
-    </w:p>
-    <w:p>
-      <w:pPr>
-        <w:numPr>
-          <w:ilvl w:val="0"/>
-          <w:numId w:val="54"/>
-        </w:numPr>
-        <w:rPr>
-          <w:b/>
-          <w:bCs/>
-          <w:sz w:val="24"/>
-          <w:szCs w:val="24"/>
-          <w:lang w:val="en-IN"/>
-        </w:rPr>
-      </w:pPr>
-      <w:r>
-        <w:rPr>
-          <w:b/>
-          <w:bCs/>
-          <w:sz w:val="24"/>
-          <w:szCs w:val="24"/>
-          <w:lang w:val="en-IN"/>
-        </w:rPr>
-        <w:t>Persistent structured storage</w:t>
-      </w:r>
-    </w:p>
-    <w:p>
-      <w:pPr>
-        <w:rPr>
-          <w:sz w:val="24"/>
-          <w:szCs w:val="24"/>
-          <w:lang w:val="en-IN"/>
-        </w:rPr>
-      </w:pPr>
-    </w:p>
-    <w:p>
-      <w:pPr>
-        <w:rPr>
-          <w:sz w:val="24"/>
-          <w:szCs w:val="24"/>
-          <w:lang w:val="en-IN"/>
-        </w:rPr>
-      </w:pPr>
-    </w:p>
-    <w:p>
-      <w:pPr>
-        <w:rPr>
-          <w:sz w:val="24"/>
-          <w:szCs w:val="24"/>
-          <w:lang w:val="en-IN"/>
-        </w:rPr>
-      </w:pPr>
-    </w:p>
-    <w:p>
-      <w:pPr>
-        <w:rPr>
-          <w:sz w:val="24"/>
-          <w:szCs w:val="24"/>
-          <w:lang w:val="en-IN"/>
-        </w:rPr>
-      </w:pPr>
-    </w:p>
-    <w:p>
-      <w:pPr>
-        <w:rPr>
-          <w:sz w:val="24"/>
-          <w:szCs w:val="24"/>
-          <w:lang w:val="en-IN"/>
-        </w:rPr>
-      </w:pPr>
-    </w:p>
-    <w:p>
-      <w:pPr>
-        <w:rPr>
-          <w:sz w:val="24"/>
-          <w:szCs w:val="24"/>
-          <w:lang w:val="en-IN"/>
-        </w:rPr>
-      </w:pPr>
-    </w:p>
-    <w:p>
-      <w:pPr>
-        <w:rPr>
-          <w:sz w:val="24"/>
-          <w:szCs w:val="24"/>
-          <w:lang w:val="en-IN"/>
-        </w:rPr>
-      </w:pPr>
-    </w:p>
-    <w:p>
-      <w:pPr>
-        <w:rPr>
-          <w:sz w:val="24"/>
-          <w:szCs w:val="24"/>
-        </w:rPr>
-      </w:pPr>
-      <w:r>
-        <w:rPr>
-          <w:sz w:val="24"/>
-          <w:szCs w:val="24"/>
-        </w:rPr>
-        <w:t>Source Code:</w:t>
-      </w:r>
-    </w:p>
-    <w:p>
-      <w:pPr>
-        <w:rPr>
-          <w:noProof/>
-          <w:sz w:val="24"/>
-          <w:szCs w:val="24"/>
-        </w:rPr>
-      </w:pPr>
-      <w:r>
-        <w:rPr>
-          <w:noProof/>
-          <w:sz w:val="24"/>
-          <w:szCs w:val="24"/>
-        </w:rPr>
-        <w:t>File Name: index.html</w:t>
-      </w:r>
-    </w:p>
-    <w:p>
-      <w:pPr>
-        <w:rPr>
-          <w:noProof/>
-          <w:sz w:val="24"/>
-          <w:szCs w:val="24"/>
-        </w:rPr>
-      </w:pPr>
-      <w:r>
-        <w:rPr>
-          <w:noProof/>
-          <w:sz w:val="24"/>
-          <w:szCs w:val="24"/>
-        </w:rPr>
-        <w:drawing>
-          <wp:inline distT="0" distB="0" distL="0" distR="0" wp14:anchorId="798F9F7F" wp14:editId="220A47B5">
-            <wp:extent cx="5943600" cy="5641975"/>
-            <wp:effectExtent l="0" t="0" r="0" b="0"/>
-            <wp:docPr id="1908252025" name="Picture 1"/>
-            <wp:cNvGraphicFramePr>
-              <a:graphicFrameLocks xmlns:a="http://schemas.openxmlformats.org/drawingml/2006/main" noChangeAspect="1"/>
-            </wp:cNvGraphicFramePr>
-            <a:graphic xmlns:a="http://schemas.openxmlformats.org/drawingml/2006/main">
-              <a:graphicData uri="http://schemas.openxmlformats.org/drawingml/2006/picture">
-                <pic:pic xmlns:pic="http://schemas.openxmlformats.org/drawingml/2006/picture">
-                  <pic:nvPicPr>
-                    <pic:cNvPr id="1908252025" name=""/>
-                    <pic:cNvPicPr/>
-                  </pic:nvPicPr>
-                  <pic:blipFill>
-                    <a:blip r:embed="rId29"/>
-                    <a:stretch>
-                      <a:fillRect/>
-                    </a:stretch>
-                  </pic:blipFill>
-                  <pic:spPr>
-                    <a:xfrm>
-                      <a:off x="0" y="0"/>
-                      <a:ext cx="5943600" cy="5641975"/>
-                    </a:xfrm>
-                    <a:prstGeom prst="rect">
-                      <a:avLst/>
-                    </a:prstGeom>
-                  </pic:spPr>
-                </pic:pic>
-              </a:graphicData>
-            </a:graphic>
-          </wp:inline>
-        </w:drawing>
-      </w:r>
-    </w:p>
-    <w:p>
-      <w:pPr>
-        <w:rPr>
-          <w:noProof/>
-          <w:sz w:val="24"/>
-          <w:szCs w:val="24"/>
-        </w:rPr>
-      </w:pPr>
-      <w:r>
-        <w:rPr>
-          <w:noProof/>
-          <w:sz w:val="24"/>
-          <w:szCs w:val="24"/>
-        </w:rPr>
-        <w:drawing>
-          <wp:inline distT="0" distB="0" distL="0" distR="0" wp14:anchorId="343919D1" wp14:editId="459EBDB0">
-            <wp:extent cx="5943600" cy="5358130"/>
-            <wp:effectExtent l="0" t="0" r="0" b="0"/>
-            <wp:docPr id="1435583564" name="Picture 1"/>
-            <wp:cNvGraphicFramePr>
-              <a:graphicFrameLocks xmlns:a="http://schemas.openxmlformats.org/drawingml/2006/main" noChangeAspect="1"/>
-            </wp:cNvGraphicFramePr>
-            <a:graphic xmlns:a="http://schemas.openxmlformats.org/drawingml/2006/main">
-              <a:graphicData uri="http://schemas.openxmlformats.org/drawingml/2006/picture">
-                <pic:pic xmlns:pic="http://schemas.openxmlformats.org/drawingml/2006/picture">
-                  <pic:nvPicPr>
-                    <pic:cNvPr id="1435583564" name=""/>
-                    <pic:cNvPicPr/>
-                  </pic:nvPicPr>
-                  <pic:blipFill>
-                    <a:blip r:embed="rId30"/>
-                    <a:stretch>
-                      <a:fillRect/>
-                    </a:stretch>
-                  </pic:blipFill>
-                  <pic:spPr>
-                    <a:xfrm>
-                      <a:off x="0" y="0"/>
-                      <a:ext cx="5943600" cy="5358130"/>
-                    </a:xfrm>
-                    <a:prstGeom prst="rect">
-                      <a:avLst/>
-                    </a:prstGeom>
-                  </pic:spPr>
-                </pic:pic>
-              </a:graphicData>
-            </a:graphic>
-          </wp:inline>
-        </w:drawing>
-      </w:r>
-    </w:p>
-    <w:p>
-      <w:pPr>
-        <w:rPr>
-          <w:noProof/>
-          <w:sz w:val="24"/>
-          <w:szCs w:val="24"/>
-        </w:rPr>
-      </w:pPr>
-      <w:r>
-        <w:rPr>
-          <w:noProof/>
-          <w:sz w:val="24"/>
-          <w:szCs w:val="24"/>
-        </w:rPr>
-        <w:drawing>
-          <wp:inline distT="0" distB="0" distL="0" distR="0" wp14:anchorId="6F5CB173" wp14:editId="26F1D18C">
-            <wp:extent cx="5943600" cy="6466840"/>
-            <wp:effectExtent l="0" t="0" r="0" b="0"/>
-            <wp:docPr id="1982476353" name="Picture 1"/>
-            <wp:cNvGraphicFramePr>
-              <a:graphicFrameLocks xmlns:a="http://schemas.openxmlformats.org/drawingml/2006/main" noChangeAspect="1"/>
-            </wp:cNvGraphicFramePr>
-            <a:graphic xmlns:a="http://schemas.openxmlformats.org/drawingml/2006/main">
-              <a:graphicData uri="http://schemas.openxmlformats.org/drawingml/2006/picture">
-                <pic:pic xmlns:pic="http://schemas.openxmlformats.org/drawingml/2006/picture">
-                  <pic:nvPicPr>
-                    <pic:cNvPr id="1982476353" name=""/>
-                    <pic:cNvPicPr/>
-                  </pic:nvPicPr>
-                  <pic:blipFill>
-                    <a:blip r:embed="rId31"/>
-                    <a:stretch>
-                      <a:fillRect/>
-                    </a:stretch>
-                  </pic:blipFill>
-                  <pic:spPr>
-                    <a:xfrm>
-                      <a:off x="0" y="0"/>
-                      <a:ext cx="5943600" cy="6466840"/>
-                    </a:xfrm>
-                    <a:prstGeom prst="rect">
-                      <a:avLst/>
-                    </a:prstGeom>
-                  </pic:spPr>
-                </pic:pic>
-              </a:graphicData>
-            </a:graphic>
-          </wp:inline>
-        </w:drawing>
-      </w:r>
-    </w:p>
-    <w:p>
-      <w:pPr>
-        <w:rPr>
-          <w:noProof/>
-          <w:sz w:val="24"/>
-          <w:szCs w:val="24"/>
-        </w:rPr>
-      </w:pPr>
-      <w:r>
-        <w:rPr>
-          <w:noProof/>
-          <w:sz w:val="24"/>
-          <w:szCs w:val="24"/>
-        </w:rPr>
-        <w:drawing>
-          <wp:inline distT="0" distB="0" distL="0" distR="0" wp14:anchorId="5C92D8A4" wp14:editId="5E930DC1">
-            <wp:extent cx="5943600" cy="4402455"/>
-            <wp:effectExtent l="0" t="0" r="0" b="0"/>
-            <wp:docPr id="1630440431" name="Picture 1"/>
-            <wp:cNvGraphicFramePr>
-              <a:graphicFrameLocks xmlns:a="http://schemas.openxmlformats.org/drawingml/2006/main" noChangeAspect="1"/>
-            </wp:cNvGraphicFramePr>
-            <a:graphic xmlns:a="http://schemas.openxmlformats.org/drawingml/2006/main">
-              <a:graphicData uri="http://schemas.openxmlformats.org/drawingml/2006/picture">
-                <pic:pic xmlns:pic="http://schemas.openxmlformats.org/drawingml/2006/picture">
-                  <pic:nvPicPr>
-                    <pic:cNvPr id="1630440431" name=""/>
-                    <pic:cNvPicPr/>
-                  </pic:nvPicPr>
-                  <pic:blipFill>
-                    <a:blip r:embed="rId32"/>
-                    <a:stretch>
-                      <a:fillRect/>
-                    </a:stretch>
-                  </pic:blipFill>
-                  <pic:spPr>
-                    <a:xfrm>
-                      <a:off x="0" y="0"/>
-                      <a:ext cx="5943600" cy="4402455"/>
-                    </a:xfrm>
-                    <a:prstGeom prst="rect">
-                      <a:avLst/>
-                    </a:prstGeom>
-                  </pic:spPr>
-                </pic:pic>
-              </a:graphicData>
-            </a:graphic>
-          </wp:inline>
-        </w:drawing>
-      </w:r>
-    </w:p>
-    <w:p>
-      <w:pPr>
-        <w:rPr>
-          <w:sz w:val="24"/>
-          <w:szCs w:val="24"/>
-        </w:rPr>
-      </w:pPr>
-      <w:r>
-        <w:rPr>
-          <w:sz w:val="24"/>
-          <w:szCs w:val="24"/>
-        </w:rPr>
-        <w:t>Output:</w:t>
-      </w:r>
-    </w:p>
-    <w:p>
-      <w:pPr>
-        <w:rPr>
-          <w:noProof/>
-        </w:rPr>
-      </w:pPr>
-      <w:r>
-        <w:rPr>
-          <w:noProof/>
-        </w:rPr>
-        <w:t>Output File: index.html</w:t>
-      </w:r>
-    </w:p>
-    <w:p>
-      <w:pPr>
-        <w:rPr>
-          <w:noProof/>
-        </w:rPr>
-      </w:pPr>
-      <w:r>
-        <w:rPr>
-          <w:noProof/>
-        </w:rPr>
-        <w:drawing>
-          <wp:inline distT="0" distB="0" distL="0" distR="0" wp14:anchorId="03FF1F5C" wp14:editId="6D62C178">
-            <wp:extent cx="5382376" cy="1543265"/>
-            <wp:effectExtent l="0" t="0" r="8890" b="0"/>
-            <wp:docPr id="244171788" name="Picture 1"/>
-            <wp:cNvGraphicFramePr>
-              <a:graphicFrameLocks xmlns:a="http://schemas.openxmlformats.org/drawingml/2006/main" noChangeAspect="1"/>
-            </wp:cNvGraphicFramePr>
-            <a:graphic xmlns:a="http://schemas.openxmlformats.org/drawingml/2006/main">
-              <a:graphicData uri="http://schemas.openxmlformats.org/drawingml/2006/picture">
-                <pic:pic xmlns:pic="http://schemas.openxmlformats.org/drawingml/2006/picture">
-                  <pic:nvPicPr>
-                    <pic:cNvPr id="244171788" name=""/>
-                    <pic:cNvPicPr/>
-                  </pic:nvPicPr>
-                  <pic:blipFill>
-                    <a:blip r:embed="rId33"/>
-                    <a:stretch>
-                      <a:fillRect/>
-                    </a:stretch>
-                  </pic:blipFill>
-                  <pic:spPr>
-                    <a:xfrm>
-                      <a:off x="0" y="0"/>
-                      <a:ext cx="5382376" cy="1543265"/>
-                    </a:xfrm>
-                    <a:prstGeom prst="rect">
-                      <a:avLst/>
-                    </a:prstGeom>
-                  </pic:spPr>
-                </pic:pic>
-              </a:graphicData>
-            </a:graphic>
-          </wp:inline>
-        </w:drawing>
-      </w:r>
-    </w:p>
-    <w:p>
-      <w:pPr>
-        <w:rPr>
-          <w:noProof/>
-        </w:rPr>
-      </w:pPr>
-      <w:r>
-        <w:rPr>
-          <w:noProof/>
-        </w:rPr>
-        <w:drawing>
-          <wp:inline distT="0" distB="0" distL="0" distR="0" wp14:anchorId="493B5097" wp14:editId="038F9D95">
-            <wp:extent cx="5410955" cy="1295581"/>
-            <wp:effectExtent l="0" t="0" r="0" b="0"/>
-            <wp:docPr id="1439267341" name="Picture 1"/>
-            <wp:cNvGraphicFramePr>
-              <a:graphicFrameLocks xmlns:a="http://schemas.openxmlformats.org/drawingml/2006/main" noChangeAspect="1"/>
-            </wp:cNvGraphicFramePr>
-            <a:graphic xmlns:a="http://schemas.openxmlformats.org/drawingml/2006/main">
-              <a:graphicData uri="http://schemas.openxmlformats.org/drawingml/2006/picture">
-                <pic:pic xmlns:pic="http://schemas.openxmlformats.org/drawingml/2006/picture">
-                  <pic:nvPicPr>
-                    <pic:cNvPr id="1439267341" name=""/>
-                    <pic:cNvPicPr/>
-                  </pic:nvPicPr>
-                  <pic:blipFill>
-                    <a:blip r:embed="rId34"/>
-                    <a:stretch>
-                      <a:fillRect/>
-                    </a:stretch>
-                  </pic:blipFill>
-                  <pic:spPr>
-                    <a:xfrm>
-                      <a:off x="0" y="0"/>
-                      <a:ext cx="5410955" cy="1295581"/>
-                    </a:xfrm>
-                    <a:prstGeom prst="rect">
-                      <a:avLst/>
-                    </a:prstGeom>
-                  </pic:spPr>
-                </pic:pic>
-              </a:graphicData>
-            </a:graphic>
-          </wp:inline>
-        </w:drawing>
-      </w:r>
-    </w:p>
-    <w:p>
-      <w:pPr>
-        <w:rPr>
-          <w:noProof/>
-        </w:rPr>
-      </w:pPr>
-      <w:r>
-        <w:rPr>
-          <w:noProof/>
-        </w:rPr>
-        <w:drawing>
-          <wp:inline distT="0" distB="0" distL="0" distR="0" wp14:anchorId="72CDC12E" wp14:editId="5A78FF4A">
-            <wp:extent cx="4105848" cy="1247949"/>
-            <wp:effectExtent l="0" t="0" r="9525" b="9525"/>
-            <wp:docPr id="1345162674" name="Picture 1"/>
-            <wp:cNvGraphicFramePr>
-              <a:graphicFrameLocks xmlns:a="http://schemas.openxmlformats.org/drawingml/2006/main" noChangeAspect="1"/>
-            </wp:cNvGraphicFramePr>
-            <a:graphic xmlns:a="http://schemas.openxmlformats.org/drawingml/2006/main">
-              <a:graphicData uri="http://schemas.openxmlformats.org/drawingml/2006/picture">
-                <pic:pic xmlns:pic="http://schemas.openxmlformats.org/drawingml/2006/picture">
-                  <pic:nvPicPr>
-                    <pic:cNvPr id="1345162674" name=""/>
-                    <pic:cNvPicPr/>
-                  </pic:nvPicPr>
-                  <pic:blipFill>
-                    <a:blip r:embed="rId35"/>
-                    <a:stretch>
-                      <a:fillRect/>
-                    </a:stretch>
-                  </pic:blipFill>
-                  <pic:spPr>
-                    <a:xfrm>
-                      <a:off x="0" y="0"/>
-                      <a:ext cx="4105848" cy="1247949"/>
-                    </a:xfrm>
-                    <a:prstGeom prst="rect">
-                      <a:avLst/>
-                    </a:prstGeom>
-                  </pic:spPr>
-                </pic:pic>
-              </a:graphicData>
-            </a:graphic>
-          </wp:inline>
-        </w:drawing>
-      </w:r>
-    </w:p>
-    <w:p>
-      <w:pPr>
-        <w:rPr>
-          <w:noProof/>
-        </w:rPr>
-      </w:pPr>
-      <w:r>
-        <w:rPr>
-          <w:noProof/>
-        </w:rPr>
-        <w:drawing>
-          <wp:inline distT="0" distB="0" distL="0" distR="0" wp14:anchorId="082461F9" wp14:editId="76CF4952">
-            <wp:extent cx="5449060" cy="4324954"/>
-            <wp:effectExtent l="0" t="0" r="0" b="0"/>
-            <wp:docPr id="786244027" name="Picture 1"/>
-            <wp:cNvGraphicFramePr>
-              <a:graphicFrameLocks xmlns:a="http://schemas.openxmlformats.org/drawingml/2006/main" noChangeAspect="1"/>
-            </wp:cNvGraphicFramePr>
-            <a:graphic xmlns:a="http://schemas.openxmlformats.org/drawingml/2006/main">
-              <a:graphicData uri="http://schemas.openxmlformats.org/drawingml/2006/picture">
-                <pic:pic xmlns:pic="http://schemas.openxmlformats.org/drawingml/2006/picture">
-                  <pic:nvPicPr>
-                    <pic:cNvPr id="786244027" name=""/>
-                    <pic:cNvPicPr/>
-                  </pic:nvPicPr>
-                  <pic:blipFill>
-                    <a:blip r:embed="rId36"/>
-                    <a:stretch>
-                      <a:fillRect/>
-                    </a:stretch>
-                  </pic:blipFill>
-                  <pic:spPr>
-                    <a:xfrm>
-                      <a:off x="0" y="0"/>
-                      <a:ext cx="5449060" cy="4324954"/>
-                    </a:xfrm>
-                    <a:prstGeom prst="rect">
-                      <a:avLst/>
-                    </a:prstGeom>
-                  </pic:spPr>
-                </pic:pic>
-              </a:graphicData>
-            </a:graphic>
-          </wp:inline>
-        </w:drawing>
-      </w:r>
-    </w:p>
-    <w:p>
-      <w:pPr>
-        <w:rPr>
-          <w:noProof/>
-        </w:rPr>
-      </w:pPr>
-      <w:r>
-        <w:rPr>
-          <w:noProof/>
-        </w:rPr>
-        <w:drawing>
-          <wp:inline distT="0" distB="0" distL="0" distR="0" wp14:anchorId="796B3DEC" wp14:editId="37D079BD">
-            <wp:extent cx="5943600" cy="1445895"/>
-            <wp:effectExtent l="0" t="0" r="0" b="1905"/>
-            <wp:docPr id="1523752127" name="Picture 1"/>
-            <wp:cNvGraphicFramePr>
-              <a:graphicFrameLocks xmlns:a="http://schemas.openxmlformats.org/drawingml/2006/main" noChangeAspect="1"/>
-            </wp:cNvGraphicFramePr>
-            <a:graphic xmlns:a="http://schemas.openxmlformats.org/drawingml/2006/main">
-              <a:graphicData uri="http://schemas.openxmlformats.org/drawingml/2006/picture">
-                <pic:pic xmlns:pic="http://schemas.openxmlformats.org/drawingml/2006/picture">
-                  <pic:nvPicPr>
-                    <pic:cNvPr id="1523752127" name=""/>
-                    <pic:cNvPicPr/>
-                  </pic:nvPicPr>
-                  <pic:blipFill>
-                    <a:blip r:embed="rId37"/>
-                    <a:stretch>
-                      <a:fillRect/>
-                    </a:stretch>
-                  </pic:blipFill>
-                  <pic:spPr>
-                    <a:xfrm>
-                      <a:off x="0" y="0"/>
-                      <a:ext cx="5943600" cy="1445895"/>
-                    </a:xfrm>
-                    <a:prstGeom prst="rect">
-                      <a:avLst/>
-                    </a:prstGeom>
-                  </pic:spPr>
-                </pic:pic>
-              </a:graphicData>
-            </a:graphic>
-          </wp:inline>
-        </w:drawing>
-      </w:r>
-    </w:p>
-    <w:p>
-      <w:pPr>
-        <w:rPr>
-          <w:noProof/>
-        </w:rPr>
-      </w:pPr>
-    </w:p>
-    <w:p>
-      <w:pPr>
-        <w:rPr>
-          <w:noProof/>
-        </w:rPr>
-      </w:pPr>
-    </w:p>
-    <w:p>
-      <w:pPr>
-        <w:rPr>
-          <w:noProof/>
-        </w:rPr>
-      </w:pPr>
-    </w:p>
-    <w:p>
-      <w:pPr>
-        <w:rPr>
-          <w:sz w:val="24"/>
-          <w:szCs w:val="24"/>
-        </w:rPr>
-      </w:pPr>
-      <w:r>
-        <w:rPr>
-          <w:sz w:val="24"/>
-          <w:szCs w:val="24"/>
-        </w:rPr>
-        <w:t>Explanation:</w:t>
-      </w:r>
-    </w:p>
-    <w:p>
-      <w:r>
-        <w:t xml:space="preserve">This code creates a </w:t>
-      </w:r>
-      <w:r>
-        <w:rPr>
-          <w:b/>
-          <w:bCs/>
-        </w:rPr>
-        <w:t>Mini Expense Tracker</w:t>
-      </w:r>
-      <w:r>
-        <w:t xml:space="preserve"> using IndexedDB in the browser. You can add an expense (title, amount, date), store it in a database, view all expenses in a table, and delete any record.</w:t>
-      </w:r>
-      <w:r>
-        <w:t xml:space="preserve"> </w:t>
-      </w:r>
-      <w:r>
-        <w:t>The output shows your entered expenses neatly in a table, and the data is saved in the browser’s IndexedDB, so it stays even after refreshing the page.</w:t>
-      </w:r>
-    </w:p>
-    <w:p>
-      <w:pPr>
-        <w:rPr>
-          <w:sz w:val="24"/>
-          <w:szCs w:val="24"/>
-        </w:rPr>
-      </w:pPr>
-    </w:p>
-    <w:p>
-      <w:pPr>
-        <w:rPr>
-          <w:sz w:val="24"/>
-          <w:szCs w:val="24"/>
-        </w:rPr>
-      </w:pPr>
+        <w:t xml:space="preserve">It uses </w:t>
+      </w:r>
+      <w:r>
+        <w:rPr>
+          <w:b/>
+          <w:bCs/>
+        </w:rPr>
+        <w:t xml:space="preserve">Promises and async/await with </w:t>
+      </w:r>
+      <w:proofErr w:type="spellStart"/>
+      <w:r>
+        <w:rPr>
+          <w:b/>
+          <w:bCs/>
+        </w:rPr>
+        <w:t>setTimeout</w:t>
+      </w:r>
+      <w:proofErr w:type="spellEnd"/>
+      <w:r>
+        <w:t xml:space="preserve"> to simulate asynchronous operations like adding, listing, and deleting tasks before updating the UI.</w:t>
+      </w:r>
     </w:p>
     <w:p>
       <w:pPr>
@@ -13537,135 +11899,36 @@
   </w:num>
   <w:num w:numId="42" w16cid:durableId="1837958898">
     <w:abstractNumId w:val="50"/>
-    <w:lvlOverride w:ilvl="0"/>
-    <w:lvlOverride w:ilvl="1"/>
-    <w:lvlOverride w:ilvl="2"/>
-    <w:lvlOverride w:ilvl="3"/>
-    <w:lvlOverride w:ilvl="4"/>
-    <w:lvlOverride w:ilvl="5"/>
-    <w:lvlOverride w:ilvl="6"/>
-    <w:lvlOverride w:ilvl="7"/>
-    <w:lvlOverride w:ilvl="8"/>
   </w:num>
   <w:num w:numId="43" w16cid:durableId="2091389265">
     <w:abstractNumId w:val="45"/>
-    <w:lvlOverride w:ilvl="0"/>
-    <w:lvlOverride w:ilvl="1"/>
-    <w:lvlOverride w:ilvl="2"/>
-    <w:lvlOverride w:ilvl="3"/>
-    <w:lvlOverride w:ilvl="4"/>
-    <w:lvlOverride w:ilvl="5"/>
-    <w:lvlOverride w:ilvl="6"/>
-    <w:lvlOverride w:ilvl="7"/>
-    <w:lvlOverride w:ilvl="8"/>
   </w:num>
   <w:num w:numId="44" w16cid:durableId="1974481787">
     <w:abstractNumId w:val="44"/>
-    <w:lvlOverride w:ilvl="0"/>
-    <w:lvlOverride w:ilvl="1"/>
-    <w:lvlOverride w:ilvl="2"/>
-    <w:lvlOverride w:ilvl="3"/>
-    <w:lvlOverride w:ilvl="4"/>
-    <w:lvlOverride w:ilvl="5"/>
-    <w:lvlOverride w:ilvl="6"/>
-    <w:lvlOverride w:ilvl="7"/>
-    <w:lvlOverride w:ilvl="8"/>
   </w:num>
   <w:num w:numId="45" w16cid:durableId="1759600547">
     <w:abstractNumId w:val="37"/>
-    <w:lvlOverride w:ilvl="0"/>
-    <w:lvlOverride w:ilvl="1"/>
-    <w:lvlOverride w:ilvl="2"/>
-    <w:lvlOverride w:ilvl="3"/>
-    <w:lvlOverride w:ilvl="4"/>
-    <w:lvlOverride w:ilvl="5"/>
-    <w:lvlOverride w:ilvl="6"/>
-    <w:lvlOverride w:ilvl="7"/>
-    <w:lvlOverride w:ilvl="8"/>
   </w:num>
   <w:num w:numId="46" w16cid:durableId="128061464">
     <w:abstractNumId w:val="11"/>
-    <w:lvlOverride w:ilvl="0"/>
-    <w:lvlOverride w:ilvl="1"/>
-    <w:lvlOverride w:ilvl="2"/>
-    <w:lvlOverride w:ilvl="3"/>
-    <w:lvlOverride w:ilvl="4"/>
-    <w:lvlOverride w:ilvl="5"/>
-    <w:lvlOverride w:ilvl="6"/>
-    <w:lvlOverride w:ilvl="7"/>
-    <w:lvlOverride w:ilvl="8"/>
   </w:num>
   <w:num w:numId="47" w16cid:durableId="1443066245">
     <w:abstractNumId w:val="7"/>
-    <w:lvlOverride w:ilvl="0"/>
-    <w:lvlOverride w:ilvl="1"/>
-    <w:lvlOverride w:ilvl="2"/>
-    <w:lvlOverride w:ilvl="3"/>
-    <w:lvlOverride w:ilvl="4"/>
-    <w:lvlOverride w:ilvl="5"/>
-    <w:lvlOverride w:ilvl="6"/>
-    <w:lvlOverride w:ilvl="7"/>
-    <w:lvlOverride w:ilvl="8"/>
   </w:num>
   <w:num w:numId="48" w16cid:durableId="278344753">
     <w:abstractNumId w:val="25"/>
-    <w:lvlOverride w:ilvl="0"/>
-    <w:lvlOverride w:ilvl="1"/>
-    <w:lvlOverride w:ilvl="2"/>
-    <w:lvlOverride w:ilvl="3"/>
-    <w:lvlOverride w:ilvl="4"/>
-    <w:lvlOverride w:ilvl="5"/>
-    <w:lvlOverride w:ilvl="6"/>
-    <w:lvlOverride w:ilvl="7"/>
-    <w:lvlOverride w:ilvl="8"/>
   </w:num>
   <w:num w:numId="49" w16cid:durableId="459811859">
     <w:abstractNumId w:val="43"/>
-    <w:lvlOverride w:ilvl="0"/>
-    <w:lvlOverride w:ilvl="1"/>
-    <w:lvlOverride w:ilvl="2"/>
-    <w:lvlOverride w:ilvl="3"/>
-    <w:lvlOverride w:ilvl="4"/>
-    <w:lvlOverride w:ilvl="5"/>
-    <w:lvlOverride w:ilvl="6"/>
-    <w:lvlOverride w:ilvl="7"/>
-    <w:lvlOverride w:ilvl="8"/>
   </w:num>
   <w:num w:numId="50" w16cid:durableId="2120563258">
     <w:abstractNumId w:val="51"/>
-    <w:lvlOverride w:ilvl="0"/>
-    <w:lvlOverride w:ilvl="1"/>
-    <w:lvlOverride w:ilvl="2"/>
-    <w:lvlOverride w:ilvl="3"/>
-    <w:lvlOverride w:ilvl="4"/>
-    <w:lvlOverride w:ilvl="5"/>
-    <w:lvlOverride w:ilvl="6"/>
-    <w:lvlOverride w:ilvl="7"/>
-    <w:lvlOverride w:ilvl="8"/>
   </w:num>
   <w:num w:numId="51" w16cid:durableId="1143817564">
     <w:abstractNumId w:val="3"/>
-    <w:lvlOverride w:ilvl="0"/>
-    <w:lvlOverride w:ilvl="1"/>
-    <w:lvlOverride w:ilvl="2"/>
-    <w:lvlOverride w:ilvl="3"/>
-    <w:lvlOverride w:ilvl="4"/>
-    <w:lvlOverride w:ilvl="5"/>
-    <w:lvlOverride w:ilvl="6"/>
-    <w:lvlOverride w:ilvl="7"/>
-    <w:lvlOverride w:ilvl="8"/>
   </w:num>
   <w:num w:numId="52" w16cid:durableId="2040353985">
     <w:abstractNumId w:val="13"/>
-    <w:lvlOverride w:ilvl="0"/>
-    <w:lvlOverride w:ilvl="1"/>
-    <w:lvlOverride w:ilvl="2"/>
-    <w:lvlOverride w:ilvl="3"/>
-    <w:lvlOverride w:ilvl="4"/>
-    <w:lvlOverride w:ilvl="5"/>
-    <w:lvlOverride w:ilvl="6"/>
-    <w:lvlOverride w:ilvl="7"/>
-    <w:lvlOverride w:ilvl="8"/>
   </w:num>
   <w:num w:numId="53" w16cid:durableId="1258557345">
     <w:abstractNumId w:val="42"/>
@@ -13697,15 +11960,6 @@
   </w:num>
   <w:num w:numId="54" w16cid:durableId="200632970">
     <w:abstractNumId w:val="15"/>
-    <w:lvlOverride w:ilvl="0"/>
-    <w:lvlOverride w:ilvl="1"/>
-    <w:lvlOverride w:ilvl="2"/>
-    <w:lvlOverride w:ilvl="3"/>
-    <w:lvlOverride w:ilvl="4"/>
-    <w:lvlOverride w:ilvl="5"/>
-    <w:lvlOverride w:ilvl="6"/>
-    <w:lvlOverride w:ilvl="7"/>
-    <w:lvlOverride w:ilvl="8"/>
   </w:num>
 </w:numbering>
 </file>
